--- a/人员数据接口说明.docx
+++ b/人员数据接口说明.docx
@@ -3,55 +3,13 @@
 <w:document xmlns:wpc="http://schemas.microsoft.com/office/word/2010/wordprocessingCanvas" xmlns:mc="http://schemas.openxmlformats.org/markup-compatibility/2006" xmlns:o="urn:schemas-microsoft-com:office:office" xmlns:r="http://schemas.openxmlformats.org/officeDocument/2006/relationships" xmlns:m="http://schemas.openxmlformats.org/officeDocument/2006/math" xmlns:v="urn:schemas-microsoft-com:vml" xmlns:wp14="http://schemas.microsoft.com/office/word/2010/wordprocessingDrawing" xmlns:wp="http://schemas.openxmlformats.org/drawingml/2006/wordprocessingDrawing" xmlns:w="http://schemas.openxmlformats.org/wordprocessingml/2006/main" xmlns:w14="http://schemas.microsoft.com/office/word/2010/wordml" xmlns:w10="urn:schemas-microsoft-com:office:word" xmlns:w15="http://schemas.microsoft.com/office/word/2012/wordml" xmlns:wpg="http://schemas.microsoft.com/office/word/2010/wordprocessingGroup" xmlns:wpi="http://schemas.microsoft.com/office/word/2010/wordprocessingInk" xmlns:wne="http://schemas.microsoft.com/office/word/2006/wordml" xmlns:wps="http://schemas.microsoft.com/office/word/2010/wordprocessingShape" xmlns:wpsCustomData="http://www.wps.cn/officeDocument/2013/wpsCustomData" mc:Ignorable="w14 w15 wp14">
   <w:body>
     <w:p>
-      <w:pPr>
-        <w:rPr/>
-      </w:pPr>
-      <w:r>
-        <w:rPr>
-          <w:rFonts w:hint="default"/>
-          <w:lang w:val="en-US" w:eastAsia="zh-CN"/>
-        </w:rPr>
-        <w:t>主数据_人力域_人员主数据L1说明文档</w:t>
-      </w:r>
-    </w:p>
-    <w:p>
-      <w:pPr>
-        <w:rPr/>
-      </w:pPr>
-      <w:r>
-        <w:rPr>
-          <w:rFonts w:hint="default"/>
-          <w:lang w:val="en-US" w:eastAsia="zh-CN"/>
-        </w:rPr>
-        <w:t>创建时间：2024-05-08 14:12:27</w:t>
-      </w:r>
-    </w:p>
-    <w:p>
-      <w:pPr>
-        <w:rPr>
-          <w:rFonts w:hint="default"/>
-        </w:rPr>
-      </w:pPr>
-      <w:r>
-        <w:rPr>
-          <w:rFonts w:hint="default"/>
-          <w:lang w:val="en-US" w:eastAsia="zh-CN"/>
-        </w:rPr>
-        <w:t>最后一次更新时间：2025-04-10 11:26:05</w:t>
-      </w:r>
-    </w:p>
-    <w:p>
-      <w:pPr>
-        <w:rPr/>
-      </w:pPr>
+      <w:bookmarkStart w:id="0" w:name="_GoBack"/>
+      <w:bookmarkEnd w:id="0"/>
       <w:r>
         <w:t>说明:</w:t>
       </w:r>
     </w:p>
     <w:p>
-      <w:pPr>
-        <w:rPr/>
-      </w:pPr>
       <w:r>
         <w:rPr>
           <w:rFonts w:hint="default"/>
@@ -60,15 +18,13 @@
       </w:r>
     </w:p>
     <w:p>
-      <w:pPr>
-        <w:rPr/>
-      </w:pPr>
       <w:r>
         <w:t>请求参数：</w:t>
       </w:r>
     </w:p>
     <w:tbl>
       <w:tblPr>
+        <w:tblStyle w:val="5"/>
         <w:tblW w:w="0" w:type="auto"/>
         <w:tblInd w:w="0" w:type="dxa"/>
         <w:tblBorders>
@@ -79,7 +35,7 @@
           <w:insideH w:val="none" w:color="auto" w:sz="0" w:space="0"/>
           <w:insideV w:val="none" w:color="auto" w:sz="0" w:space="0"/>
         </w:tblBorders>
-        <w:shd w:val="clear"/>
+        <w:shd w:val="clear" w:color="auto" w:fill="auto"/>
         <w:tblLayout w:type="autofit"/>
         <w:tblCellMar>
           <w:top w:w="15" w:type="dxa"/>
@@ -103,7 +59,7 @@
             <w:insideH w:val="none" w:color="auto" w:sz="0" w:space="0"/>
             <w:insideV w:val="none" w:color="auto" w:sz="0" w:space="0"/>
           </w:tblBorders>
-          <w:shd w:val="clear"/>
+          <w:shd w:val="clear" w:color="auto" w:fill="auto"/>
           <w:tblCellMar>
             <w:top w:w="15" w:type="dxa"/>
             <w:left w:w="15" w:type="dxa"/>
@@ -123,19 +79,16 @@
               <w:bottom w:val="single" w:color="E6E6E6" w:sz="6" w:space="0"/>
               <w:right w:val="single" w:color="E6E6E6" w:sz="6" w:space="0"/>
             </w:tcBorders>
-            <w:shd w:val="clear"/>
-            <w:tcMar>
-              <w:top w:w="120" w:type="dxa"/>
-              <w:left w:w="210" w:type="dxa"/>
-              <w:bottom w:w="120" w:type="dxa"/>
-              <w:right w:w="210" w:type="dxa"/>
-            </w:tcMar>
-            <w:vAlign w:val="center"/>
-          </w:tcPr>
-          <w:p>
-            <w:pPr>
-              <w:rPr/>
-            </w:pPr>
+            <w:shd w:val="clear" w:color="auto" w:fill="auto"/>
+            <w:tcMar>
+              <w:top w:w="120" w:type="dxa"/>
+              <w:left w:w="210" w:type="dxa"/>
+              <w:bottom w:w="120" w:type="dxa"/>
+              <w:right w:w="210" w:type="dxa"/>
+            </w:tcMar>
+            <w:vAlign w:val="center"/>
+          </w:tcPr>
+          <w:p>
             <w:r>
               <w:rPr>
                 <w:lang w:val="en-US" w:eastAsia="zh-CN"/>
@@ -153,19 +106,16 @@
               <w:bottom w:val="single" w:color="E6E6E6" w:sz="6" w:space="0"/>
               <w:right w:val="single" w:color="E6E6E6" w:sz="6" w:space="0"/>
             </w:tcBorders>
-            <w:shd w:val="clear"/>
-            <w:tcMar>
-              <w:top w:w="120" w:type="dxa"/>
-              <w:left w:w="210" w:type="dxa"/>
-              <w:bottom w:w="120" w:type="dxa"/>
-              <w:right w:w="210" w:type="dxa"/>
-            </w:tcMar>
-            <w:vAlign w:val="center"/>
-          </w:tcPr>
-          <w:p>
-            <w:pPr>
-              <w:rPr/>
-            </w:pPr>
+            <w:shd w:val="clear" w:color="auto" w:fill="auto"/>
+            <w:tcMar>
+              <w:top w:w="120" w:type="dxa"/>
+              <w:left w:w="210" w:type="dxa"/>
+              <w:bottom w:w="120" w:type="dxa"/>
+              <w:right w:w="210" w:type="dxa"/>
+            </w:tcMar>
+            <w:vAlign w:val="center"/>
+          </w:tcPr>
+          <w:p>
             <w:r>
               <w:rPr>
                 <w:lang w:val="en-US" w:eastAsia="zh-CN"/>
@@ -183,19 +133,16 @@
               <w:bottom w:val="single" w:color="E6E6E6" w:sz="6" w:space="0"/>
               <w:right w:val="single" w:color="E6E6E6" w:sz="6" w:space="0"/>
             </w:tcBorders>
-            <w:shd w:val="clear"/>
-            <w:tcMar>
-              <w:top w:w="120" w:type="dxa"/>
-              <w:left w:w="210" w:type="dxa"/>
-              <w:bottom w:w="120" w:type="dxa"/>
-              <w:right w:w="210" w:type="dxa"/>
-            </w:tcMar>
-            <w:vAlign w:val="center"/>
-          </w:tcPr>
-          <w:p>
-            <w:pPr>
-              <w:rPr/>
-            </w:pPr>
+            <w:shd w:val="clear" w:color="auto" w:fill="auto"/>
+            <w:tcMar>
+              <w:top w:w="120" w:type="dxa"/>
+              <w:left w:w="210" w:type="dxa"/>
+              <w:bottom w:w="120" w:type="dxa"/>
+              <w:right w:w="210" w:type="dxa"/>
+            </w:tcMar>
+            <w:vAlign w:val="center"/>
+          </w:tcPr>
+          <w:p>
             <w:r>
               <w:rPr>
                 <w:lang w:val="en-US" w:eastAsia="zh-CN"/>
@@ -215,7 +162,7 @@
             <w:insideH w:val="none" w:color="auto" w:sz="0" w:space="0"/>
             <w:insideV w:val="none" w:color="auto" w:sz="0" w:space="0"/>
           </w:tblBorders>
-          <w:shd w:val="clear"/>
+          <w:shd w:val="clear" w:color="auto" w:fill="auto"/>
           <w:tblCellMar>
             <w:top w:w="15" w:type="dxa"/>
             <w:left w:w="15" w:type="dxa"/>
@@ -232,19 +179,16 @@
               <w:bottom w:val="single" w:color="E6E6E6" w:sz="6" w:space="0"/>
               <w:right w:val="single" w:color="E6E6E6" w:sz="6" w:space="0"/>
             </w:tcBorders>
-            <w:shd w:val="clear"/>
-            <w:tcMar>
-              <w:top w:w="120" w:type="dxa"/>
-              <w:left w:w="210" w:type="dxa"/>
-              <w:bottom w:w="120" w:type="dxa"/>
-              <w:right w:w="210" w:type="dxa"/>
-            </w:tcMar>
-            <w:vAlign w:val="center"/>
-          </w:tcPr>
-          <w:p>
-            <w:pPr>
-              <w:rPr/>
-            </w:pPr>
+            <w:shd w:val="clear" w:color="auto" w:fill="auto"/>
+            <w:tcMar>
+              <w:top w:w="120" w:type="dxa"/>
+              <w:left w:w="210" w:type="dxa"/>
+              <w:bottom w:w="120" w:type="dxa"/>
+              <w:right w:w="210" w:type="dxa"/>
+            </w:tcMar>
+            <w:vAlign w:val="center"/>
+          </w:tcPr>
+          <w:p>
             <w:r>
               <w:rPr>
                 <w:lang w:val="en-US" w:eastAsia="zh-CN"/>
@@ -262,19 +206,16 @@
               <w:bottom w:val="single" w:color="E6E6E6" w:sz="6" w:space="0"/>
               <w:right w:val="single" w:color="E6E6E6" w:sz="6" w:space="0"/>
             </w:tcBorders>
-            <w:shd w:val="clear"/>
-            <w:tcMar>
-              <w:top w:w="120" w:type="dxa"/>
-              <w:left w:w="210" w:type="dxa"/>
-              <w:bottom w:w="120" w:type="dxa"/>
-              <w:right w:w="210" w:type="dxa"/>
-            </w:tcMar>
-            <w:vAlign w:val="center"/>
-          </w:tcPr>
-          <w:p>
-            <w:pPr>
-              <w:rPr/>
-            </w:pPr>
+            <w:shd w:val="clear" w:color="auto" w:fill="auto"/>
+            <w:tcMar>
+              <w:top w:w="120" w:type="dxa"/>
+              <w:left w:w="210" w:type="dxa"/>
+              <w:bottom w:w="120" w:type="dxa"/>
+              <w:right w:w="210" w:type="dxa"/>
+            </w:tcMar>
+            <w:vAlign w:val="center"/>
+          </w:tcPr>
+          <w:p>
             <w:r>
               <w:rPr>
                 <w:lang w:val="en-US" w:eastAsia="zh-CN"/>
@@ -292,19 +233,16 @@
               <w:bottom w:val="single" w:color="E6E6E6" w:sz="6" w:space="0"/>
               <w:right w:val="single" w:color="E6E6E6" w:sz="6" w:space="0"/>
             </w:tcBorders>
-            <w:shd w:val="clear"/>
-            <w:tcMar>
-              <w:top w:w="120" w:type="dxa"/>
-              <w:left w:w="210" w:type="dxa"/>
-              <w:bottom w:w="120" w:type="dxa"/>
-              <w:right w:w="210" w:type="dxa"/>
-            </w:tcMar>
-            <w:vAlign w:val="center"/>
-          </w:tcPr>
-          <w:p>
-            <w:pPr>
-              <w:rPr/>
-            </w:pPr>
+            <w:shd w:val="clear" w:color="auto" w:fill="auto"/>
+            <w:tcMar>
+              <w:top w:w="120" w:type="dxa"/>
+              <w:left w:w="210" w:type="dxa"/>
+              <w:bottom w:w="120" w:type="dxa"/>
+              <w:right w:w="210" w:type="dxa"/>
+            </w:tcMar>
+            <w:vAlign w:val="center"/>
+          </w:tcPr>
+          <w:p>
             <w:r>
               <w:rPr>
                 <w:lang w:val="en-US" w:eastAsia="zh-CN"/>
@@ -324,7 +262,7 @@
             <w:insideH w:val="none" w:color="auto" w:sz="0" w:space="0"/>
             <w:insideV w:val="none" w:color="auto" w:sz="0" w:space="0"/>
           </w:tblBorders>
-          <w:shd w:val="clear"/>
+          <w:shd w:val="clear" w:color="auto" w:fill="auto"/>
           <w:tblCellMar>
             <w:top w:w="15" w:type="dxa"/>
             <w:left w:w="15" w:type="dxa"/>
@@ -351,9 +289,6 @@
             <w:vAlign w:val="center"/>
           </w:tcPr>
           <w:p>
-            <w:pPr>
-              <w:rPr/>
-            </w:pPr>
             <w:r>
               <w:rPr>
                 <w:lang w:val="en-US" w:eastAsia="zh-CN"/>
@@ -381,9 +316,6 @@
             <w:vAlign w:val="center"/>
           </w:tcPr>
           <w:p>
-            <w:pPr>
-              <w:rPr/>
-            </w:pPr>
             <w:r>
               <w:rPr>
                 <w:lang w:val="en-US" w:eastAsia="zh-CN"/>
@@ -411,9 +343,6 @@
             <w:vAlign w:val="center"/>
           </w:tcPr>
           <w:p>
-            <w:pPr>
-              <w:rPr/>
-            </w:pPr>
             <w:r>
               <w:rPr>
                 <w:lang w:val="en-US" w:eastAsia="zh-CN"/>
@@ -433,6 +362,7 @@
             <w:insideH w:val="none" w:color="auto" w:sz="0" w:space="0"/>
             <w:insideV w:val="none" w:color="auto" w:sz="0" w:space="0"/>
           </w:tblBorders>
+          <w:shd w:val="clear" w:color="auto" w:fill="auto"/>
           <w:tblCellMar>
             <w:top w:w="15" w:type="dxa"/>
             <w:left w:w="15" w:type="dxa"/>
@@ -449,19 +379,16 @@
               <w:bottom w:val="single" w:color="E6E6E6" w:sz="6" w:space="0"/>
               <w:right w:val="single" w:color="E6E6E6" w:sz="6" w:space="0"/>
             </w:tcBorders>
-            <w:shd w:val="clear"/>
-            <w:tcMar>
-              <w:top w:w="120" w:type="dxa"/>
-              <w:left w:w="210" w:type="dxa"/>
-              <w:bottom w:w="120" w:type="dxa"/>
-              <w:right w:w="210" w:type="dxa"/>
-            </w:tcMar>
-            <w:vAlign w:val="center"/>
-          </w:tcPr>
-          <w:p>
-            <w:pPr>
-              <w:rPr/>
-            </w:pPr>
+            <w:shd w:val="clear" w:color="auto" w:fill="auto"/>
+            <w:tcMar>
+              <w:top w:w="120" w:type="dxa"/>
+              <w:left w:w="210" w:type="dxa"/>
+              <w:bottom w:w="120" w:type="dxa"/>
+              <w:right w:w="210" w:type="dxa"/>
+            </w:tcMar>
+            <w:vAlign w:val="center"/>
+          </w:tcPr>
+          <w:p>
             <w:r>
               <w:rPr>
                 <w:lang w:val="en-US" w:eastAsia="zh-CN"/>
@@ -479,19 +406,16 @@
               <w:bottom w:val="single" w:color="E6E6E6" w:sz="6" w:space="0"/>
               <w:right w:val="single" w:color="E6E6E6" w:sz="6" w:space="0"/>
             </w:tcBorders>
-            <w:shd w:val="clear"/>
-            <w:tcMar>
-              <w:top w:w="120" w:type="dxa"/>
-              <w:left w:w="210" w:type="dxa"/>
-              <w:bottom w:w="120" w:type="dxa"/>
-              <w:right w:w="210" w:type="dxa"/>
-            </w:tcMar>
-            <w:vAlign w:val="center"/>
-          </w:tcPr>
-          <w:p>
-            <w:pPr>
-              <w:rPr/>
-            </w:pPr>
+            <w:shd w:val="clear" w:color="auto" w:fill="auto"/>
+            <w:tcMar>
+              <w:top w:w="120" w:type="dxa"/>
+              <w:left w:w="210" w:type="dxa"/>
+              <w:bottom w:w="120" w:type="dxa"/>
+              <w:right w:w="210" w:type="dxa"/>
+            </w:tcMar>
+            <w:vAlign w:val="center"/>
+          </w:tcPr>
+          <w:p>
             <w:r>
               <w:rPr>
                 <w:lang w:val="en-US" w:eastAsia="zh-CN"/>
@@ -509,19 +433,16 @@
               <w:bottom w:val="single" w:color="E6E6E6" w:sz="6" w:space="0"/>
               <w:right w:val="single" w:color="E6E6E6" w:sz="6" w:space="0"/>
             </w:tcBorders>
-            <w:shd w:val="clear"/>
-            <w:tcMar>
-              <w:top w:w="120" w:type="dxa"/>
-              <w:left w:w="210" w:type="dxa"/>
-              <w:bottom w:w="120" w:type="dxa"/>
-              <w:right w:w="210" w:type="dxa"/>
-            </w:tcMar>
-            <w:vAlign w:val="center"/>
-          </w:tcPr>
-          <w:p>
-            <w:pPr>
-              <w:rPr/>
-            </w:pPr>
+            <w:shd w:val="clear" w:color="auto" w:fill="auto"/>
+            <w:tcMar>
+              <w:top w:w="120" w:type="dxa"/>
+              <w:left w:w="210" w:type="dxa"/>
+              <w:bottom w:w="120" w:type="dxa"/>
+              <w:right w:w="210" w:type="dxa"/>
+            </w:tcMar>
+            <w:vAlign w:val="center"/>
+          </w:tcPr>
+          <w:p>
             <w:r>
               <w:rPr>
                 <w:lang w:val="en-US" w:eastAsia="zh-CN"/>
@@ -541,7 +462,7 @@
             <w:insideH w:val="none" w:color="auto" w:sz="0" w:space="0"/>
             <w:insideV w:val="none" w:color="auto" w:sz="0" w:space="0"/>
           </w:tblBorders>
-          <w:shd w:val="clear"/>
+          <w:shd w:val="clear" w:color="auto" w:fill="auto"/>
           <w:tblCellMar>
             <w:top w:w="15" w:type="dxa"/>
             <w:left w:w="15" w:type="dxa"/>
@@ -568,9 +489,6 @@
             <w:vAlign w:val="center"/>
           </w:tcPr>
           <w:p>
-            <w:pPr>
-              <w:rPr/>
-            </w:pPr>
             <w:r>
               <w:rPr>
                 <w:lang w:val="en-US" w:eastAsia="zh-CN"/>
@@ -598,9 +516,6 @@
             <w:vAlign w:val="center"/>
           </w:tcPr>
           <w:p>
-            <w:pPr>
-              <w:rPr/>
-            </w:pPr>
             <w:r>
               <w:rPr>
                 <w:lang w:val="en-US" w:eastAsia="zh-CN"/>
@@ -628,9 +543,6 @@
             <w:vAlign w:val="center"/>
           </w:tcPr>
           <w:p>
-            <w:pPr>
-              <w:rPr/>
-            </w:pPr>
             <w:r>
               <w:rPr>
                 <w:lang w:val="en-US" w:eastAsia="zh-CN"/>
@@ -650,6 +562,7 @@
             <w:insideH w:val="none" w:color="auto" w:sz="0" w:space="0"/>
             <w:insideV w:val="none" w:color="auto" w:sz="0" w:space="0"/>
           </w:tblBorders>
+          <w:shd w:val="clear" w:color="auto" w:fill="auto"/>
           <w:tblCellMar>
             <w:top w:w="15" w:type="dxa"/>
             <w:left w:w="15" w:type="dxa"/>
@@ -666,19 +579,16 @@
               <w:bottom w:val="single" w:color="E6E6E6" w:sz="6" w:space="0"/>
               <w:right w:val="single" w:color="E6E6E6" w:sz="6" w:space="0"/>
             </w:tcBorders>
-            <w:shd w:val="clear"/>
-            <w:tcMar>
-              <w:top w:w="120" w:type="dxa"/>
-              <w:left w:w="210" w:type="dxa"/>
-              <w:bottom w:w="120" w:type="dxa"/>
-              <w:right w:w="210" w:type="dxa"/>
-            </w:tcMar>
-            <w:vAlign w:val="center"/>
-          </w:tcPr>
-          <w:p>
-            <w:pPr>
-              <w:rPr/>
-            </w:pPr>
+            <w:shd w:val="clear" w:color="auto" w:fill="auto"/>
+            <w:tcMar>
+              <w:top w:w="120" w:type="dxa"/>
+              <w:left w:w="210" w:type="dxa"/>
+              <w:bottom w:w="120" w:type="dxa"/>
+              <w:right w:w="210" w:type="dxa"/>
+            </w:tcMar>
+            <w:vAlign w:val="center"/>
+          </w:tcPr>
+          <w:p>
             <w:r>
               <w:rPr>
                 <w:lang w:val="en-US" w:eastAsia="zh-CN"/>
@@ -696,19 +606,16 @@
               <w:bottom w:val="single" w:color="E6E6E6" w:sz="6" w:space="0"/>
               <w:right w:val="single" w:color="E6E6E6" w:sz="6" w:space="0"/>
             </w:tcBorders>
-            <w:shd w:val="clear"/>
-            <w:tcMar>
-              <w:top w:w="120" w:type="dxa"/>
-              <w:left w:w="210" w:type="dxa"/>
-              <w:bottom w:w="120" w:type="dxa"/>
-              <w:right w:w="210" w:type="dxa"/>
-            </w:tcMar>
-            <w:vAlign w:val="center"/>
-          </w:tcPr>
-          <w:p>
-            <w:pPr>
-              <w:rPr/>
-            </w:pPr>
+            <w:shd w:val="clear" w:color="auto" w:fill="auto"/>
+            <w:tcMar>
+              <w:top w:w="120" w:type="dxa"/>
+              <w:left w:w="210" w:type="dxa"/>
+              <w:bottom w:w="120" w:type="dxa"/>
+              <w:right w:w="210" w:type="dxa"/>
+            </w:tcMar>
+            <w:vAlign w:val="center"/>
+          </w:tcPr>
+          <w:p>
             <w:r>
               <w:rPr>
                 <w:lang w:val="en-US" w:eastAsia="zh-CN"/>
@@ -726,19 +633,16 @@
               <w:bottom w:val="single" w:color="E6E6E6" w:sz="6" w:space="0"/>
               <w:right w:val="single" w:color="E6E6E6" w:sz="6" w:space="0"/>
             </w:tcBorders>
-            <w:shd w:val="clear"/>
-            <w:tcMar>
-              <w:top w:w="120" w:type="dxa"/>
-              <w:left w:w="210" w:type="dxa"/>
-              <w:bottom w:w="120" w:type="dxa"/>
-              <w:right w:w="210" w:type="dxa"/>
-            </w:tcMar>
-            <w:vAlign w:val="center"/>
-          </w:tcPr>
-          <w:p>
-            <w:pPr>
-              <w:rPr/>
-            </w:pPr>
+            <w:shd w:val="clear" w:color="auto" w:fill="auto"/>
+            <w:tcMar>
+              <w:top w:w="120" w:type="dxa"/>
+              <w:left w:w="210" w:type="dxa"/>
+              <w:bottom w:w="120" w:type="dxa"/>
+              <w:right w:w="210" w:type="dxa"/>
+            </w:tcMar>
+            <w:vAlign w:val="center"/>
+          </w:tcPr>
+          <w:p>
             <w:r>
               <w:rPr>
                 <w:lang w:val="en-US" w:eastAsia="zh-CN"/>
@@ -758,7 +662,7 @@
             <w:insideH w:val="none" w:color="auto" w:sz="0" w:space="0"/>
             <w:insideV w:val="none" w:color="auto" w:sz="0" w:space="0"/>
           </w:tblBorders>
-          <w:shd w:val="clear"/>
+          <w:shd w:val="clear" w:color="auto" w:fill="auto"/>
           <w:tblCellMar>
             <w:top w:w="15" w:type="dxa"/>
             <w:left w:w="15" w:type="dxa"/>
@@ -785,9 +689,6 @@
             <w:vAlign w:val="center"/>
           </w:tcPr>
           <w:p>
-            <w:pPr>
-              <w:rPr/>
-            </w:pPr>
             <w:r>
               <w:rPr>
                 <w:lang w:val="en-US" w:eastAsia="zh-CN"/>
@@ -815,9 +716,6 @@
             <w:vAlign w:val="center"/>
           </w:tcPr>
           <w:p>
-            <w:pPr>
-              <w:rPr/>
-            </w:pPr>
             <w:r>
               <w:rPr>
                 <w:lang w:val="en-US" w:eastAsia="zh-CN"/>
@@ -845,9 +743,6 @@
             <w:vAlign w:val="center"/>
           </w:tcPr>
           <w:p>
-            <w:pPr>
-              <w:rPr/>
-            </w:pPr>
             <w:r>
               <w:rPr>
                 <w:lang w:val="en-US" w:eastAsia="zh-CN"/>
@@ -867,6 +762,7 @@
             <w:insideH w:val="none" w:color="auto" w:sz="0" w:space="0"/>
             <w:insideV w:val="none" w:color="auto" w:sz="0" w:space="0"/>
           </w:tblBorders>
+          <w:shd w:val="clear" w:color="auto" w:fill="auto"/>
           <w:tblCellMar>
             <w:top w:w="15" w:type="dxa"/>
             <w:left w:w="15" w:type="dxa"/>
@@ -883,19 +779,16 @@
               <w:bottom w:val="single" w:color="E6E6E6" w:sz="6" w:space="0"/>
               <w:right w:val="single" w:color="E6E6E6" w:sz="6" w:space="0"/>
             </w:tcBorders>
-            <w:shd w:val="clear"/>
-            <w:tcMar>
-              <w:top w:w="120" w:type="dxa"/>
-              <w:left w:w="210" w:type="dxa"/>
-              <w:bottom w:w="120" w:type="dxa"/>
-              <w:right w:w="210" w:type="dxa"/>
-            </w:tcMar>
-            <w:vAlign w:val="center"/>
-          </w:tcPr>
-          <w:p>
-            <w:pPr>
-              <w:rPr/>
-            </w:pPr>
+            <w:shd w:val="clear" w:color="auto" w:fill="auto"/>
+            <w:tcMar>
+              <w:top w:w="120" w:type="dxa"/>
+              <w:left w:w="210" w:type="dxa"/>
+              <w:bottom w:w="120" w:type="dxa"/>
+              <w:right w:w="210" w:type="dxa"/>
+            </w:tcMar>
+            <w:vAlign w:val="center"/>
+          </w:tcPr>
+          <w:p>
             <w:r>
               <w:rPr>
                 <w:lang w:val="en-US" w:eastAsia="zh-CN"/>
@@ -913,19 +806,16 @@
               <w:bottom w:val="single" w:color="E6E6E6" w:sz="6" w:space="0"/>
               <w:right w:val="single" w:color="E6E6E6" w:sz="6" w:space="0"/>
             </w:tcBorders>
-            <w:shd w:val="clear"/>
-            <w:tcMar>
-              <w:top w:w="120" w:type="dxa"/>
-              <w:left w:w="210" w:type="dxa"/>
-              <w:bottom w:w="120" w:type="dxa"/>
-              <w:right w:w="210" w:type="dxa"/>
-            </w:tcMar>
-            <w:vAlign w:val="center"/>
-          </w:tcPr>
-          <w:p>
-            <w:pPr>
-              <w:rPr/>
-            </w:pPr>
+            <w:shd w:val="clear" w:color="auto" w:fill="auto"/>
+            <w:tcMar>
+              <w:top w:w="120" w:type="dxa"/>
+              <w:left w:w="210" w:type="dxa"/>
+              <w:bottom w:w="120" w:type="dxa"/>
+              <w:right w:w="210" w:type="dxa"/>
+            </w:tcMar>
+            <w:vAlign w:val="center"/>
+          </w:tcPr>
+          <w:p>
             <w:r>
               <w:rPr>
                 <w:lang w:val="en-US" w:eastAsia="zh-CN"/>
@@ -943,19 +833,16 @@
               <w:bottom w:val="single" w:color="E6E6E6" w:sz="6" w:space="0"/>
               <w:right w:val="single" w:color="E6E6E6" w:sz="6" w:space="0"/>
             </w:tcBorders>
-            <w:shd w:val="clear"/>
-            <w:tcMar>
-              <w:top w:w="120" w:type="dxa"/>
-              <w:left w:w="210" w:type="dxa"/>
-              <w:bottom w:w="120" w:type="dxa"/>
-              <w:right w:w="210" w:type="dxa"/>
-            </w:tcMar>
-            <w:vAlign w:val="center"/>
-          </w:tcPr>
-          <w:p>
-            <w:pPr>
-              <w:rPr/>
-            </w:pPr>
+            <w:shd w:val="clear" w:color="auto" w:fill="auto"/>
+            <w:tcMar>
+              <w:top w:w="120" w:type="dxa"/>
+              <w:left w:w="210" w:type="dxa"/>
+              <w:bottom w:w="120" w:type="dxa"/>
+              <w:right w:w="210" w:type="dxa"/>
+            </w:tcMar>
+            <w:vAlign w:val="center"/>
+          </w:tcPr>
+          <w:p>
             <w:r>
               <w:rPr>
                 <w:lang w:val="en-US" w:eastAsia="zh-CN"/>
@@ -975,7 +862,7 @@
             <w:insideH w:val="none" w:color="auto" w:sz="0" w:space="0"/>
             <w:insideV w:val="none" w:color="auto" w:sz="0" w:space="0"/>
           </w:tblBorders>
-          <w:shd w:val="clear"/>
+          <w:shd w:val="clear" w:color="auto" w:fill="auto"/>
           <w:tblCellMar>
             <w:top w:w="15" w:type="dxa"/>
             <w:left w:w="15" w:type="dxa"/>
@@ -1002,9 +889,6 @@
             <w:vAlign w:val="center"/>
           </w:tcPr>
           <w:p>
-            <w:pPr>
-              <w:rPr/>
-            </w:pPr>
             <w:r>
               <w:rPr>
                 <w:lang w:val="en-US" w:eastAsia="zh-CN"/>
@@ -1032,9 +916,6 @@
             <w:vAlign w:val="center"/>
           </w:tcPr>
           <w:p>
-            <w:pPr>
-              <w:rPr/>
-            </w:pPr>
             <w:r>
               <w:rPr>
                 <w:lang w:val="en-US" w:eastAsia="zh-CN"/>
@@ -1062,9 +943,6 @@
             <w:vAlign w:val="center"/>
           </w:tcPr>
           <w:p>
-            <w:pPr>
-              <w:rPr/>
-            </w:pPr>
             <w:r>
               <w:rPr>
                 <w:lang w:val="en-US" w:eastAsia="zh-CN"/>
@@ -1084,6 +962,7 @@
             <w:insideH w:val="none" w:color="auto" w:sz="0" w:space="0"/>
             <w:insideV w:val="none" w:color="auto" w:sz="0" w:space="0"/>
           </w:tblBorders>
+          <w:shd w:val="clear" w:color="auto" w:fill="auto"/>
           <w:tblCellMar>
             <w:top w:w="15" w:type="dxa"/>
             <w:left w:w="15" w:type="dxa"/>
@@ -1100,19 +979,16 @@
               <w:bottom w:val="single" w:color="E6E6E6" w:sz="6" w:space="0"/>
               <w:right w:val="single" w:color="E6E6E6" w:sz="6" w:space="0"/>
             </w:tcBorders>
-            <w:shd w:val="clear"/>
-            <w:tcMar>
-              <w:top w:w="120" w:type="dxa"/>
-              <w:left w:w="210" w:type="dxa"/>
-              <w:bottom w:w="120" w:type="dxa"/>
-              <w:right w:w="210" w:type="dxa"/>
-            </w:tcMar>
-            <w:vAlign w:val="center"/>
-          </w:tcPr>
-          <w:p>
-            <w:pPr>
-              <w:rPr/>
-            </w:pPr>
+            <w:shd w:val="clear" w:color="auto" w:fill="auto"/>
+            <w:tcMar>
+              <w:top w:w="120" w:type="dxa"/>
+              <w:left w:w="210" w:type="dxa"/>
+              <w:bottom w:w="120" w:type="dxa"/>
+              <w:right w:w="210" w:type="dxa"/>
+            </w:tcMar>
+            <w:vAlign w:val="center"/>
+          </w:tcPr>
+          <w:p>
             <w:r>
               <w:rPr>
                 <w:lang w:val="en-US" w:eastAsia="zh-CN"/>
@@ -1130,19 +1006,16 @@
               <w:bottom w:val="single" w:color="E6E6E6" w:sz="6" w:space="0"/>
               <w:right w:val="single" w:color="E6E6E6" w:sz="6" w:space="0"/>
             </w:tcBorders>
-            <w:shd w:val="clear"/>
-            <w:tcMar>
-              <w:top w:w="120" w:type="dxa"/>
-              <w:left w:w="210" w:type="dxa"/>
-              <w:bottom w:w="120" w:type="dxa"/>
-              <w:right w:w="210" w:type="dxa"/>
-            </w:tcMar>
-            <w:vAlign w:val="center"/>
-          </w:tcPr>
-          <w:p>
-            <w:pPr>
-              <w:rPr/>
-            </w:pPr>
+            <w:shd w:val="clear" w:color="auto" w:fill="auto"/>
+            <w:tcMar>
+              <w:top w:w="120" w:type="dxa"/>
+              <w:left w:w="210" w:type="dxa"/>
+              <w:bottom w:w="120" w:type="dxa"/>
+              <w:right w:w="210" w:type="dxa"/>
+            </w:tcMar>
+            <w:vAlign w:val="center"/>
+          </w:tcPr>
+          <w:p>
             <w:r>
               <w:rPr>
                 <w:lang w:val="en-US" w:eastAsia="zh-CN"/>
@@ -1160,19 +1033,16 @@
               <w:bottom w:val="single" w:color="E6E6E6" w:sz="6" w:space="0"/>
               <w:right w:val="single" w:color="E6E6E6" w:sz="6" w:space="0"/>
             </w:tcBorders>
-            <w:shd w:val="clear"/>
-            <w:tcMar>
-              <w:top w:w="120" w:type="dxa"/>
-              <w:left w:w="210" w:type="dxa"/>
-              <w:bottom w:w="120" w:type="dxa"/>
-              <w:right w:w="210" w:type="dxa"/>
-            </w:tcMar>
-            <w:vAlign w:val="center"/>
-          </w:tcPr>
-          <w:p>
-            <w:pPr>
-              <w:rPr/>
-            </w:pPr>
+            <w:shd w:val="clear" w:color="auto" w:fill="auto"/>
+            <w:tcMar>
+              <w:top w:w="120" w:type="dxa"/>
+              <w:left w:w="210" w:type="dxa"/>
+              <w:bottom w:w="120" w:type="dxa"/>
+              <w:right w:w="210" w:type="dxa"/>
+            </w:tcMar>
+            <w:vAlign w:val="center"/>
+          </w:tcPr>
+          <w:p>
             <w:r>
               <w:rPr>
                 <w:lang w:val="en-US" w:eastAsia="zh-CN"/>
@@ -1192,6 +1062,7 @@
             <w:insideH w:val="none" w:color="auto" w:sz="0" w:space="0"/>
             <w:insideV w:val="none" w:color="auto" w:sz="0" w:space="0"/>
           </w:tblBorders>
+          <w:shd w:val="clear" w:color="auto" w:fill="auto"/>
           <w:tblCellMar>
             <w:top w:w="15" w:type="dxa"/>
             <w:left w:w="15" w:type="dxa"/>
@@ -1218,9 +1089,6 @@
             <w:vAlign w:val="center"/>
           </w:tcPr>
           <w:p>
-            <w:pPr>
-              <w:rPr/>
-            </w:pPr>
             <w:r>
               <w:rPr>
                 <w:lang w:val="en-US" w:eastAsia="zh-CN"/>
@@ -1248,9 +1116,6 @@
             <w:vAlign w:val="center"/>
           </w:tcPr>
           <w:p>
-            <w:pPr>
-              <w:rPr/>
-            </w:pPr>
             <w:r>
               <w:rPr>
                 <w:lang w:val="en-US" w:eastAsia="zh-CN"/>
@@ -1278,9 +1143,6 @@
             <w:vAlign w:val="center"/>
           </w:tcPr>
           <w:p>
-            <w:pPr>
-              <w:rPr/>
-            </w:pPr>
             <w:r>
               <w:rPr>
                 <w:lang w:val="en-US" w:eastAsia="zh-CN"/>
@@ -1300,6 +1162,7 @@
             <w:insideH w:val="none" w:color="auto" w:sz="0" w:space="0"/>
             <w:insideV w:val="none" w:color="auto" w:sz="0" w:space="0"/>
           </w:tblBorders>
+          <w:shd w:val="clear" w:color="auto" w:fill="auto"/>
           <w:tblCellMar>
             <w:top w:w="15" w:type="dxa"/>
             <w:left w:w="15" w:type="dxa"/>
@@ -1316,7 +1179,34 @@
               <w:bottom w:val="single" w:color="E6E6E6" w:sz="6" w:space="0"/>
               <w:right w:val="single" w:color="E6E6E6" w:sz="6" w:space="0"/>
             </w:tcBorders>
-            <w:shd w:val="clear"/>
+            <w:shd w:val="clear" w:color="auto" w:fill="auto"/>
+            <w:tcMar>
+              <w:top w:w="120" w:type="dxa"/>
+              <w:left w:w="210" w:type="dxa"/>
+              <w:bottom w:w="120" w:type="dxa"/>
+              <w:right w:w="210" w:type="dxa"/>
+            </w:tcMar>
+            <w:vAlign w:val="center"/>
+          </w:tcPr>
+          <w:p>
+            <w:r>
+              <w:rPr>
+                <w:lang w:val="en-US" w:eastAsia="zh-CN"/>
+              </w:rPr>
+              <w:t>STAFF_RANK</w:t>
+            </w:r>
+          </w:p>
+        </w:tc>
+        <w:tc>
+          <w:tcPr>
+            <w:tcW w:w="0" w:type="auto"/>
+            <w:tcBorders>
+              <w:top w:val="single" w:color="E6E6E6" w:sz="6" w:space="0"/>
+              <w:left w:val="single" w:color="E6E6E6" w:sz="6" w:space="0"/>
+              <w:bottom w:val="single" w:color="E6E6E6" w:sz="6" w:space="0"/>
+              <w:right w:val="single" w:color="E6E6E6" w:sz="6" w:space="0"/>
+            </w:tcBorders>
+            <w:shd w:val="clear" w:color="auto" w:fill="auto"/>
             <w:tcMar>
               <w:top w:w="120" w:type="dxa"/>
               <w:left w:w="210" w:type="dxa"/>
@@ -1327,64 +1217,31 @@
           </w:tcPr>
           <w:p>
             <w:pPr>
-              <w:rPr/>
+              <w:rPr>
+                <w:rFonts w:hint="eastAsia"/>
+              </w:rPr>
             </w:pPr>
-            <w:r>
-              <w:rPr>
-                <w:lang w:val="en-US" w:eastAsia="zh-CN"/>
-              </w:rPr>
-              <w:t>STAFF_RANK</w:t>
-            </w:r>
-          </w:p>
-        </w:tc>
-        <w:tc>
-          <w:tcPr>
-            <w:tcW w:w="0" w:type="auto"/>
-            <w:tcBorders>
-              <w:top w:val="single" w:color="E6E6E6" w:sz="6" w:space="0"/>
-              <w:left w:val="single" w:color="E6E6E6" w:sz="6" w:space="0"/>
-              <w:bottom w:val="single" w:color="E6E6E6" w:sz="6" w:space="0"/>
-              <w:right w:val="single" w:color="E6E6E6" w:sz="6" w:space="0"/>
-            </w:tcBorders>
-            <w:shd w:val="clear"/>
-            <w:tcMar>
-              <w:top w:w="120" w:type="dxa"/>
-              <w:left w:w="210" w:type="dxa"/>
-              <w:bottom w:w="120" w:type="dxa"/>
-              <w:right w:w="210" w:type="dxa"/>
-            </w:tcMar>
-            <w:vAlign w:val="center"/>
-          </w:tcPr>
-          <w:p>
-            <w:pPr>
-              <w:rPr>
-                <w:rFonts w:hint="eastAsia"/>
-              </w:rPr>
-            </w:pPr>
-          </w:p>
-        </w:tc>
-        <w:tc>
-          <w:tcPr>
-            <w:tcW w:w="0" w:type="auto"/>
-            <w:tcBorders>
-              <w:top w:val="single" w:color="E6E6E6" w:sz="6" w:space="0"/>
-              <w:left w:val="single" w:color="E6E6E6" w:sz="6" w:space="0"/>
-              <w:bottom w:val="single" w:color="E6E6E6" w:sz="6" w:space="0"/>
-              <w:right w:val="single" w:color="E6E6E6" w:sz="6" w:space="0"/>
-            </w:tcBorders>
-            <w:shd w:val="clear"/>
-            <w:tcMar>
-              <w:top w:w="120" w:type="dxa"/>
-              <w:left w:w="210" w:type="dxa"/>
-              <w:bottom w:w="120" w:type="dxa"/>
-              <w:right w:w="210" w:type="dxa"/>
-            </w:tcMar>
-            <w:vAlign w:val="center"/>
-          </w:tcPr>
-          <w:p>
-            <w:pPr>
-              <w:rPr/>
-            </w:pPr>
+          </w:p>
+        </w:tc>
+        <w:tc>
+          <w:tcPr>
+            <w:tcW w:w="0" w:type="auto"/>
+            <w:tcBorders>
+              <w:top w:val="single" w:color="E6E6E6" w:sz="6" w:space="0"/>
+              <w:left w:val="single" w:color="E6E6E6" w:sz="6" w:space="0"/>
+              <w:bottom w:val="single" w:color="E6E6E6" w:sz="6" w:space="0"/>
+              <w:right w:val="single" w:color="E6E6E6" w:sz="6" w:space="0"/>
+            </w:tcBorders>
+            <w:shd w:val="clear" w:color="auto" w:fill="auto"/>
+            <w:tcMar>
+              <w:top w:w="120" w:type="dxa"/>
+              <w:left w:w="210" w:type="dxa"/>
+              <w:bottom w:w="120" w:type="dxa"/>
+              <w:right w:w="210" w:type="dxa"/>
+            </w:tcMar>
+            <w:vAlign w:val="center"/>
+          </w:tcPr>
+          <w:p>
             <w:r>
               <w:rPr>
                 <w:lang w:val="en-US" w:eastAsia="zh-CN"/>
@@ -1404,6 +1261,7 @@
             <w:insideH w:val="none" w:color="auto" w:sz="0" w:space="0"/>
             <w:insideV w:val="none" w:color="auto" w:sz="0" w:space="0"/>
           </w:tblBorders>
+          <w:shd w:val="clear" w:color="auto" w:fill="auto"/>
           <w:tblCellMar>
             <w:top w:w="15" w:type="dxa"/>
             <w:left w:w="15" w:type="dxa"/>
@@ -1430,65 +1288,59 @@
             <w:vAlign w:val="center"/>
           </w:tcPr>
           <w:p>
+            <w:r>
+              <w:rPr>
+                <w:lang w:val="en-US" w:eastAsia="zh-CN"/>
+              </w:rPr>
+              <w:t>CHANGED_DATE_START</w:t>
+            </w:r>
+          </w:p>
+        </w:tc>
+        <w:tc>
+          <w:tcPr>
+            <w:tcW w:w="0" w:type="auto"/>
+            <w:tcBorders>
+              <w:top w:val="single" w:color="E6E6E6" w:sz="6" w:space="0"/>
+              <w:left w:val="single" w:color="E6E6E6" w:sz="6" w:space="0"/>
+              <w:bottom w:val="single" w:color="E6E6E6" w:sz="6" w:space="0"/>
+              <w:right w:val="single" w:color="E6E6E6" w:sz="6" w:space="0"/>
+            </w:tcBorders>
+            <w:shd w:val="clear" w:color="auto" w:fill="FAFAFA"/>
+            <w:tcMar>
+              <w:top w:w="120" w:type="dxa"/>
+              <w:left w:w="210" w:type="dxa"/>
+              <w:bottom w:w="120" w:type="dxa"/>
+              <w:right w:w="210" w:type="dxa"/>
+            </w:tcMar>
+            <w:vAlign w:val="center"/>
+          </w:tcPr>
+          <w:p>
             <w:pPr>
-              <w:rPr/>
+              <w:rPr>
+                <w:rFonts w:hint="eastAsia"/>
+              </w:rPr>
             </w:pPr>
-            <w:r>
-              <w:rPr>
-                <w:lang w:val="en-US" w:eastAsia="zh-CN"/>
-              </w:rPr>
-              <w:t>CHANGED_DATE_START</w:t>
-            </w:r>
-          </w:p>
-        </w:tc>
-        <w:tc>
-          <w:tcPr>
-            <w:tcW w:w="0" w:type="auto"/>
-            <w:tcBorders>
-              <w:top w:val="single" w:color="E6E6E6" w:sz="6" w:space="0"/>
-              <w:left w:val="single" w:color="E6E6E6" w:sz="6" w:space="0"/>
-              <w:bottom w:val="single" w:color="E6E6E6" w:sz="6" w:space="0"/>
-              <w:right w:val="single" w:color="E6E6E6" w:sz="6" w:space="0"/>
-            </w:tcBorders>
-            <w:shd w:val="clear" w:color="auto" w:fill="FAFAFA"/>
-            <w:tcMar>
-              <w:top w:w="120" w:type="dxa"/>
-              <w:left w:w="210" w:type="dxa"/>
-              <w:bottom w:w="120" w:type="dxa"/>
-              <w:right w:w="210" w:type="dxa"/>
-            </w:tcMar>
-            <w:vAlign w:val="center"/>
-          </w:tcPr>
-          <w:p>
-            <w:pPr>
-              <w:rPr>
-                <w:rFonts w:hint="eastAsia"/>
-              </w:rPr>
-            </w:pPr>
-          </w:p>
-        </w:tc>
-        <w:tc>
-          <w:tcPr>
-            <w:tcW w:w="0" w:type="auto"/>
-            <w:tcBorders>
-              <w:top w:val="single" w:color="E6E6E6" w:sz="6" w:space="0"/>
-              <w:left w:val="single" w:color="E6E6E6" w:sz="6" w:space="0"/>
-              <w:bottom w:val="single" w:color="E6E6E6" w:sz="6" w:space="0"/>
-              <w:right w:val="single" w:color="E6E6E6" w:sz="6" w:space="0"/>
-            </w:tcBorders>
-            <w:shd w:val="clear" w:color="auto" w:fill="FAFAFA"/>
-            <w:tcMar>
-              <w:top w:w="120" w:type="dxa"/>
-              <w:left w:w="210" w:type="dxa"/>
-              <w:bottom w:w="120" w:type="dxa"/>
-              <w:right w:w="210" w:type="dxa"/>
-            </w:tcMar>
-            <w:vAlign w:val="center"/>
-          </w:tcPr>
-          <w:p>
-            <w:pPr>
-              <w:rPr/>
-            </w:pPr>
+          </w:p>
+        </w:tc>
+        <w:tc>
+          <w:tcPr>
+            <w:tcW w:w="0" w:type="auto"/>
+            <w:tcBorders>
+              <w:top w:val="single" w:color="E6E6E6" w:sz="6" w:space="0"/>
+              <w:left w:val="single" w:color="E6E6E6" w:sz="6" w:space="0"/>
+              <w:bottom w:val="single" w:color="E6E6E6" w:sz="6" w:space="0"/>
+              <w:right w:val="single" w:color="E6E6E6" w:sz="6" w:space="0"/>
+            </w:tcBorders>
+            <w:shd w:val="clear" w:color="auto" w:fill="FAFAFA"/>
+            <w:tcMar>
+              <w:top w:w="120" w:type="dxa"/>
+              <w:left w:w="210" w:type="dxa"/>
+              <w:bottom w:w="120" w:type="dxa"/>
+              <w:right w:w="210" w:type="dxa"/>
+            </w:tcMar>
+            <w:vAlign w:val="center"/>
+          </w:tcPr>
+          <w:p>
             <w:r>
               <w:rPr>
                 <w:lang w:val="en-US" w:eastAsia="zh-CN"/>
@@ -1508,6 +1360,7 @@
             <w:insideH w:val="none" w:color="auto" w:sz="0" w:space="0"/>
             <w:insideV w:val="none" w:color="auto" w:sz="0" w:space="0"/>
           </w:tblBorders>
+          <w:shd w:val="clear" w:color="auto" w:fill="auto"/>
           <w:tblCellMar>
             <w:top w:w="15" w:type="dxa"/>
             <w:left w:w="15" w:type="dxa"/>
@@ -1524,7 +1377,34 @@
               <w:bottom w:val="single" w:color="E6E6E6" w:sz="6" w:space="0"/>
               <w:right w:val="single" w:color="E6E6E6" w:sz="6" w:space="0"/>
             </w:tcBorders>
-            <w:shd w:val="clear"/>
+            <w:shd w:val="clear" w:color="auto" w:fill="auto"/>
+            <w:tcMar>
+              <w:top w:w="120" w:type="dxa"/>
+              <w:left w:w="210" w:type="dxa"/>
+              <w:bottom w:w="120" w:type="dxa"/>
+              <w:right w:w="210" w:type="dxa"/>
+            </w:tcMar>
+            <w:vAlign w:val="center"/>
+          </w:tcPr>
+          <w:p>
+            <w:r>
+              <w:rPr>
+                <w:lang w:val="en-US" w:eastAsia="zh-CN"/>
+              </w:rPr>
+              <w:t>CHANGED_DATE_END</w:t>
+            </w:r>
+          </w:p>
+        </w:tc>
+        <w:tc>
+          <w:tcPr>
+            <w:tcW w:w="0" w:type="auto"/>
+            <w:tcBorders>
+              <w:top w:val="single" w:color="E6E6E6" w:sz="6" w:space="0"/>
+              <w:left w:val="single" w:color="E6E6E6" w:sz="6" w:space="0"/>
+              <w:bottom w:val="single" w:color="E6E6E6" w:sz="6" w:space="0"/>
+              <w:right w:val="single" w:color="E6E6E6" w:sz="6" w:space="0"/>
+            </w:tcBorders>
+            <w:shd w:val="clear" w:color="auto" w:fill="auto"/>
             <w:tcMar>
               <w:top w:w="120" w:type="dxa"/>
               <w:left w:w="210" w:type="dxa"/>
@@ -1535,64 +1415,31 @@
           </w:tcPr>
           <w:p>
             <w:pPr>
-              <w:rPr/>
+              <w:rPr>
+                <w:rFonts w:hint="eastAsia"/>
+              </w:rPr>
             </w:pPr>
-            <w:r>
-              <w:rPr>
-                <w:lang w:val="en-US" w:eastAsia="zh-CN"/>
-              </w:rPr>
-              <w:t>CHANGED_DATE_END</w:t>
-            </w:r>
-          </w:p>
-        </w:tc>
-        <w:tc>
-          <w:tcPr>
-            <w:tcW w:w="0" w:type="auto"/>
-            <w:tcBorders>
-              <w:top w:val="single" w:color="E6E6E6" w:sz="6" w:space="0"/>
-              <w:left w:val="single" w:color="E6E6E6" w:sz="6" w:space="0"/>
-              <w:bottom w:val="single" w:color="E6E6E6" w:sz="6" w:space="0"/>
-              <w:right w:val="single" w:color="E6E6E6" w:sz="6" w:space="0"/>
-            </w:tcBorders>
-            <w:shd w:val="clear"/>
-            <w:tcMar>
-              <w:top w:w="120" w:type="dxa"/>
-              <w:left w:w="210" w:type="dxa"/>
-              <w:bottom w:w="120" w:type="dxa"/>
-              <w:right w:w="210" w:type="dxa"/>
-            </w:tcMar>
-            <w:vAlign w:val="center"/>
-          </w:tcPr>
-          <w:p>
-            <w:pPr>
-              <w:rPr>
-                <w:rFonts w:hint="eastAsia"/>
-              </w:rPr>
-            </w:pPr>
-          </w:p>
-        </w:tc>
-        <w:tc>
-          <w:tcPr>
-            <w:tcW w:w="0" w:type="auto"/>
-            <w:tcBorders>
-              <w:top w:val="single" w:color="E6E6E6" w:sz="6" w:space="0"/>
-              <w:left w:val="single" w:color="E6E6E6" w:sz="6" w:space="0"/>
-              <w:bottom w:val="single" w:color="E6E6E6" w:sz="6" w:space="0"/>
-              <w:right w:val="single" w:color="E6E6E6" w:sz="6" w:space="0"/>
-            </w:tcBorders>
-            <w:shd w:val="clear"/>
-            <w:tcMar>
-              <w:top w:w="120" w:type="dxa"/>
-              <w:left w:w="210" w:type="dxa"/>
-              <w:bottom w:w="120" w:type="dxa"/>
-              <w:right w:w="210" w:type="dxa"/>
-            </w:tcMar>
-            <w:vAlign w:val="center"/>
-          </w:tcPr>
-          <w:p>
-            <w:pPr>
-              <w:rPr/>
-            </w:pPr>
+          </w:p>
+        </w:tc>
+        <w:tc>
+          <w:tcPr>
+            <w:tcW w:w="0" w:type="auto"/>
+            <w:tcBorders>
+              <w:top w:val="single" w:color="E6E6E6" w:sz="6" w:space="0"/>
+              <w:left w:val="single" w:color="E6E6E6" w:sz="6" w:space="0"/>
+              <w:bottom w:val="single" w:color="E6E6E6" w:sz="6" w:space="0"/>
+              <w:right w:val="single" w:color="E6E6E6" w:sz="6" w:space="0"/>
+            </w:tcBorders>
+            <w:shd w:val="clear" w:color="auto" w:fill="auto"/>
+            <w:tcMar>
+              <w:top w:w="120" w:type="dxa"/>
+              <w:left w:w="210" w:type="dxa"/>
+              <w:bottom w:w="120" w:type="dxa"/>
+              <w:right w:w="210" w:type="dxa"/>
+            </w:tcMar>
+            <w:vAlign w:val="center"/>
+          </w:tcPr>
+          <w:p>
             <w:r>
               <w:rPr>
                 <w:lang w:val="en-US" w:eastAsia="zh-CN"/>
@@ -1612,6 +1459,13 @@
             <w:insideH w:val="none" w:color="auto" w:sz="0" w:space="0"/>
             <w:insideV w:val="none" w:color="auto" w:sz="0" w:space="0"/>
           </w:tblBorders>
+          <w:shd w:val="clear" w:color="auto" w:fill="auto"/>
+          <w:tblCellMar>
+            <w:top w:w="15" w:type="dxa"/>
+            <w:left w:w="15" w:type="dxa"/>
+            <w:bottom w:w="15" w:type="dxa"/>
+            <w:right w:w="15" w:type="dxa"/>
+          </w:tblCellMar>
         </w:tblPrEx>
         <w:tc>
           <w:tcPr>
@@ -1632,65 +1486,59 @@
             <w:vAlign w:val="center"/>
           </w:tcPr>
           <w:p>
+            <w:r>
+              <w:rPr>
+                <w:lang w:val="en-US" w:eastAsia="zh-CN"/>
+              </w:rPr>
+              <w:t>CN_NAME_LIKE</w:t>
+            </w:r>
+          </w:p>
+        </w:tc>
+        <w:tc>
+          <w:tcPr>
+            <w:tcW w:w="0" w:type="auto"/>
+            <w:tcBorders>
+              <w:top w:val="single" w:color="E6E6E6" w:sz="6" w:space="0"/>
+              <w:left w:val="single" w:color="E6E6E6" w:sz="6" w:space="0"/>
+              <w:bottom w:val="single" w:color="E6E6E6" w:sz="6" w:space="0"/>
+              <w:right w:val="single" w:color="E6E6E6" w:sz="6" w:space="0"/>
+            </w:tcBorders>
+            <w:shd w:val="clear" w:color="auto" w:fill="FAFAFA"/>
+            <w:tcMar>
+              <w:top w:w="120" w:type="dxa"/>
+              <w:left w:w="210" w:type="dxa"/>
+              <w:bottom w:w="120" w:type="dxa"/>
+              <w:right w:w="210" w:type="dxa"/>
+            </w:tcMar>
+            <w:vAlign w:val="center"/>
+          </w:tcPr>
+          <w:p>
             <w:pPr>
-              <w:rPr/>
+              <w:rPr>
+                <w:rFonts w:hint="eastAsia"/>
+              </w:rPr>
             </w:pPr>
-            <w:r>
-              <w:rPr>
-                <w:lang w:val="en-US" w:eastAsia="zh-CN"/>
-              </w:rPr>
-              <w:t>CN_NAME_LIKE</w:t>
-            </w:r>
-          </w:p>
-        </w:tc>
-        <w:tc>
-          <w:tcPr>
-            <w:tcW w:w="0" w:type="auto"/>
-            <w:tcBorders>
-              <w:top w:val="single" w:color="E6E6E6" w:sz="6" w:space="0"/>
-              <w:left w:val="single" w:color="E6E6E6" w:sz="6" w:space="0"/>
-              <w:bottom w:val="single" w:color="E6E6E6" w:sz="6" w:space="0"/>
-              <w:right w:val="single" w:color="E6E6E6" w:sz="6" w:space="0"/>
-            </w:tcBorders>
-            <w:shd w:val="clear" w:color="auto" w:fill="FAFAFA"/>
-            <w:tcMar>
-              <w:top w:w="120" w:type="dxa"/>
-              <w:left w:w="210" w:type="dxa"/>
-              <w:bottom w:w="120" w:type="dxa"/>
-              <w:right w:w="210" w:type="dxa"/>
-            </w:tcMar>
-            <w:vAlign w:val="center"/>
-          </w:tcPr>
-          <w:p>
-            <w:pPr>
-              <w:rPr>
-                <w:rFonts w:hint="eastAsia"/>
-              </w:rPr>
-            </w:pPr>
-          </w:p>
-        </w:tc>
-        <w:tc>
-          <w:tcPr>
-            <w:tcW w:w="0" w:type="auto"/>
-            <w:tcBorders>
-              <w:top w:val="single" w:color="E6E6E6" w:sz="6" w:space="0"/>
-              <w:left w:val="single" w:color="E6E6E6" w:sz="6" w:space="0"/>
-              <w:bottom w:val="single" w:color="E6E6E6" w:sz="6" w:space="0"/>
-              <w:right w:val="single" w:color="E6E6E6" w:sz="6" w:space="0"/>
-            </w:tcBorders>
-            <w:shd w:val="clear" w:color="auto" w:fill="FAFAFA"/>
-            <w:tcMar>
-              <w:top w:w="120" w:type="dxa"/>
-              <w:left w:w="210" w:type="dxa"/>
-              <w:bottom w:w="120" w:type="dxa"/>
-              <w:right w:w="210" w:type="dxa"/>
-            </w:tcMar>
-            <w:vAlign w:val="center"/>
-          </w:tcPr>
-          <w:p>
-            <w:pPr>
-              <w:rPr/>
-            </w:pPr>
+          </w:p>
+        </w:tc>
+        <w:tc>
+          <w:tcPr>
+            <w:tcW w:w="0" w:type="auto"/>
+            <w:tcBorders>
+              <w:top w:val="single" w:color="E6E6E6" w:sz="6" w:space="0"/>
+              <w:left w:val="single" w:color="E6E6E6" w:sz="6" w:space="0"/>
+              <w:bottom w:val="single" w:color="E6E6E6" w:sz="6" w:space="0"/>
+              <w:right w:val="single" w:color="E6E6E6" w:sz="6" w:space="0"/>
+            </w:tcBorders>
+            <w:shd w:val="clear" w:color="auto" w:fill="FAFAFA"/>
+            <w:tcMar>
+              <w:top w:w="120" w:type="dxa"/>
+              <w:left w:w="210" w:type="dxa"/>
+              <w:bottom w:w="120" w:type="dxa"/>
+              <w:right w:w="210" w:type="dxa"/>
+            </w:tcMar>
+            <w:vAlign w:val="center"/>
+          </w:tcPr>
+          <w:p>
             <w:r>
               <w:rPr>
                 <w:lang w:val="en-US" w:eastAsia="zh-CN"/>
@@ -1710,6 +1558,7 @@
             <w:insideH w:val="none" w:color="auto" w:sz="0" w:space="0"/>
             <w:insideV w:val="none" w:color="auto" w:sz="0" w:space="0"/>
           </w:tblBorders>
+          <w:shd w:val="clear" w:color="auto" w:fill="auto"/>
           <w:tblCellMar>
             <w:top w:w="15" w:type="dxa"/>
             <w:left w:w="15" w:type="dxa"/>
@@ -1726,7 +1575,34 @@
               <w:bottom w:val="single" w:color="E6E6E6" w:sz="6" w:space="0"/>
               <w:right w:val="single" w:color="E6E6E6" w:sz="6" w:space="0"/>
             </w:tcBorders>
-            <w:shd w:val="clear"/>
+            <w:shd w:val="clear" w:color="auto" w:fill="auto"/>
+            <w:tcMar>
+              <w:top w:w="120" w:type="dxa"/>
+              <w:left w:w="210" w:type="dxa"/>
+              <w:bottom w:w="120" w:type="dxa"/>
+              <w:right w:w="210" w:type="dxa"/>
+            </w:tcMar>
+            <w:vAlign w:val="center"/>
+          </w:tcPr>
+          <w:p>
+            <w:r>
+              <w:rPr>
+                <w:lang w:val="en-US" w:eastAsia="zh-CN"/>
+              </w:rPr>
+              <w:t>MF_IDS</w:t>
+            </w:r>
+          </w:p>
+        </w:tc>
+        <w:tc>
+          <w:tcPr>
+            <w:tcW w:w="0" w:type="auto"/>
+            <w:tcBorders>
+              <w:top w:val="single" w:color="E6E6E6" w:sz="6" w:space="0"/>
+              <w:left w:val="single" w:color="E6E6E6" w:sz="6" w:space="0"/>
+              <w:bottom w:val="single" w:color="E6E6E6" w:sz="6" w:space="0"/>
+              <w:right w:val="single" w:color="E6E6E6" w:sz="6" w:space="0"/>
+            </w:tcBorders>
+            <w:shd w:val="clear" w:color="auto" w:fill="auto"/>
             <w:tcMar>
               <w:top w:w="120" w:type="dxa"/>
               <w:left w:w="210" w:type="dxa"/>
@@ -1737,64 +1613,31 @@
           </w:tcPr>
           <w:p>
             <w:pPr>
-              <w:rPr/>
+              <w:rPr>
+                <w:rFonts w:hint="eastAsia"/>
+              </w:rPr>
             </w:pPr>
-            <w:r>
-              <w:rPr>
-                <w:lang w:val="en-US" w:eastAsia="zh-CN"/>
-              </w:rPr>
-              <w:t>MF_IDS</w:t>
-            </w:r>
-          </w:p>
-        </w:tc>
-        <w:tc>
-          <w:tcPr>
-            <w:tcW w:w="0" w:type="auto"/>
-            <w:tcBorders>
-              <w:top w:val="single" w:color="E6E6E6" w:sz="6" w:space="0"/>
-              <w:left w:val="single" w:color="E6E6E6" w:sz="6" w:space="0"/>
-              <w:bottom w:val="single" w:color="E6E6E6" w:sz="6" w:space="0"/>
-              <w:right w:val="single" w:color="E6E6E6" w:sz="6" w:space="0"/>
-            </w:tcBorders>
-            <w:shd w:val="clear"/>
-            <w:tcMar>
-              <w:top w:w="120" w:type="dxa"/>
-              <w:left w:w="210" w:type="dxa"/>
-              <w:bottom w:w="120" w:type="dxa"/>
-              <w:right w:w="210" w:type="dxa"/>
-            </w:tcMar>
-            <w:vAlign w:val="center"/>
-          </w:tcPr>
-          <w:p>
-            <w:pPr>
-              <w:rPr>
-                <w:rFonts w:hint="eastAsia"/>
-              </w:rPr>
-            </w:pPr>
-          </w:p>
-        </w:tc>
-        <w:tc>
-          <w:tcPr>
-            <w:tcW w:w="0" w:type="auto"/>
-            <w:tcBorders>
-              <w:top w:val="single" w:color="E6E6E6" w:sz="6" w:space="0"/>
-              <w:left w:val="single" w:color="E6E6E6" w:sz="6" w:space="0"/>
-              <w:bottom w:val="single" w:color="E6E6E6" w:sz="6" w:space="0"/>
-              <w:right w:val="single" w:color="E6E6E6" w:sz="6" w:space="0"/>
-            </w:tcBorders>
-            <w:shd w:val="clear"/>
-            <w:tcMar>
-              <w:top w:w="120" w:type="dxa"/>
-              <w:left w:w="210" w:type="dxa"/>
-              <w:bottom w:w="120" w:type="dxa"/>
-              <w:right w:w="210" w:type="dxa"/>
-            </w:tcMar>
-            <w:vAlign w:val="center"/>
-          </w:tcPr>
-          <w:p>
-            <w:pPr>
-              <w:rPr/>
-            </w:pPr>
+          </w:p>
+        </w:tc>
+        <w:tc>
+          <w:tcPr>
+            <w:tcW w:w="0" w:type="auto"/>
+            <w:tcBorders>
+              <w:top w:val="single" w:color="E6E6E6" w:sz="6" w:space="0"/>
+              <w:left w:val="single" w:color="E6E6E6" w:sz="6" w:space="0"/>
+              <w:bottom w:val="single" w:color="E6E6E6" w:sz="6" w:space="0"/>
+              <w:right w:val="single" w:color="E6E6E6" w:sz="6" w:space="0"/>
+            </w:tcBorders>
+            <w:shd w:val="clear" w:color="auto" w:fill="auto"/>
+            <w:tcMar>
+              <w:top w:w="120" w:type="dxa"/>
+              <w:left w:w="210" w:type="dxa"/>
+              <w:bottom w:w="120" w:type="dxa"/>
+              <w:right w:w="210" w:type="dxa"/>
+            </w:tcMar>
+            <w:vAlign w:val="center"/>
+          </w:tcPr>
+          <w:p>
             <w:r>
               <w:rPr>
                 <w:lang w:val="en-US" w:eastAsia="zh-CN"/>
@@ -1814,7 +1657,7 @@
             <w:insideH w:val="none" w:color="auto" w:sz="0" w:space="0"/>
             <w:insideV w:val="none" w:color="auto" w:sz="0" w:space="0"/>
           </w:tblBorders>
-          <w:shd w:val="clear"/>
+          <w:shd w:val="clear" w:color="auto" w:fill="auto"/>
           <w:tblCellMar>
             <w:top w:w="15" w:type="dxa"/>
             <w:left w:w="15" w:type="dxa"/>
@@ -1841,65 +1684,59 @@
             <w:vAlign w:val="center"/>
           </w:tcPr>
           <w:p>
+            <w:r>
+              <w:rPr>
+                <w:lang w:val="en-US" w:eastAsia="zh-CN"/>
+              </w:rPr>
+              <w:t>EMP_TYPE_NM_NEW</w:t>
+            </w:r>
+          </w:p>
+        </w:tc>
+        <w:tc>
+          <w:tcPr>
+            <w:tcW w:w="0" w:type="auto"/>
+            <w:tcBorders>
+              <w:top w:val="single" w:color="E6E6E6" w:sz="6" w:space="0"/>
+              <w:left w:val="single" w:color="E6E6E6" w:sz="6" w:space="0"/>
+              <w:bottom w:val="single" w:color="E6E6E6" w:sz="6" w:space="0"/>
+              <w:right w:val="single" w:color="E6E6E6" w:sz="6" w:space="0"/>
+            </w:tcBorders>
+            <w:shd w:val="clear" w:color="auto" w:fill="FAFAFA"/>
+            <w:tcMar>
+              <w:top w:w="120" w:type="dxa"/>
+              <w:left w:w="210" w:type="dxa"/>
+              <w:bottom w:w="120" w:type="dxa"/>
+              <w:right w:w="210" w:type="dxa"/>
+            </w:tcMar>
+            <w:vAlign w:val="center"/>
+          </w:tcPr>
+          <w:p>
             <w:pPr>
-              <w:rPr/>
+              <w:rPr>
+                <w:rFonts w:hint="eastAsia"/>
+              </w:rPr>
             </w:pPr>
-            <w:r>
-              <w:rPr>
-                <w:lang w:val="en-US" w:eastAsia="zh-CN"/>
-              </w:rPr>
-              <w:t>EMP_TYPE_NM_NEW</w:t>
-            </w:r>
-          </w:p>
-        </w:tc>
-        <w:tc>
-          <w:tcPr>
-            <w:tcW w:w="0" w:type="auto"/>
-            <w:tcBorders>
-              <w:top w:val="single" w:color="E6E6E6" w:sz="6" w:space="0"/>
-              <w:left w:val="single" w:color="E6E6E6" w:sz="6" w:space="0"/>
-              <w:bottom w:val="single" w:color="E6E6E6" w:sz="6" w:space="0"/>
-              <w:right w:val="single" w:color="E6E6E6" w:sz="6" w:space="0"/>
-            </w:tcBorders>
-            <w:shd w:val="clear" w:color="auto" w:fill="FAFAFA"/>
-            <w:tcMar>
-              <w:top w:w="120" w:type="dxa"/>
-              <w:left w:w="210" w:type="dxa"/>
-              <w:bottom w:w="120" w:type="dxa"/>
-              <w:right w:w="210" w:type="dxa"/>
-            </w:tcMar>
-            <w:vAlign w:val="center"/>
-          </w:tcPr>
-          <w:p>
-            <w:pPr>
-              <w:rPr>
-                <w:rFonts w:hint="eastAsia"/>
-              </w:rPr>
-            </w:pPr>
-          </w:p>
-        </w:tc>
-        <w:tc>
-          <w:tcPr>
-            <w:tcW w:w="0" w:type="auto"/>
-            <w:tcBorders>
-              <w:top w:val="single" w:color="E6E6E6" w:sz="6" w:space="0"/>
-              <w:left w:val="single" w:color="E6E6E6" w:sz="6" w:space="0"/>
-              <w:bottom w:val="single" w:color="E6E6E6" w:sz="6" w:space="0"/>
-              <w:right w:val="single" w:color="E6E6E6" w:sz="6" w:space="0"/>
-            </w:tcBorders>
-            <w:shd w:val="clear" w:color="auto" w:fill="FAFAFA"/>
-            <w:tcMar>
-              <w:top w:w="120" w:type="dxa"/>
-              <w:left w:w="210" w:type="dxa"/>
-              <w:bottom w:w="120" w:type="dxa"/>
-              <w:right w:w="210" w:type="dxa"/>
-            </w:tcMar>
-            <w:vAlign w:val="center"/>
-          </w:tcPr>
-          <w:p>
-            <w:pPr>
-              <w:rPr/>
-            </w:pPr>
+          </w:p>
+        </w:tc>
+        <w:tc>
+          <w:tcPr>
+            <w:tcW w:w="0" w:type="auto"/>
+            <w:tcBorders>
+              <w:top w:val="single" w:color="E6E6E6" w:sz="6" w:space="0"/>
+              <w:left w:val="single" w:color="E6E6E6" w:sz="6" w:space="0"/>
+              <w:bottom w:val="single" w:color="E6E6E6" w:sz="6" w:space="0"/>
+              <w:right w:val="single" w:color="E6E6E6" w:sz="6" w:space="0"/>
+            </w:tcBorders>
+            <w:shd w:val="clear" w:color="auto" w:fill="FAFAFA"/>
+            <w:tcMar>
+              <w:top w:w="120" w:type="dxa"/>
+              <w:left w:w="210" w:type="dxa"/>
+              <w:bottom w:w="120" w:type="dxa"/>
+              <w:right w:w="210" w:type="dxa"/>
+            </w:tcMar>
+            <w:vAlign w:val="center"/>
+          </w:tcPr>
+          <w:p>
             <w:r>
               <w:rPr>
                 <w:lang w:val="en-US" w:eastAsia="zh-CN"/>
@@ -1919,6 +1756,7 @@
             <w:insideH w:val="none" w:color="auto" w:sz="0" w:space="0"/>
             <w:insideV w:val="none" w:color="auto" w:sz="0" w:space="0"/>
           </w:tblBorders>
+          <w:shd w:val="clear" w:color="auto" w:fill="auto"/>
           <w:tblCellMar>
             <w:top w:w="15" w:type="dxa"/>
             <w:left w:w="15" w:type="dxa"/>
@@ -1935,7 +1773,34 @@
               <w:bottom w:val="single" w:color="E6E6E6" w:sz="6" w:space="0"/>
               <w:right w:val="single" w:color="E6E6E6" w:sz="6" w:space="0"/>
             </w:tcBorders>
-            <w:shd w:val="clear"/>
+            <w:shd w:val="clear" w:color="auto" w:fill="auto"/>
+            <w:tcMar>
+              <w:top w:w="120" w:type="dxa"/>
+              <w:left w:w="210" w:type="dxa"/>
+              <w:bottom w:w="120" w:type="dxa"/>
+              <w:right w:w="210" w:type="dxa"/>
+            </w:tcMar>
+            <w:vAlign w:val="center"/>
+          </w:tcPr>
+          <w:p>
+            <w:r>
+              <w:rPr>
+                <w:lang w:val="en-US" w:eastAsia="zh-CN"/>
+              </w:rPr>
+              <w:t>EMP_STATUS_NM_NEW</w:t>
+            </w:r>
+          </w:p>
+        </w:tc>
+        <w:tc>
+          <w:tcPr>
+            <w:tcW w:w="0" w:type="auto"/>
+            <w:tcBorders>
+              <w:top w:val="single" w:color="E6E6E6" w:sz="6" w:space="0"/>
+              <w:left w:val="single" w:color="E6E6E6" w:sz="6" w:space="0"/>
+              <w:bottom w:val="single" w:color="E6E6E6" w:sz="6" w:space="0"/>
+              <w:right w:val="single" w:color="E6E6E6" w:sz="6" w:space="0"/>
+            </w:tcBorders>
+            <w:shd w:val="clear" w:color="auto" w:fill="auto"/>
             <w:tcMar>
               <w:top w:w="120" w:type="dxa"/>
               <w:left w:w="210" w:type="dxa"/>
@@ -1946,64 +1811,31 @@
           </w:tcPr>
           <w:p>
             <w:pPr>
-              <w:rPr/>
+              <w:rPr>
+                <w:rFonts w:hint="eastAsia"/>
+              </w:rPr>
             </w:pPr>
-            <w:r>
-              <w:rPr>
-                <w:lang w:val="en-US" w:eastAsia="zh-CN"/>
-              </w:rPr>
-              <w:t>EMP_STATUS_NM_NEW</w:t>
-            </w:r>
-          </w:p>
-        </w:tc>
-        <w:tc>
-          <w:tcPr>
-            <w:tcW w:w="0" w:type="auto"/>
-            <w:tcBorders>
-              <w:top w:val="single" w:color="E6E6E6" w:sz="6" w:space="0"/>
-              <w:left w:val="single" w:color="E6E6E6" w:sz="6" w:space="0"/>
-              <w:bottom w:val="single" w:color="E6E6E6" w:sz="6" w:space="0"/>
-              <w:right w:val="single" w:color="E6E6E6" w:sz="6" w:space="0"/>
-            </w:tcBorders>
-            <w:shd w:val="clear"/>
-            <w:tcMar>
-              <w:top w:w="120" w:type="dxa"/>
-              <w:left w:w="210" w:type="dxa"/>
-              <w:bottom w:w="120" w:type="dxa"/>
-              <w:right w:w="210" w:type="dxa"/>
-            </w:tcMar>
-            <w:vAlign w:val="center"/>
-          </w:tcPr>
-          <w:p>
-            <w:pPr>
-              <w:rPr>
-                <w:rFonts w:hint="eastAsia"/>
-              </w:rPr>
-            </w:pPr>
-          </w:p>
-        </w:tc>
-        <w:tc>
-          <w:tcPr>
-            <w:tcW w:w="0" w:type="auto"/>
-            <w:tcBorders>
-              <w:top w:val="single" w:color="E6E6E6" w:sz="6" w:space="0"/>
-              <w:left w:val="single" w:color="E6E6E6" w:sz="6" w:space="0"/>
-              <w:bottom w:val="single" w:color="E6E6E6" w:sz="6" w:space="0"/>
-              <w:right w:val="single" w:color="E6E6E6" w:sz="6" w:space="0"/>
-            </w:tcBorders>
-            <w:shd w:val="clear"/>
-            <w:tcMar>
-              <w:top w:w="120" w:type="dxa"/>
-              <w:left w:w="210" w:type="dxa"/>
-              <w:bottom w:w="120" w:type="dxa"/>
-              <w:right w:w="210" w:type="dxa"/>
-            </w:tcMar>
-            <w:vAlign w:val="center"/>
-          </w:tcPr>
-          <w:p>
-            <w:pPr>
-              <w:rPr/>
-            </w:pPr>
+          </w:p>
+        </w:tc>
+        <w:tc>
+          <w:tcPr>
+            <w:tcW w:w="0" w:type="auto"/>
+            <w:tcBorders>
+              <w:top w:val="single" w:color="E6E6E6" w:sz="6" w:space="0"/>
+              <w:left w:val="single" w:color="E6E6E6" w:sz="6" w:space="0"/>
+              <w:bottom w:val="single" w:color="E6E6E6" w:sz="6" w:space="0"/>
+              <w:right w:val="single" w:color="E6E6E6" w:sz="6" w:space="0"/>
+            </w:tcBorders>
+            <w:shd w:val="clear" w:color="auto" w:fill="auto"/>
+            <w:tcMar>
+              <w:top w:w="120" w:type="dxa"/>
+              <w:left w:w="210" w:type="dxa"/>
+              <w:bottom w:w="120" w:type="dxa"/>
+              <w:right w:w="210" w:type="dxa"/>
+            </w:tcMar>
+            <w:vAlign w:val="center"/>
+          </w:tcPr>
+          <w:p>
             <w:r>
               <w:rPr>
                 <w:lang w:val="en-US" w:eastAsia="zh-CN"/>
@@ -2023,6 +1855,7 @@
             <w:insideH w:val="none" w:color="auto" w:sz="0" w:space="0"/>
             <w:insideV w:val="none" w:color="auto" w:sz="0" w:space="0"/>
           </w:tblBorders>
+          <w:shd w:val="clear" w:color="auto" w:fill="auto"/>
           <w:tblCellMar>
             <w:top w:w="15" w:type="dxa"/>
             <w:left w:w="15" w:type="dxa"/>
@@ -2049,65 +1882,59 @@
             <w:vAlign w:val="center"/>
           </w:tcPr>
           <w:p>
+            <w:r>
+              <w:rPr>
+                <w:lang w:val="en-US" w:eastAsia="zh-CN"/>
+              </w:rPr>
+              <w:t>E0122</w:t>
+            </w:r>
+          </w:p>
+        </w:tc>
+        <w:tc>
+          <w:tcPr>
+            <w:tcW w:w="0" w:type="auto"/>
+            <w:tcBorders>
+              <w:top w:val="single" w:color="E6E6E6" w:sz="6" w:space="0"/>
+              <w:left w:val="single" w:color="E6E6E6" w:sz="6" w:space="0"/>
+              <w:bottom w:val="single" w:color="E6E6E6" w:sz="6" w:space="0"/>
+              <w:right w:val="single" w:color="E6E6E6" w:sz="6" w:space="0"/>
+            </w:tcBorders>
+            <w:shd w:val="clear" w:color="auto" w:fill="FAFAFA"/>
+            <w:tcMar>
+              <w:top w:w="120" w:type="dxa"/>
+              <w:left w:w="210" w:type="dxa"/>
+              <w:bottom w:w="120" w:type="dxa"/>
+              <w:right w:w="210" w:type="dxa"/>
+            </w:tcMar>
+            <w:vAlign w:val="center"/>
+          </w:tcPr>
+          <w:p>
             <w:pPr>
-              <w:rPr/>
+              <w:rPr>
+                <w:rFonts w:hint="eastAsia"/>
+              </w:rPr>
             </w:pPr>
-            <w:r>
-              <w:rPr>
-                <w:lang w:val="en-US" w:eastAsia="zh-CN"/>
-              </w:rPr>
-              <w:t>E0122</w:t>
-            </w:r>
-          </w:p>
-        </w:tc>
-        <w:tc>
-          <w:tcPr>
-            <w:tcW w:w="0" w:type="auto"/>
-            <w:tcBorders>
-              <w:top w:val="single" w:color="E6E6E6" w:sz="6" w:space="0"/>
-              <w:left w:val="single" w:color="E6E6E6" w:sz="6" w:space="0"/>
-              <w:bottom w:val="single" w:color="E6E6E6" w:sz="6" w:space="0"/>
-              <w:right w:val="single" w:color="E6E6E6" w:sz="6" w:space="0"/>
-            </w:tcBorders>
-            <w:shd w:val="clear" w:color="auto" w:fill="FAFAFA"/>
-            <w:tcMar>
-              <w:top w:w="120" w:type="dxa"/>
-              <w:left w:w="210" w:type="dxa"/>
-              <w:bottom w:w="120" w:type="dxa"/>
-              <w:right w:w="210" w:type="dxa"/>
-            </w:tcMar>
-            <w:vAlign w:val="center"/>
-          </w:tcPr>
-          <w:p>
-            <w:pPr>
-              <w:rPr>
-                <w:rFonts w:hint="eastAsia"/>
-              </w:rPr>
-            </w:pPr>
-          </w:p>
-        </w:tc>
-        <w:tc>
-          <w:tcPr>
-            <w:tcW w:w="0" w:type="auto"/>
-            <w:tcBorders>
-              <w:top w:val="single" w:color="E6E6E6" w:sz="6" w:space="0"/>
-              <w:left w:val="single" w:color="E6E6E6" w:sz="6" w:space="0"/>
-              <w:bottom w:val="single" w:color="E6E6E6" w:sz="6" w:space="0"/>
-              <w:right w:val="single" w:color="E6E6E6" w:sz="6" w:space="0"/>
-            </w:tcBorders>
-            <w:shd w:val="clear" w:color="auto" w:fill="FAFAFA"/>
-            <w:tcMar>
-              <w:top w:w="120" w:type="dxa"/>
-              <w:left w:w="210" w:type="dxa"/>
-              <w:bottom w:w="120" w:type="dxa"/>
-              <w:right w:w="210" w:type="dxa"/>
-            </w:tcMar>
-            <w:vAlign w:val="center"/>
-          </w:tcPr>
-          <w:p>
-            <w:pPr>
-              <w:rPr/>
-            </w:pPr>
+          </w:p>
+        </w:tc>
+        <w:tc>
+          <w:tcPr>
+            <w:tcW w:w="0" w:type="auto"/>
+            <w:tcBorders>
+              <w:top w:val="single" w:color="E6E6E6" w:sz="6" w:space="0"/>
+              <w:left w:val="single" w:color="E6E6E6" w:sz="6" w:space="0"/>
+              <w:bottom w:val="single" w:color="E6E6E6" w:sz="6" w:space="0"/>
+              <w:right w:val="single" w:color="E6E6E6" w:sz="6" w:space="0"/>
+            </w:tcBorders>
+            <w:shd w:val="clear" w:color="auto" w:fill="FAFAFA"/>
+            <w:tcMar>
+              <w:top w:w="120" w:type="dxa"/>
+              <w:left w:w="210" w:type="dxa"/>
+              <w:bottom w:w="120" w:type="dxa"/>
+              <w:right w:w="210" w:type="dxa"/>
+            </w:tcMar>
+            <w:vAlign w:val="center"/>
+          </w:tcPr>
+          <w:p>
             <w:r>
               <w:rPr>
                 <w:lang w:val="en-US" w:eastAsia="zh-CN"/>
@@ -2127,6 +1954,7 @@
             <w:insideH w:val="none" w:color="auto" w:sz="0" w:space="0"/>
             <w:insideV w:val="none" w:color="auto" w:sz="0" w:space="0"/>
           </w:tblBorders>
+          <w:shd w:val="clear" w:color="auto" w:fill="auto"/>
           <w:tblCellMar>
             <w:top w:w="15" w:type="dxa"/>
             <w:left w:w="15" w:type="dxa"/>
@@ -2143,7 +1971,34 @@
               <w:bottom w:val="single" w:color="E6E6E6" w:sz="6" w:space="0"/>
               <w:right w:val="single" w:color="E6E6E6" w:sz="6" w:space="0"/>
             </w:tcBorders>
-            <w:shd w:val="clear"/>
+            <w:shd w:val="clear" w:color="auto" w:fill="auto"/>
+            <w:tcMar>
+              <w:top w:w="120" w:type="dxa"/>
+              <w:left w:w="210" w:type="dxa"/>
+              <w:bottom w:w="120" w:type="dxa"/>
+              <w:right w:w="210" w:type="dxa"/>
+            </w:tcMar>
+            <w:vAlign w:val="center"/>
+          </w:tcPr>
+          <w:p>
+            <w:r>
+              <w:rPr>
+                <w:lang w:val="en-US" w:eastAsia="zh-CN"/>
+              </w:rPr>
+              <w:t>PASS_LEVEL_NAME</w:t>
+            </w:r>
+          </w:p>
+        </w:tc>
+        <w:tc>
+          <w:tcPr>
+            <w:tcW w:w="0" w:type="auto"/>
+            <w:tcBorders>
+              <w:top w:val="single" w:color="E6E6E6" w:sz="6" w:space="0"/>
+              <w:left w:val="single" w:color="E6E6E6" w:sz="6" w:space="0"/>
+              <w:bottom w:val="single" w:color="E6E6E6" w:sz="6" w:space="0"/>
+              <w:right w:val="single" w:color="E6E6E6" w:sz="6" w:space="0"/>
+            </w:tcBorders>
+            <w:shd w:val="clear" w:color="auto" w:fill="auto"/>
             <w:tcMar>
               <w:top w:w="120" w:type="dxa"/>
               <w:left w:w="210" w:type="dxa"/>
@@ -2154,64 +2009,31 @@
           </w:tcPr>
           <w:p>
             <w:pPr>
-              <w:rPr/>
+              <w:rPr>
+                <w:rFonts w:hint="eastAsia"/>
+              </w:rPr>
             </w:pPr>
-            <w:r>
-              <w:rPr>
-                <w:lang w:val="en-US" w:eastAsia="zh-CN"/>
-              </w:rPr>
-              <w:t>PASS_LEVEL_NAME</w:t>
-            </w:r>
-          </w:p>
-        </w:tc>
-        <w:tc>
-          <w:tcPr>
-            <w:tcW w:w="0" w:type="auto"/>
-            <w:tcBorders>
-              <w:top w:val="single" w:color="E6E6E6" w:sz="6" w:space="0"/>
-              <w:left w:val="single" w:color="E6E6E6" w:sz="6" w:space="0"/>
-              <w:bottom w:val="single" w:color="E6E6E6" w:sz="6" w:space="0"/>
-              <w:right w:val="single" w:color="E6E6E6" w:sz="6" w:space="0"/>
-            </w:tcBorders>
-            <w:shd w:val="clear"/>
-            <w:tcMar>
-              <w:top w:w="120" w:type="dxa"/>
-              <w:left w:w="210" w:type="dxa"/>
-              <w:bottom w:w="120" w:type="dxa"/>
-              <w:right w:w="210" w:type="dxa"/>
-            </w:tcMar>
-            <w:vAlign w:val="center"/>
-          </w:tcPr>
-          <w:p>
-            <w:pPr>
-              <w:rPr>
-                <w:rFonts w:hint="eastAsia"/>
-              </w:rPr>
-            </w:pPr>
-          </w:p>
-        </w:tc>
-        <w:tc>
-          <w:tcPr>
-            <w:tcW w:w="0" w:type="auto"/>
-            <w:tcBorders>
-              <w:top w:val="single" w:color="E6E6E6" w:sz="6" w:space="0"/>
-              <w:left w:val="single" w:color="E6E6E6" w:sz="6" w:space="0"/>
-              <w:bottom w:val="single" w:color="E6E6E6" w:sz="6" w:space="0"/>
-              <w:right w:val="single" w:color="E6E6E6" w:sz="6" w:space="0"/>
-            </w:tcBorders>
-            <w:shd w:val="clear"/>
-            <w:tcMar>
-              <w:top w:w="120" w:type="dxa"/>
-              <w:left w:w="210" w:type="dxa"/>
-              <w:bottom w:w="120" w:type="dxa"/>
-              <w:right w:w="210" w:type="dxa"/>
-            </w:tcMar>
-            <w:vAlign w:val="center"/>
-          </w:tcPr>
-          <w:p>
-            <w:pPr>
-              <w:rPr/>
-            </w:pPr>
+          </w:p>
+        </w:tc>
+        <w:tc>
+          <w:tcPr>
+            <w:tcW w:w="0" w:type="auto"/>
+            <w:tcBorders>
+              <w:top w:val="single" w:color="E6E6E6" w:sz="6" w:space="0"/>
+              <w:left w:val="single" w:color="E6E6E6" w:sz="6" w:space="0"/>
+              <w:bottom w:val="single" w:color="E6E6E6" w:sz="6" w:space="0"/>
+              <w:right w:val="single" w:color="E6E6E6" w:sz="6" w:space="0"/>
+            </w:tcBorders>
+            <w:shd w:val="clear" w:color="auto" w:fill="auto"/>
+            <w:tcMar>
+              <w:top w:w="120" w:type="dxa"/>
+              <w:left w:w="210" w:type="dxa"/>
+              <w:bottom w:w="120" w:type="dxa"/>
+              <w:right w:w="210" w:type="dxa"/>
+            </w:tcMar>
+            <w:vAlign w:val="center"/>
+          </w:tcPr>
+          <w:p>
             <w:r>
               <w:rPr>
                 <w:lang w:val="en-US" w:eastAsia="zh-CN"/>
@@ -2231,6 +2053,7 @@
             <w:insideH w:val="none" w:color="auto" w:sz="0" w:space="0"/>
             <w:insideV w:val="none" w:color="auto" w:sz="0" w:space="0"/>
           </w:tblBorders>
+          <w:shd w:val="clear" w:color="auto" w:fill="auto"/>
           <w:tblCellMar>
             <w:top w:w="15" w:type="dxa"/>
             <w:left w:w="15" w:type="dxa"/>
@@ -2257,65 +2080,59 @@
             <w:vAlign w:val="center"/>
           </w:tcPr>
           <w:p>
+            <w:r>
+              <w:rPr>
+                <w:lang w:val="en-US" w:eastAsia="zh-CN"/>
+              </w:rPr>
+              <w:t>DATA_COUNT</w:t>
+            </w:r>
+          </w:p>
+        </w:tc>
+        <w:tc>
+          <w:tcPr>
+            <w:tcW w:w="0" w:type="auto"/>
+            <w:tcBorders>
+              <w:top w:val="single" w:color="E6E6E6" w:sz="6" w:space="0"/>
+              <w:left w:val="single" w:color="E6E6E6" w:sz="6" w:space="0"/>
+              <w:bottom w:val="single" w:color="E6E6E6" w:sz="6" w:space="0"/>
+              <w:right w:val="single" w:color="E6E6E6" w:sz="6" w:space="0"/>
+            </w:tcBorders>
+            <w:shd w:val="clear" w:color="auto" w:fill="FAFAFA"/>
+            <w:tcMar>
+              <w:top w:w="120" w:type="dxa"/>
+              <w:left w:w="210" w:type="dxa"/>
+              <w:bottom w:w="120" w:type="dxa"/>
+              <w:right w:w="210" w:type="dxa"/>
+            </w:tcMar>
+            <w:vAlign w:val="center"/>
+          </w:tcPr>
+          <w:p>
             <w:pPr>
-              <w:rPr/>
+              <w:rPr>
+                <w:rFonts w:hint="eastAsia"/>
+              </w:rPr>
             </w:pPr>
-            <w:r>
-              <w:rPr>
-                <w:lang w:val="en-US" w:eastAsia="zh-CN"/>
-              </w:rPr>
-              <w:t>DATA_COUNT</w:t>
-            </w:r>
-          </w:p>
-        </w:tc>
-        <w:tc>
-          <w:tcPr>
-            <w:tcW w:w="0" w:type="auto"/>
-            <w:tcBorders>
-              <w:top w:val="single" w:color="E6E6E6" w:sz="6" w:space="0"/>
-              <w:left w:val="single" w:color="E6E6E6" w:sz="6" w:space="0"/>
-              <w:bottom w:val="single" w:color="E6E6E6" w:sz="6" w:space="0"/>
-              <w:right w:val="single" w:color="E6E6E6" w:sz="6" w:space="0"/>
-            </w:tcBorders>
-            <w:shd w:val="clear" w:color="auto" w:fill="FAFAFA"/>
-            <w:tcMar>
-              <w:top w:w="120" w:type="dxa"/>
-              <w:left w:w="210" w:type="dxa"/>
-              <w:bottom w:w="120" w:type="dxa"/>
-              <w:right w:w="210" w:type="dxa"/>
-            </w:tcMar>
-            <w:vAlign w:val="center"/>
-          </w:tcPr>
-          <w:p>
-            <w:pPr>
-              <w:rPr>
-                <w:rFonts w:hint="eastAsia"/>
-              </w:rPr>
-            </w:pPr>
-          </w:p>
-        </w:tc>
-        <w:tc>
-          <w:tcPr>
-            <w:tcW w:w="0" w:type="auto"/>
-            <w:tcBorders>
-              <w:top w:val="single" w:color="E6E6E6" w:sz="6" w:space="0"/>
-              <w:left w:val="single" w:color="E6E6E6" w:sz="6" w:space="0"/>
-              <w:bottom w:val="single" w:color="E6E6E6" w:sz="6" w:space="0"/>
-              <w:right w:val="single" w:color="E6E6E6" w:sz="6" w:space="0"/>
-            </w:tcBorders>
-            <w:shd w:val="clear" w:color="auto" w:fill="FAFAFA"/>
-            <w:tcMar>
-              <w:top w:w="120" w:type="dxa"/>
-              <w:left w:w="210" w:type="dxa"/>
-              <w:bottom w:w="120" w:type="dxa"/>
-              <w:right w:w="210" w:type="dxa"/>
-            </w:tcMar>
-            <w:vAlign w:val="center"/>
-          </w:tcPr>
-          <w:p>
-            <w:pPr>
-              <w:rPr/>
-            </w:pPr>
+          </w:p>
+        </w:tc>
+        <w:tc>
+          <w:tcPr>
+            <w:tcW w:w="0" w:type="auto"/>
+            <w:tcBorders>
+              <w:top w:val="single" w:color="E6E6E6" w:sz="6" w:space="0"/>
+              <w:left w:val="single" w:color="E6E6E6" w:sz="6" w:space="0"/>
+              <w:bottom w:val="single" w:color="E6E6E6" w:sz="6" w:space="0"/>
+              <w:right w:val="single" w:color="E6E6E6" w:sz="6" w:space="0"/>
+            </w:tcBorders>
+            <w:shd w:val="clear" w:color="auto" w:fill="FAFAFA"/>
+            <w:tcMar>
+              <w:top w:w="120" w:type="dxa"/>
+              <w:left w:w="210" w:type="dxa"/>
+              <w:bottom w:w="120" w:type="dxa"/>
+              <w:right w:w="210" w:type="dxa"/>
+            </w:tcMar>
+            <w:vAlign w:val="center"/>
+          </w:tcPr>
+          <w:p>
             <w:r>
               <w:rPr>
                 <w:lang w:val="en-US" w:eastAsia="zh-CN"/>
@@ -2335,6 +2152,7 @@
             <w:insideH w:val="none" w:color="auto" w:sz="0" w:space="0"/>
             <w:insideV w:val="none" w:color="auto" w:sz="0" w:space="0"/>
           </w:tblBorders>
+          <w:shd w:val="clear" w:color="auto" w:fill="auto"/>
           <w:tblCellMar>
             <w:top w:w="15" w:type="dxa"/>
             <w:left w:w="15" w:type="dxa"/>
@@ -2351,7 +2169,34 @@
               <w:bottom w:val="single" w:color="E6E6E6" w:sz="6" w:space="0"/>
               <w:right w:val="single" w:color="E6E6E6" w:sz="6" w:space="0"/>
             </w:tcBorders>
-            <w:shd w:val="clear"/>
+            <w:shd w:val="clear" w:color="auto" w:fill="auto"/>
+            <w:tcMar>
+              <w:top w:w="120" w:type="dxa"/>
+              <w:left w:w="210" w:type="dxa"/>
+              <w:bottom w:w="120" w:type="dxa"/>
+              <w:right w:w="210" w:type="dxa"/>
+            </w:tcMar>
+            <w:vAlign w:val="center"/>
+          </w:tcPr>
+          <w:p>
+            <w:r>
+              <w:rPr>
+                <w:lang w:val="en-US" w:eastAsia="zh-CN"/>
+              </w:rPr>
+              <w:t>SMPL_NAME</w:t>
+            </w:r>
+          </w:p>
+        </w:tc>
+        <w:tc>
+          <w:tcPr>
+            <w:tcW w:w="0" w:type="auto"/>
+            <w:tcBorders>
+              <w:top w:val="single" w:color="E6E6E6" w:sz="6" w:space="0"/>
+              <w:left w:val="single" w:color="E6E6E6" w:sz="6" w:space="0"/>
+              <w:bottom w:val="single" w:color="E6E6E6" w:sz="6" w:space="0"/>
+              <w:right w:val="single" w:color="E6E6E6" w:sz="6" w:space="0"/>
+            </w:tcBorders>
+            <w:shd w:val="clear" w:color="auto" w:fill="auto"/>
             <w:tcMar>
               <w:top w:w="120" w:type="dxa"/>
               <w:left w:w="210" w:type="dxa"/>
@@ -2362,64 +2207,31 @@
           </w:tcPr>
           <w:p>
             <w:pPr>
-              <w:rPr/>
+              <w:rPr>
+                <w:rFonts w:hint="eastAsia"/>
+              </w:rPr>
             </w:pPr>
-            <w:r>
-              <w:rPr>
-                <w:lang w:val="en-US" w:eastAsia="zh-CN"/>
-              </w:rPr>
-              <w:t>SMPL_NAME</w:t>
-            </w:r>
-          </w:p>
-        </w:tc>
-        <w:tc>
-          <w:tcPr>
-            <w:tcW w:w="0" w:type="auto"/>
-            <w:tcBorders>
-              <w:top w:val="single" w:color="E6E6E6" w:sz="6" w:space="0"/>
-              <w:left w:val="single" w:color="E6E6E6" w:sz="6" w:space="0"/>
-              <w:bottom w:val="single" w:color="E6E6E6" w:sz="6" w:space="0"/>
-              <w:right w:val="single" w:color="E6E6E6" w:sz="6" w:space="0"/>
-            </w:tcBorders>
-            <w:shd w:val="clear"/>
-            <w:tcMar>
-              <w:top w:w="120" w:type="dxa"/>
-              <w:left w:w="210" w:type="dxa"/>
-              <w:bottom w:w="120" w:type="dxa"/>
-              <w:right w:w="210" w:type="dxa"/>
-            </w:tcMar>
-            <w:vAlign w:val="center"/>
-          </w:tcPr>
-          <w:p>
-            <w:pPr>
-              <w:rPr>
-                <w:rFonts w:hint="eastAsia"/>
-              </w:rPr>
-            </w:pPr>
-          </w:p>
-        </w:tc>
-        <w:tc>
-          <w:tcPr>
-            <w:tcW w:w="0" w:type="auto"/>
-            <w:tcBorders>
-              <w:top w:val="single" w:color="E6E6E6" w:sz="6" w:space="0"/>
-              <w:left w:val="single" w:color="E6E6E6" w:sz="6" w:space="0"/>
-              <w:bottom w:val="single" w:color="E6E6E6" w:sz="6" w:space="0"/>
-              <w:right w:val="single" w:color="E6E6E6" w:sz="6" w:space="0"/>
-            </w:tcBorders>
-            <w:shd w:val="clear"/>
-            <w:tcMar>
-              <w:top w:w="120" w:type="dxa"/>
-              <w:left w:w="210" w:type="dxa"/>
-              <w:bottom w:w="120" w:type="dxa"/>
-              <w:right w:w="210" w:type="dxa"/>
-            </w:tcMar>
-            <w:vAlign w:val="center"/>
-          </w:tcPr>
-          <w:p>
-            <w:pPr>
-              <w:rPr/>
-            </w:pPr>
+          </w:p>
+        </w:tc>
+        <w:tc>
+          <w:tcPr>
+            <w:tcW w:w="0" w:type="auto"/>
+            <w:tcBorders>
+              <w:top w:val="single" w:color="E6E6E6" w:sz="6" w:space="0"/>
+              <w:left w:val="single" w:color="E6E6E6" w:sz="6" w:space="0"/>
+              <w:bottom w:val="single" w:color="E6E6E6" w:sz="6" w:space="0"/>
+              <w:right w:val="single" w:color="E6E6E6" w:sz="6" w:space="0"/>
+            </w:tcBorders>
+            <w:shd w:val="clear" w:color="auto" w:fill="auto"/>
+            <w:tcMar>
+              <w:top w:w="120" w:type="dxa"/>
+              <w:left w:w="210" w:type="dxa"/>
+              <w:bottom w:w="120" w:type="dxa"/>
+              <w:right w:w="210" w:type="dxa"/>
+            </w:tcMar>
+            <w:vAlign w:val="center"/>
+          </w:tcPr>
+          <w:p>
             <w:r>
               <w:rPr>
                 <w:lang w:val="en-US" w:eastAsia="zh-CN"/>
@@ -2439,6 +2251,7 @@
             <w:insideH w:val="none" w:color="auto" w:sz="0" w:space="0"/>
             <w:insideV w:val="none" w:color="auto" w:sz="0" w:space="0"/>
           </w:tblBorders>
+          <w:shd w:val="clear" w:color="auto" w:fill="auto"/>
           <w:tblCellMar>
             <w:top w:w="15" w:type="dxa"/>
             <w:left w:w="15" w:type="dxa"/>
@@ -2465,65 +2278,59 @@
             <w:vAlign w:val="center"/>
           </w:tcPr>
           <w:p>
+            <w:r>
+              <w:rPr>
+                <w:lang w:val="en-US" w:eastAsia="zh-CN"/>
+              </w:rPr>
+              <w:t>ORGAN_IDS</w:t>
+            </w:r>
+          </w:p>
+        </w:tc>
+        <w:tc>
+          <w:tcPr>
+            <w:tcW w:w="0" w:type="auto"/>
+            <w:tcBorders>
+              <w:top w:val="single" w:color="E6E6E6" w:sz="6" w:space="0"/>
+              <w:left w:val="single" w:color="E6E6E6" w:sz="6" w:space="0"/>
+              <w:bottom w:val="single" w:color="E6E6E6" w:sz="6" w:space="0"/>
+              <w:right w:val="single" w:color="E6E6E6" w:sz="6" w:space="0"/>
+            </w:tcBorders>
+            <w:shd w:val="clear" w:color="auto" w:fill="FAFAFA"/>
+            <w:tcMar>
+              <w:top w:w="120" w:type="dxa"/>
+              <w:left w:w="210" w:type="dxa"/>
+              <w:bottom w:w="120" w:type="dxa"/>
+              <w:right w:w="210" w:type="dxa"/>
+            </w:tcMar>
+            <w:vAlign w:val="center"/>
+          </w:tcPr>
+          <w:p>
             <w:pPr>
-              <w:rPr/>
+              <w:rPr>
+                <w:rFonts w:hint="eastAsia"/>
+              </w:rPr>
             </w:pPr>
-            <w:r>
-              <w:rPr>
-                <w:lang w:val="en-US" w:eastAsia="zh-CN"/>
-              </w:rPr>
-              <w:t>ORGAN_IDS</w:t>
-            </w:r>
-          </w:p>
-        </w:tc>
-        <w:tc>
-          <w:tcPr>
-            <w:tcW w:w="0" w:type="auto"/>
-            <w:tcBorders>
-              <w:top w:val="single" w:color="E6E6E6" w:sz="6" w:space="0"/>
-              <w:left w:val="single" w:color="E6E6E6" w:sz="6" w:space="0"/>
-              <w:bottom w:val="single" w:color="E6E6E6" w:sz="6" w:space="0"/>
-              <w:right w:val="single" w:color="E6E6E6" w:sz="6" w:space="0"/>
-            </w:tcBorders>
-            <w:shd w:val="clear" w:color="auto" w:fill="FAFAFA"/>
-            <w:tcMar>
-              <w:top w:w="120" w:type="dxa"/>
-              <w:left w:w="210" w:type="dxa"/>
-              <w:bottom w:w="120" w:type="dxa"/>
-              <w:right w:w="210" w:type="dxa"/>
-            </w:tcMar>
-            <w:vAlign w:val="center"/>
-          </w:tcPr>
-          <w:p>
-            <w:pPr>
-              <w:rPr>
-                <w:rFonts w:hint="eastAsia"/>
-              </w:rPr>
-            </w:pPr>
-          </w:p>
-        </w:tc>
-        <w:tc>
-          <w:tcPr>
-            <w:tcW w:w="0" w:type="auto"/>
-            <w:tcBorders>
-              <w:top w:val="single" w:color="E6E6E6" w:sz="6" w:space="0"/>
-              <w:left w:val="single" w:color="E6E6E6" w:sz="6" w:space="0"/>
-              <w:bottom w:val="single" w:color="E6E6E6" w:sz="6" w:space="0"/>
-              <w:right w:val="single" w:color="E6E6E6" w:sz="6" w:space="0"/>
-            </w:tcBorders>
-            <w:shd w:val="clear" w:color="auto" w:fill="FAFAFA"/>
-            <w:tcMar>
-              <w:top w:w="120" w:type="dxa"/>
-              <w:left w:w="210" w:type="dxa"/>
-              <w:bottom w:w="120" w:type="dxa"/>
-              <w:right w:w="210" w:type="dxa"/>
-            </w:tcMar>
-            <w:vAlign w:val="center"/>
-          </w:tcPr>
-          <w:p>
-            <w:pPr>
-              <w:rPr/>
-            </w:pPr>
+          </w:p>
+        </w:tc>
+        <w:tc>
+          <w:tcPr>
+            <w:tcW w:w="0" w:type="auto"/>
+            <w:tcBorders>
+              <w:top w:val="single" w:color="E6E6E6" w:sz="6" w:space="0"/>
+              <w:left w:val="single" w:color="E6E6E6" w:sz="6" w:space="0"/>
+              <w:bottom w:val="single" w:color="E6E6E6" w:sz="6" w:space="0"/>
+              <w:right w:val="single" w:color="E6E6E6" w:sz="6" w:space="0"/>
+            </w:tcBorders>
+            <w:shd w:val="clear" w:color="auto" w:fill="FAFAFA"/>
+            <w:tcMar>
+              <w:top w:w="120" w:type="dxa"/>
+              <w:left w:w="210" w:type="dxa"/>
+              <w:bottom w:w="120" w:type="dxa"/>
+              <w:right w:w="210" w:type="dxa"/>
+            </w:tcMar>
+            <w:vAlign w:val="center"/>
+          </w:tcPr>
+          <w:p>
             <w:r>
               <w:rPr>
                 <w:lang w:val="en-US" w:eastAsia="zh-CN"/>
@@ -2543,6 +2350,7 @@
             <w:insideH w:val="none" w:color="auto" w:sz="0" w:space="0"/>
             <w:insideV w:val="none" w:color="auto" w:sz="0" w:space="0"/>
           </w:tblBorders>
+          <w:shd w:val="clear" w:color="auto" w:fill="auto"/>
           <w:tblCellMar>
             <w:top w:w="15" w:type="dxa"/>
             <w:left w:w="15" w:type="dxa"/>
@@ -2559,19 +2367,16 @@
               <w:bottom w:val="single" w:color="E6E6E6" w:sz="6" w:space="0"/>
               <w:right w:val="single" w:color="E6E6E6" w:sz="6" w:space="0"/>
             </w:tcBorders>
-            <w:shd w:val="clear"/>
-            <w:tcMar>
-              <w:top w:w="120" w:type="dxa"/>
-              <w:left w:w="210" w:type="dxa"/>
-              <w:bottom w:w="120" w:type="dxa"/>
-              <w:right w:w="210" w:type="dxa"/>
-            </w:tcMar>
-            <w:vAlign w:val="center"/>
-          </w:tcPr>
-          <w:p>
-            <w:pPr>
-              <w:rPr/>
-            </w:pPr>
+            <w:shd w:val="clear" w:color="auto" w:fill="auto"/>
+            <w:tcMar>
+              <w:top w:w="120" w:type="dxa"/>
+              <w:left w:w="210" w:type="dxa"/>
+              <w:bottom w:w="120" w:type="dxa"/>
+              <w:right w:w="210" w:type="dxa"/>
+            </w:tcMar>
+            <w:vAlign w:val="center"/>
+          </w:tcPr>
+          <w:p>
             <w:r>
               <w:rPr>
                 <w:lang w:val="en-US" w:eastAsia="zh-CN"/>
@@ -2589,19 +2394,16 @@
               <w:bottom w:val="single" w:color="E6E6E6" w:sz="6" w:space="0"/>
               <w:right w:val="single" w:color="E6E6E6" w:sz="6" w:space="0"/>
             </w:tcBorders>
-            <w:shd w:val="clear"/>
-            <w:tcMar>
-              <w:top w:w="120" w:type="dxa"/>
-              <w:left w:w="210" w:type="dxa"/>
-              <w:bottom w:w="120" w:type="dxa"/>
-              <w:right w:w="210" w:type="dxa"/>
-            </w:tcMar>
-            <w:vAlign w:val="center"/>
-          </w:tcPr>
-          <w:p>
-            <w:pPr>
-              <w:rPr/>
-            </w:pPr>
+            <w:shd w:val="clear" w:color="auto" w:fill="auto"/>
+            <w:tcMar>
+              <w:top w:w="120" w:type="dxa"/>
+              <w:left w:w="210" w:type="dxa"/>
+              <w:bottom w:w="120" w:type="dxa"/>
+              <w:right w:w="210" w:type="dxa"/>
+            </w:tcMar>
+            <w:vAlign w:val="center"/>
+          </w:tcPr>
+          <w:p>
             <w:r>
               <w:rPr>
                 <w:lang w:val="en-US" w:eastAsia="zh-CN"/>
@@ -2619,19 +2421,16 @@
               <w:bottom w:val="single" w:color="E6E6E6" w:sz="6" w:space="0"/>
               <w:right w:val="single" w:color="E6E6E6" w:sz="6" w:space="0"/>
             </w:tcBorders>
-            <w:shd w:val="clear"/>
-            <w:tcMar>
-              <w:top w:w="120" w:type="dxa"/>
-              <w:left w:w="210" w:type="dxa"/>
-              <w:bottom w:w="120" w:type="dxa"/>
-              <w:right w:w="210" w:type="dxa"/>
-            </w:tcMar>
-            <w:vAlign w:val="center"/>
-          </w:tcPr>
-          <w:p>
-            <w:pPr>
-              <w:rPr/>
-            </w:pPr>
+            <w:shd w:val="clear" w:color="auto" w:fill="auto"/>
+            <w:tcMar>
+              <w:top w:w="120" w:type="dxa"/>
+              <w:left w:w="210" w:type="dxa"/>
+              <w:bottom w:w="120" w:type="dxa"/>
+              <w:right w:w="210" w:type="dxa"/>
+            </w:tcMar>
+            <w:vAlign w:val="center"/>
+          </w:tcPr>
+          <w:p>
             <w:r>
               <w:rPr>
                 <w:lang w:val="en-US" w:eastAsia="zh-CN"/>
@@ -2651,6 +2450,7 @@
             <w:insideH w:val="none" w:color="auto" w:sz="0" w:space="0"/>
             <w:insideV w:val="none" w:color="auto" w:sz="0" w:space="0"/>
           </w:tblBorders>
+          <w:shd w:val="clear" w:color="auto" w:fill="auto"/>
           <w:tblCellMar>
             <w:top w:w="15" w:type="dxa"/>
             <w:left w:w="15" w:type="dxa"/>
@@ -2677,9 +2477,6 @@
             <w:vAlign w:val="center"/>
           </w:tcPr>
           <w:p>
-            <w:pPr>
-              <w:rPr/>
-            </w:pPr>
             <w:r>
               <w:rPr>
                 <w:lang w:val="en-US" w:eastAsia="zh-CN"/>
@@ -2707,9 +2504,6 @@
             <w:vAlign w:val="center"/>
           </w:tcPr>
           <w:p>
-            <w:pPr>
-              <w:rPr/>
-            </w:pPr>
             <w:r>
               <w:rPr>
                 <w:lang w:val="en-US" w:eastAsia="zh-CN"/>
@@ -2737,9 +2531,6 @@
             <w:vAlign w:val="center"/>
           </w:tcPr>
           <w:p>
-            <w:pPr>
-              <w:rPr/>
-            </w:pPr>
             <w:r>
               <w:rPr>
                 <w:lang w:val="en-US" w:eastAsia="zh-CN"/>
@@ -2759,6 +2550,7 @@
             <w:insideH w:val="none" w:color="auto" w:sz="0" w:space="0"/>
             <w:insideV w:val="none" w:color="auto" w:sz="0" w:space="0"/>
           </w:tblBorders>
+          <w:shd w:val="clear" w:color="auto" w:fill="auto"/>
           <w:tblCellMar>
             <w:top w:w="15" w:type="dxa"/>
             <w:left w:w="15" w:type="dxa"/>
@@ -2775,19 +2567,16 @@
               <w:bottom w:val="single" w:color="E6E6E6" w:sz="6" w:space="0"/>
               <w:right w:val="single" w:color="E6E6E6" w:sz="6" w:space="0"/>
             </w:tcBorders>
-            <w:shd w:val="clear"/>
-            <w:tcMar>
-              <w:top w:w="120" w:type="dxa"/>
-              <w:left w:w="210" w:type="dxa"/>
-              <w:bottom w:w="120" w:type="dxa"/>
-              <w:right w:w="210" w:type="dxa"/>
-            </w:tcMar>
-            <w:vAlign w:val="center"/>
-          </w:tcPr>
-          <w:p>
-            <w:pPr>
-              <w:rPr/>
-            </w:pPr>
+            <w:shd w:val="clear" w:color="auto" w:fill="auto"/>
+            <w:tcMar>
+              <w:top w:w="120" w:type="dxa"/>
+              <w:left w:w="210" w:type="dxa"/>
+              <w:bottom w:w="120" w:type="dxa"/>
+              <w:right w:w="210" w:type="dxa"/>
+            </w:tcMar>
+            <w:vAlign w:val="center"/>
+          </w:tcPr>
+          <w:p>
             <w:r>
               <w:rPr>
                 <w:lang w:val="en-US" w:eastAsia="zh-CN"/>
@@ -2805,19 +2594,16 @@
               <w:bottom w:val="single" w:color="E6E6E6" w:sz="6" w:space="0"/>
               <w:right w:val="single" w:color="E6E6E6" w:sz="6" w:space="0"/>
             </w:tcBorders>
-            <w:shd w:val="clear"/>
-            <w:tcMar>
-              <w:top w:w="120" w:type="dxa"/>
-              <w:left w:w="210" w:type="dxa"/>
-              <w:bottom w:w="120" w:type="dxa"/>
-              <w:right w:w="210" w:type="dxa"/>
-            </w:tcMar>
-            <w:vAlign w:val="center"/>
-          </w:tcPr>
-          <w:p>
-            <w:pPr>
-              <w:rPr/>
-            </w:pPr>
+            <w:shd w:val="clear" w:color="auto" w:fill="auto"/>
+            <w:tcMar>
+              <w:top w:w="120" w:type="dxa"/>
+              <w:left w:w="210" w:type="dxa"/>
+              <w:bottom w:w="120" w:type="dxa"/>
+              <w:right w:w="210" w:type="dxa"/>
+            </w:tcMar>
+            <w:vAlign w:val="center"/>
+          </w:tcPr>
+          <w:p>
             <w:r>
               <w:rPr>
                 <w:lang w:val="en-US" w:eastAsia="zh-CN"/>
@@ -2835,19 +2621,16 @@
               <w:bottom w:val="single" w:color="E6E6E6" w:sz="6" w:space="0"/>
               <w:right w:val="single" w:color="E6E6E6" w:sz="6" w:space="0"/>
             </w:tcBorders>
-            <w:shd w:val="clear"/>
-            <w:tcMar>
-              <w:top w:w="120" w:type="dxa"/>
-              <w:left w:w="210" w:type="dxa"/>
-              <w:bottom w:w="120" w:type="dxa"/>
-              <w:right w:w="210" w:type="dxa"/>
-            </w:tcMar>
-            <w:vAlign w:val="center"/>
-          </w:tcPr>
-          <w:p>
-            <w:pPr>
-              <w:rPr/>
-            </w:pPr>
+            <w:shd w:val="clear" w:color="auto" w:fill="auto"/>
+            <w:tcMar>
+              <w:top w:w="120" w:type="dxa"/>
+              <w:left w:w="210" w:type="dxa"/>
+              <w:bottom w:w="120" w:type="dxa"/>
+              <w:right w:w="210" w:type="dxa"/>
+            </w:tcMar>
+            <w:vAlign w:val="center"/>
+          </w:tcPr>
+          <w:p>
             <w:r>
               <w:rPr>
                 <w:lang w:val="en-US" w:eastAsia="zh-CN"/>
@@ -3211,17 +2994,11 @@
       </w:r>
     </w:p>
     <w:p>
-      <w:pPr>
-        <w:rPr/>
-      </w:pPr>
       <w:r>
         <w:t>返回结果：</w:t>
       </w:r>
     </w:p>
     <w:p>
-      <w:pPr>
-        <w:rPr/>
-      </w:pPr>
       <w:r>
         <w:rPr>
           <w:rFonts w:hint="default"/>
@@ -3231,6 +3008,7 @@
     </w:p>
     <w:tbl>
       <w:tblPr>
+        <w:tblStyle w:val="5"/>
         <w:tblW w:w="0" w:type="auto"/>
         <w:tblInd w:w="0" w:type="dxa"/>
         <w:tblBorders>
@@ -3241,7 +3019,7 @@
           <w:insideH w:val="none" w:color="auto" w:sz="0" w:space="0"/>
           <w:insideV w:val="none" w:color="auto" w:sz="0" w:space="0"/>
         </w:tblBorders>
-        <w:shd w:val="clear"/>
+        <w:shd w:val="clear" w:color="auto" w:fill="auto"/>
         <w:tblLayout w:type="autofit"/>
         <w:tblCellMar>
           <w:top w:w="15" w:type="dxa"/>
@@ -3265,7 +3043,7 @@
             <w:insideH w:val="none" w:color="auto" w:sz="0" w:space="0"/>
             <w:insideV w:val="none" w:color="auto" w:sz="0" w:space="0"/>
           </w:tblBorders>
-          <w:shd w:val="clear"/>
+          <w:shd w:val="clear" w:color="auto" w:fill="auto"/>
           <w:tblCellMar>
             <w:top w:w="15" w:type="dxa"/>
             <w:left w:w="15" w:type="dxa"/>
@@ -3285,51 +3063,43 @@
               <w:bottom w:val="single" w:color="E6E6E6" w:sz="6" w:space="0"/>
               <w:right w:val="single" w:color="E6E6E6" w:sz="6" w:space="0"/>
             </w:tcBorders>
-            <w:shd w:val="clear"/>
-            <w:tcMar>
-              <w:top w:w="120" w:type="dxa"/>
-              <w:left w:w="210" w:type="dxa"/>
-              <w:bottom w:w="120" w:type="dxa"/>
-              <w:right w:w="210" w:type="dxa"/>
-            </w:tcMar>
-            <w:vAlign w:val="center"/>
-          </w:tcPr>
-          <w:p>
-            <w:pPr>
-              <w:rPr/>
-            </w:pPr>
+            <w:shd w:val="clear" w:color="auto" w:fill="auto"/>
+            <w:tcMar>
+              <w:top w:w="120" w:type="dxa"/>
+              <w:left w:w="210" w:type="dxa"/>
+              <w:bottom w:w="120" w:type="dxa"/>
+              <w:right w:w="210" w:type="dxa"/>
+            </w:tcMar>
+            <w:vAlign w:val="center"/>
+          </w:tcPr>
+          <w:p>
             <w:r>
               <w:rPr>
                 <w:lang w:val="en-US" w:eastAsia="zh-CN"/>
               </w:rPr>
               <w:t>字段</w:t>
             </w:r>
-            <w:bookmarkStart w:id="0" w:name="_GoBack"/>
-            <w:bookmarkEnd w:id="0"/>
-          </w:p>
-        </w:tc>
-        <w:tc>
-          <w:tcPr>
-            <w:tcW w:w="0" w:type="auto"/>
-            <w:tcBorders>
-              <w:top w:val="single" w:color="E6E6E6" w:sz="6" w:space="0"/>
-              <w:left w:val="single" w:color="E6E6E6" w:sz="6" w:space="0"/>
-              <w:bottom w:val="single" w:color="E6E6E6" w:sz="6" w:space="0"/>
-              <w:right w:val="single" w:color="E6E6E6" w:sz="6" w:space="0"/>
-            </w:tcBorders>
-            <w:shd w:val="clear"/>
-            <w:tcMar>
-              <w:top w:w="120" w:type="dxa"/>
-              <w:left w:w="210" w:type="dxa"/>
-              <w:bottom w:w="120" w:type="dxa"/>
-              <w:right w:w="210" w:type="dxa"/>
-            </w:tcMar>
-            <w:vAlign w:val="center"/>
-          </w:tcPr>
-          <w:p>
-            <w:pPr>
-              <w:rPr/>
-            </w:pPr>
+          </w:p>
+        </w:tc>
+        <w:tc>
+          <w:tcPr>
+            <w:tcW w:w="0" w:type="auto"/>
+            <w:tcBorders>
+              <w:top w:val="single" w:color="E6E6E6" w:sz="6" w:space="0"/>
+              <w:left w:val="single" w:color="E6E6E6" w:sz="6" w:space="0"/>
+              <w:bottom w:val="single" w:color="E6E6E6" w:sz="6" w:space="0"/>
+              <w:right w:val="single" w:color="E6E6E6" w:sz="6" w:space="0"/>
+            </w:tcBorders>
+            <w:shd w:val="clear" w:color="auto" w:fill="auto"/>
+            <w:tcMar>
+              <w:top w:w="120" w:type="dxa"/>
+              <w:left w:w="210" w:type="dxa"/>
+              <w:bottom w:w="120" w:type="dxa"/>
+              <w:right w:w="210" w:type="dxa"/>
+            </w:tcMar>
+            <w:vAlign w:val="center"/>
+          </w:tcPr>
+          <w:p>
             <w:r>
               <w:rPr>
                 <w:lang w:val="en-US" w:eastAsia="zh-CN"/>
@@ -3347,19 +3117,16 @@
               <w:bottom w:val="single" w:color="E6E6E6" w:sz="6" w:space="0"/>
               <w:right w:val="single" w:color="E6E6E6" w:sz="6" w:space="0"/>
             </w:tcBorders>
-            <w:shd w:val="clear"/>
-            <w:tcMar>
-              <w:top w:w="120" w:type="dxa"/>
-              <w:left w:w="210" w:type="dxa"/>
-              <w:bottom w:w="120" w:type="dxa"/>
-              <w:right w:w="210" w:type="dxa"/>
-            </w:tcMar>
-            <w:vAlign w:val="center"/>
-          </w:tcPr>
-          <w:p>
-            <w:pPr>
-              <w:rPr/>
-            </w:pPr>
+            <w:shd w:val="clear" w:color="auto" w:fill="auto"/>
+            <w:tcMar>
+              <w:top w:w="120" w:type="dxa"/>
+              <w:left w:w="210" w:type="dxa"/>
+              <w:bottom w:w="120" w:type="dxa"/>
+              <w:right w:w="210" w:type="dxa"/>
+            </w:tcMar>
+            <w:vAlign w:val="center"/>
+          </w:tcPr>
+          <w:p>
             <w:r>
               <w:rPr>
                 <w:lang w:val="en-US" w:eastAsia="zh-CN"/>
@@ -3379,6 +3146,7 @@
             <w:insideH w:val="none" w:color="auto" w:sz="0" w:space="0"/>
             <w:insideV w:val="none" w:color="auto" w:sz="0" w:space="0"/>
           </w:tblBorders>
+          <w:shd w:val="clear" w:color="auto" w:fill="auto"/>
           <w:tblCellMar>
             <w:top w:w="15" w:type="dxa"/>
             <w:left w:w="15" w:type="dxa"/>
@@ -3395,19 +3163,16 @@
               <w:bottom w:val="single" w:color="E6E6E6" w:sz="6" w:space="0"/>
               <w:right w:val="single" w:color="E6E6E6" w:sz="6" w:space="0"/>
             </w:tcBorders>
-            <w:shd w:val="clear"/>
-            <w:tcMar>
-              <w:top w:w="120" w:type="dxa"/>
-              <w:left w:w="210" w:type="dxa"/>
-              <w:bottom w:w="120" w:type="dxa"/>
-              <w:right w:w="210" w:type="dxa"/>
-            </w:tcMar>
-            <w:vAlign w:val="center"/>
-          </w:tcPr>
-          <w:p>
-            <w:pPr>
-              <w:rPr/>
-            </w:pPr>
+            <w:shd w:val="clear" w:color="auto" w:fill="auto"/>
+            <w:tcMar>
+              <w:top w:w="120" w:type="dxa"/>
+              <w:left w:w="210" w:type="dxa"/>
+              <w:bottom w:w="120" w:type="dxa"/>
+              <w:right w:w="210" w:type="dxa"/>
+            </w:tcMar>
+            <w:vAlign w:val="center"/>
+          </w:tcPr>
+          <w:p>
             <w:r>
               <w:rPr>
                 <w:lang w:val="en-US" w:eastAsia="zh-CN"/>
@@ -3425,19 +3190,16 @@
               <w:bottom w:val="single" w:color="E6E6E6" w:sz="6" w:space="0"/>
               <w:right w:val="single" w:color="E6E6E6" w:sz="6" w:space="0"/>
             </w:tcBorders>
-            <w:shd w:val="clear"/>
-            <w:tcMar>
-              <w:top w:w="120" w:type="dxa"/>
-              <w:left w:w="210" w:type="dxa"/>
-              <w:bottom w:w="120" w:type="dxa"/>
-              <w:right w:w="210" w:type="dxa"/>
-            </w:tcMar>
-            <w:vAlign w:val="center"/>
-          </w:tcPr>
-          <w:p>
-            <w:pPr>
-              <w:rPr/>
-            </w:pPr>
+            <w:shd w:val="clear" w:color="auto" w:fill="auto"/>
+            <w:tcMar>
+              <w:top w:w="120" w:type="dxa"/>
+              <w:left w:w="210" w:type="dxa"/>
+              <w:bottom w:w="120" w:type="dxa"/>
+              <w:right w:w="210" w:type="dxa"/>
+            </w:tcMar>
+            <w:vAlign w:val="center"/>
+          </w:tcPr>
+          <w:p>
             <w:r>
               <w:rPr>
                 <w:lang w:val="en-US" w:eastAsia="zh-CN"/>
@@ -3455,19 +3217,16 @@
               <w:bottom w:val="single" w:color="E6E6E6" w:sz="6" w:space="0"/>
               <w:right w:val="single" w:color="E6E6E6" w:sz="6" w:space="0"/>
             </w:tcBorders>
-            <w:shd w:val="clear"/>
-            <w:tcMar>
-              <w:top w:w="120" w:type="dxa"/>
-              <w:left w:w="210" w:type="dxa"/>
-              <w:bottom w:w="120" w:type="dxa"/>
-              <w:right w:w="210" w:type="dxa"/>
-            </w:tcMar>
-            <w:vAlign w:val="center"/>
-          </w:tcPr>
-          <w:p>
-            <w:pPr>
-              <w:rPr/>
-            </w:pPr>
+            <w:shd w:val="clear" w:color="auto" w:fill="auto"/>
+            <w:tcMar>
+              <w:top w:w="120" w:type="dxa"/>
+              <w:left w:w="210" w:type="dxa"/>
+              <w:bottom w:w="120" w:type="dxa"/>
+              <w:right w:w="210" w:type="dxa"/>
+            </w:tcMar>
+            <w:vAlign w:val="center"/>
+          </w:tcPr>
+          <w:p>
             <w:r>
               <w:rPr>
                 <w:lang w:val="en-US" w:eastAsia="zh-CN"/>
@@ -3487,7 +3246,7 @@
             <w:insideH w:val="none" w:color="auto" w:sz="0" w:space="0"/>
             <w:insideV w:val="none" w:color="auto" w:sz="0" w:space="0"/>
           </w:tblBorders>
-          <w:shd w:val="clear"/>
+          <w:shd w:val="clear" w:color="auto" w:fill="auto"/>
           <w:tblCellMar>
             <w:top w:w="15" w:type="dxa"/>
             <w:left w:w="15" w:type="dxa"/>
@@ -3514,9 +3273,6 @@
             <w:vAlign w:val="center"/>
           </w:tcPr>
           <w:p>
-            <w:pPr>
-              <w:rPr/>
-            </w:pPr>
             <w:r>
               <w:rPr>
                 <w:lang w:val="en-US" w:eastAsia="zh-CN"/>
@@ -3544,9 +3300,6 @@
             <w:vAlign w:val="center"/>
           </w:tcPr>
           <w:p>
-            <w:pPr>
-              <w:rPr/>
-            </w:pPr>
             <w:r>
               <w:rPr>
                 <w:lang w:val="en-US" w:eastAsia="zh-CN"/>
@@ -3574,9 +3327,6 @@
             <w:vAlign w:val="center"/>
           </w:tcPr>
           <w:p>
-            <w:pPr>
-              <w:rPr/>
-            </w:pPr>
             <w:r>
               <w:rPr>
                 <w:lang w:val="en-US" w:eastAsia="zh-CN"/>
@@ -3596,6 +3346,7 @@
             <w:insideH w:val="none" w:color="auto" w:sz="0" w:space="0"/>
             <w:insideV w:val="none" w:color="auto" w:sz="0" w:space="0"/>
           </w:tblBorders>
+          <w:shd w:val="clear" w:color="auto" w:fill="auto"/>
           <w:tblCellMar>
             <w:top w:w="15" w:type="dxa"/>
             <w:left w:w="15" w:type="dxa"/>
@@ -3612,19 +3363,16 @@
               <w:bottom w:val="single" w:color="E6E6E6" w:sz="6" w:space="0"/>
               <w:right w:val="single" w:color="E6E6E6" w:sz="6" w:space="0"/>
             </w:tcBorders>
-            <w:shd w:val="clear"/>
-            <w:tcMar>
-              <w:top w:w="120" w:type="dxa"/>
-              <w:left w:w="210" w:type="dxa"/>
-              <w:bottom w:w="120" w:type="dxa"/>
-              <w:right w:w="210" w:type="dxa"/>
-            </w:tcMar>
-            <w:vAlign w:val="center"/>
-          </w:tcPr>
-          <w:p>
-            <w:pPr>
-              <w:rPr/>
-            </w:pPr>
+            <w:shd w:val="clear" w:color="auto" w:fill="auto"/>
+            <w:tcMar>
+              <w:top w:w="120" w:type="dxa"/>
+              <w:left w:w="210" w:type="dxa"/>
+              <w:bottom w:w="120" w:type="dxa"/>
+              <w:right w:w="210" w:type="dxa"/>
+            </w:tcMar>
+            <w:vAlign w:val="center"/>
+          </w:tcPr>
+          <w:p>
             <w:r>
               <w:rPr>
                 <w:lang w:val="en-US" w:eastAsia="zh-CN"/>
@@ -3642,19 +3390,16 @@
               <w:bottom w:val="single" w:color="E6E6E6" w:sz="6" w:space="0"/>
               <w:right w:val="single" w:color="E6E6E6" w:sz="6" w:space="0"/>
             </w:tcBorders>
-            <w:shd w:val="clear"/>
-            <w:tcMar>
-              <w:top w:w="120" w:type="dxa"/>
-              <w:left w:w="210" w:type="dxa"/>
-              <w:bottom w:w="120" w:type="dxa"/>
-              <w:right w:w="210" w:type="dxa"/>
-            </w:tcMar>
-            <w:vAlign w:val="center"/>
-          </w:tcPr>
-          <w:p>
-            <w:pPr>
-              <w:rPr/>
-            </w:pPr>
+            <w:shd w:val="clear" w:color="auto" w:fill="auto"/>
+            <w:tcMar>
+              <w:top w:w="120" w:type="dxa"/>
+              <w:left w:w="210" w:type="dxa"/>
+              <w:bottom w:w="120" w:type="dxa"/>
+              <w:right w:w="210" w:type="dxa"/>
+            </w:tcMar>
+            <w:vAlign w:val="center"/>
+          </w:tcPr>
+          <w:p>
             <w:r>
               <w:rPr>
                 <w:lang w:val="en-US" w:eastAsia="zh-CN"/>
@@ -3672,19 +3417,16 @@
               <w:bottom w:val="single" w:color="E6E6E6" w:sz="6" w:space="0"/>
               <w:right w:val="single" w:color="E6E6E6" w:sz="6" w:space="0"/>
             </w:tcBorders>
-            <w:shd w:val="clear"/>
-            <w:tcMar>
-              <w:top w:w="120" w:type="dxa"/>
-              <w:left w:w="210" w:type="dxa"/>
-              <w:bottom w:w="120" w:type="dxa"/>
-              <w:right w:w="210" w:type="dxa"/>
-            </w:tcMar>
-            <w:vAlign w:val="center"/>
-          </w:tcPr>
-          <w:p>
-            <w:pPr>
-              <w:rPr/>
-            </w:pPr>
+            <w:shd w:val="clear" w:color="auto" w:fill="auto"/>
+            <w:tcMar>
+              <w:top w:w="120" w:type="dxa"/>
+              <w:left w:w="210" w:type="dxa"/>
+              <w:bottom w:w="120" w:type="dxa"/>
+              <w:right w:w="210" w:type="dxa"/>
+            </w:tcMar>
+            <w:vAlign w:val="center"/>
+          </w:tcPr>
+          <w:p>
             <w:r>
               <w:rPr>
                 <w:lang w:val="en-US" w:eastAsia="zh-CN"/>
@@ -3704,6 +3446,7 @@
             <w:insideH w:val="none" w:color="auto" w:sz="0" w:space="0"/>
             <w:insideV w:val="none" w:color="auto" w:sz="0" w:space="0"/>
           </w:tblBorders>
+          <w:shd w:val="clear" w:color="auto" w:fill="auto"/>
           <w:tblCellMar>
             <w:top w:w="15" w:type="dxa"/>
             <w:left w:w="15" w:type="dxa"/>
@@ -3730,9 +3473,6 @@
             <w:vAlign w:val="center"/>
           </w:tcPr>
           <w:p>
-            <w:pPr>
-              <w:rPr/>
-            </w:pPr>
             <w:r>
               <w:rPr>
                 <w:lang w:val="en-US" w:eastAsia="zh-CN"/>
@@ -3760,9 +3500,6 @@
             <w:vAlign w:val="center"/>
           </w:tcPr>
           <w:p>
-            <w:pPr>
-              <w:rPr/>
-            </w:pPr>
             <w:r>
               <w:rPr>
                 <w:lang w:val="en-US" w:eastAsia="zh-CN"/>
@@ -3790,9 +3527,6 @@
             <w:vAlign w:val="center"/>
           </w:tcPr>
           <w:p>
-            <w:pPr>
-              <w:rPr/>
-            </w:pPr>
             <w:r>
               <w:rPr>
                 <w:lang w:val="en-US" w:eastAsia="zh-CN"/>
@@ -3812,7 +3546,7 @@
             <w:insideH w:val="none" w:color="auto" w:sz="0" w:space="0"/>
             <w:insideV w:val="none" w:color="auto" w:sz="0" w:space="0"/>
           </w:tblBorders>
-          <w:shd w:val="clear"/>
+          <w:shd w:val="clear" w:color="auto" w:fill="auto"/>
           <w:tblCellMar>
             <w:top w:w="15" w:type="dxa"/>
             <w:left w:w="15" w:type="dxa"/>
@@ -3829,19 +3563,16 @@
               <w:bottom w:val="single" w:color="E6E6E6" w:sz="6" w:space="0"/>
               <w:right w:val="single" w:color="E6E6E6" w:sz="6" w:space="0"/>
             </w:tcBorders>
-            <w:shd w:val="clear"/>
-            <w:tcMar>
-              <w:top w:w="120" w:type="dxa"/>
-              <w:left w:w="210" w:type="dxa"/>
-              <w:bottom w:w="120" w:type="dxa"/>
-              <w:right w:w="210" w:type="dxa"/>
-            </w:tcMar>
-            <w:vAlign w:val="center"/>
-          </w:tcPr>
-          <w:p>
-            <w:pPr>
-              <w:rPr/>
-            </w:pPr>
+            <w:shd w:val="clear" w:color="auto" w:fill="auto"/>
+            <w:tcMar>
+              <w:top w:w="120" w:type="dxa"/>
+              <w:left w:w="210" w:type="dxa"/>
+              <w:bottom w:w="120" w:type="dxa"/>
+              <w:right w:w="210" w:type="dxa"/>
+            </w:tcMar>
+            <w:vAlign w:val="center"/>
+          </w:tcPr>
+          <w:p>
             <w:r>
               <w:rPr>
                 <w:lang w:val="en-US" w:eastAsia="zh-CN"/>
@@ -3859,19 +3590,16 @@
               <w:bottom w:val="single" w:color="E6E6E6" w:sz="6" w:space="0"/>
               <w:right w:val="single" w:color="E6E6E6" w:sz="6" w:space="0"/>
             </w:tcBorders>
-            <w:shd w:val="clear"/>
-            <w:tcMar>
-              <w:top w:w="120" w:type="dxa"/>
-              <w:left w:w="210" w:type="dxa"/>
-              <w:bottom w:w="120" w:type="dxa"/>
-              <w:right w:w="210" w:type="dxa"/>
-            </w:tcMar>
-            <w:vAlign w:val="center"/>
-          </w:tcPr>
-          <w:p>
-            <w:pPr>
-              <w:rPr/>
-            </w:pPr>
+            <w:shd w:val="clear" w:color="auto" w:fill="auto"/>
+            <w:tcMar>
+              <w:top w:w="120" w:type="dxa"/>
+              <w:left w:w="210" w:type="dxa"/>
+              <w:bottom w:w="120" w:type="dxa"/>
+              <w:right w:w="210" w:type="dxa"/>
+            </w:tcMar>
+            <w:vAlign w:val="center"/>
+          </w:tcPr>
+          <w:p>
             <w:r>
               <w:rPr>
                 <w:lang w:val="en-US" w:eastAsia="zh-CN"/>
@@ -3889,19 +3617,16 @@
               <w:bottom w:val="single" w:color="E6E6E6" w:sz="6" w:space="0"/>
               <w:right w:val="single" w:color="E6E6E6" w:sz="6" w:space="0"/>
             </w:tcBorders>
-            <w:shd w:val="clear"/>
-            <w:tcMar>
-              <w:top w:w="120" w:type="dxa"/>
-              <w:left w:w="210" w:type="dxa"/>
-              <w:bottom w:w="120" w:type="dxa"/>
-              <w:right w:w="210" w:type="dxa"/>
-            </w:tcMar>
-            <w:vAlign w:val="center"/>
-          </w:tcPr>
-          <w:p>
-            <w:pPr>
-              <w:rPr/>
-            </w:pPr>
+            <w:shd w:val="clear" w:color="auto" w:fill="auto"/>
+            <w:tcMar>
+              <w:top w:w="120" w:type="dxa"/>
+              <w:left w:w="210" w:type="dxa"/>
+              <w:bottom w:w="120" w:type="dxa"/>
+              <w:right w:w="210" w:type="dxa"/>
+            </w:tcMar>
+            <w:vAlign w:val="center"/>
+          </w:tcPr>
+          <w:p>
             <w:r>
               <w:rPr>
                 <w:lang w:val="en-US" w:eastAsia="zh-CN"/>
@@ -3921,6 +3646,7 @@
             <w:insideH w:val="none" w:color="auto" w:sz="0" w:space="0"/>
             <w:insideV w:val="none" w:color="auto" w:sz="0" w:space="0"/>
           </w:tblBorders>
+          <w:shd w:val="clear" w:color="auto" w:fill="auto"/>
           <w:tblCellMar>
             <w:top w:w="15" w:type="dxa"/>
             <w:left w:w="15" w:type="dxa"/>
@@ -3947,9 +3673,6 @@
             <w:vAlign w:val="center"/>
           </w:tcPr>
           <w:p>
-            <w:pPr>
-              <w:rPr/>
-            </w:pPr>
             <w:r>
               <w:rPr>
                 <w:lang w:val="en-US" w:eastAsia="zh-CN"/>
@@ -3977,9 +3700,6 @@
             <w:vAlign w:val="center"/>
           </w:tcPr>
           <w:p>
-            <w:pPr>
-              <w:rPr/>
-            </w:pPr>
             <w:r>
               <w:rPr>
                 <w:lang w:val="en-US" w:eastAsia="zh-CN"/>
@@ -4007,9 +3727,6 @@
             <w:vAlign w:val="center"/>
           </w:tcPr>
           <w:p>
-            <w:pPr>
-              <w:rPr/>
-            </w:pPr>
             <w:r>
               <w:rPr>
                 <w:lang w:val="en-US" w:eastAsia="zh-CN"/>
@@ -4029,6 +3746,7 @@
             <w:insideH w:val="none" w:color="auto" w:sz="0" w:space="0"/>
             <w:insideV w:val="none" w:color="auto" w:sz="0" w:space="0"/>
           </w:tblBorders>
+          <w:shd w:val="clear" w:color="auto" w:fill="auto"/>
           <w:tblCellMar>
             <w:top w:w="15" w:type="dxa"/>
             <w:left w:w="15" w:type="dxa"/>
@@ -4045,19 +3763,16 @@
               <w:bottom w:val="single" w:color="E6E6E6" w:sz="6" w:space="0"/>
               <w:right w:val="single" w:color="E6E6E6" w:sz="6" w:space="0"/>
             </w:tcBorders>
-            <w:shd w:val="clear"/>
-            <w:tcMar>
-              <w:top w:w="120" w:type="dxa"/>
-              <w:left w:w="210" w:type="dxa"/>
-              <w:bottom w:w="120" w:type="dxa"/>
-              <w:right w:w="210" w:type="dxa"/>
-            </w:tcMar>
-            <w:vAlign w:val="center"/>
-          </w:tcPr>
-          <w:p>
-            <w:pPr>
-              <w:rPr/>
-            </w:pPr>
+            <w:shd w:val="clear" w:color="auto" w:fill="auto"/>
+            <w:tcMar>
+              <w:top w:w="120" w:type="dxa"/>
+              <w:left w:w="210" w:type="dxa"/>
+              <w:bottom w:w="120" w:type="dxa"/>
+              <w:right w:w="210" w:type="dxa"/>
+            </w:tcMar>
+            <w:vAlign w:val="center"/>
+          </w:tcPr>
+          <w:p>
             <w:r>
               <w:rPr>
                 <w:lang w:val="en-US" w:eastAsia="zh-CN"/>
@@ -4075,19 +3790,16 @@
               <w:bottom w:val="single" w:color="E6E6E6" w:sz="6" w:space="0"/>
               <w:right w:val="single" w:color="E6E6E6" w:sz="6" w:space="0"/>
             </w:tcBorders>
-            <w:shd w:val="clear"/>
-            <w:tcMar>
-              <w:top w:w="120" w:type="dxa"/>
-              <w:left w:w="210" w:type="dxa"/>
-              <w:bottom w:w="120" w:type="dxa"/>
-              <w:right w:w="210" w:type="dxa"/>
-            </w:tcMar>
-            <w:vAlign w:val="center"/>
-          </w:tcPr>
-          <w:p>
-            <w:pPr>
-              <w:rPr/>
-            </w:pPr>
+            <w:shd w:val="clear" w:color="auto" w:fill="auto"/>
+            <w:tcMar>
+              <w:top w:w="120" w:type="dxa"/>
+              <w:left w:w="210" w:type="dxa"/>
+              <w:bottom w:w="120" w:type="dxa"/>
+              <w:right w:w="210" w:type="dxa"/>
+            </w:tcMar>
+            <w:vAlign w:val="center"/>
+          </w:tcPr>
+          <w:p>
             <w:r>
               <w:rPr>
                 <w:lang w:val="en-US" w:eastAsia="zh-CN"/>
@@ -4105,19 +3817,16 @@
               <w:bottom w:val="single" w:color="E6E6E6" w:sz="6" w:space="0"/>
               <w:right w:val="single" w:color="E6E6E6" w:sz="6" w:space="0"/>
             </w:tcBorders>
-            <w:shd w:val="clear"/>
-            <w:tcMar>
-              <w:top w:w="120" w:type="dxa"/>
-              <w:left w:w="210" w:type="dxa"/>
-              <w:bottom w:w="120" w:type="dxa"/>
-              <w:right w:w="210" w:type="dxa"/>
-            </w:tcMar>
-            <w:vAlign w:val="center"/>
-          </w:tcPr>
-          <w:p>
-            <w:pPr>
-              <w:rPr/>
-            </w:pPr>
+            <w:shd w:val="clear" w:color="auto" w:fill="auto"/>
+            <w:tcMar>
+              <w:top w:w="120" w:type="dxa"/>
+              <w:left w:w="210" w:type="dxa"/>
+              <w:bottom w:w="120" w:type="dxa"/>
+              <w:right w:w="210" w:type="dxa"/>
+            </w:tcMar>
+            <w:vAlign w:val="center"/>
+          </w:tcPr>
+          <w:p>
             <w:r>
               <w:rPr>
                 <w:lang w:val="en-US" w:eastAsia="zh-CN"/>
@@ -4137,7 +3846,7 @@
             <w:insideH w:val="none" w:color="auto" w:sz="0" w:space="0"/>
             <w:insideV w:val="none" w:color="auto" w:sz="0" w:space="0"/>
           </w:tblBorders>
-          <w:shd w:val="clear"/>
+          <w:shd w:val="clear" w:color="auto" w:fill="auto"/>
           <w:tblCellMar>
             <w:top w:w="15" w:type="dxa"/>
             <w:left w:w="15" w:type="dxa"/>
@@ -4164,9 +3873,6 @@
             <w:vAlign w:val="center"/>
           </w:tcPr>
           <w:p>
-            <w:pPr>
-              <w:rPr/>
-            </w:pPr>
             <w:r>
               <w:rPr>
                 <w:lang w:val="en-US" w:eastAsia="zh-CN"/>
@@ -4194,9 +3900,6 @@
             <w:vAlign w:val="center"/>
           </w:tcPr>
           <w:p>
-            <w:pPr>
-              <w:rPr/>
-            </w:pPr>
             <w:r>
               <w:rPr>
                 <w:lang w:val="en-US" w:eastAsia="zh-CN"/>
@@ -4224,9 +3927,6 @@
             <w:vAlign w:val="center"/>
           </w:tcPr>
           <w:p>
-            <w:pPr>
-              <w:rPr/>
-            </w:pPr>
             <w:r>
               <w:rPr>
                 <w:lang w:val="en-US" w:eastAsia="zh-CN"/>
@@ -4246,6 +3946,7 @@
             <w:insideH w:val="none" w:color="auto" w:sz="0" w:space="0"/>
             <w:insideV w:val="none" w:color="auto" w:sz="0" w:space="0"/>
           </w:tblBorders>
+          <w:shd w:val="clear" w:color="auto" w:fill="auto"/>
           <w:tblCellMar>
             <w:top w:w="15" w:type="dxa"/>
             <w:left w:w="15" w:type="dxa"/>
@@ -4262,19 +3963,16 @@
               <w:bottom w:val="single" w:color="E6E6E6" w:sz="6" w:space="0"/>
               <w:right w:val="single" w:color="E6E6E6" w:sz="6" w:space="0"/>
             </w:tcBorders>
-            <w:shd w:val="clear"/>
-            <w:tcMar>
-              <w:top w:w="120" w:type="dxa"/>
-              <w:left w:w="210" w:type="dxa"/>
-              <w:bottom w:w="120" w:type="dxa"/>
-              <w:right w:w="210" w:type="dxa"/>
-            </w:tcMar>
-            <w:vAlign w:val="center"/>
-          </w:tcPr>
-          <w:p>
-            <w:pPr>
-              <w:rPr/>
-            </w:pPr>
+            <w:shd w:val="clear" w:color="auto" w:fill="auto"/>
+            <w:tcMar>
+              <w:top w:w="120" w:type="dxa"/>
+              <w:left w:w="210" w:type="dxa"/>
+              <w:bottom w:w="120" w:type="dxa"/>
+              <w:right w:w="210" w:type="dxa"/>
+            </w:tcMar>
+            <w:vAlign w:val="center"/>
+          </w:tcPr>
+          <w:p>
             <w:r>
               <w:rPr>
                 <w:lang w:val="en-US" w:eastAsia="zh-CN"/>
@@ -4292,19 +3990,16 @@
               <w:bottom w:val="single" w:color="E6E6E6" w:sz="6" w:space="0"/>
               <w:right w:val="single" w:color="E6E6E6" w:sz="6" w:space="0"/>
             </w:tcBorders>
-            <w:shd w:val="clear"/>
-            <w:tcMar>
-              <w:top w:w="120" w:type="dxa"/>
-              <w:left w:w="210" w:type="dxa"/>
-              <w:bottom w:w="120" w:type="dxa"/>
-              <w:right w:w="210" w:type="dxa"/>
-            </w:tcMar>
-            <w:vAlign w:val="center"/>
-          </w:tcPr>
-          <w:p>
-            <w:pPr>
-              <w:rPr/>
-            </w:pPr>
+            <w:shd w:val="clear" w:color="auto" w:fill="auto"/>
+            <w:tcMar>
+              <w:top w:w="120" w:type="dxa"/>
+              <w:left w:w="210" w:type="dxa"/>
+              <w:bottom w:w="120" w:type="dxa"/>
+              <w:right w:w="210" w:type="dxa"/>
+            </w:tcMar>
+            <w:vAlign w:val="center"/>
+          </w:tcPr>
+          <w:p>
             <w:r>
               <w:rPr>
                 <w:lang w:val="en-US" w:eastAsia="zh-CN"/>
@@ -4322,19 +4017,16 @@
               <w:bottom w:val="single" w:color="E6E6E6" w:sz="6" w:space="0"/>
               <w:right w:val="single" w:color="E6E6E6" w:sz="6" w:space="0"/>
             </w:tcBorders>
-            <w:shd w:val="clear"/>
-            <w:tcMar>
-              <w:top w:w="120" w:type="dxa"/>
-              <w:left w:w="210" w:type="dxa"/>
-              <w:bottom w:w="120" w:type="dxa"/>
-              <w:right w:w="210" w:type="dxa"/>
-            </w:tcMar>
-            <w:vAlign w:val="center"/>
-          </w:tcPr>
-          <w:p>
-            <w:pPr>
-              <w:rPr/>
-            </w:pPr>
+            <w:shd w:val="clear" w:color="auto" w:fill="auto"/>
+            <w:tcMar>
+              <w:top w:w="120" w:type="dxa"/>
+              <w:left w:w="210" w:type="dxa"/>
+              <w:bottom w:w="120" w:type="dxa"/>
+              <w:right w:w="210" w:type="dxa"/>
+            </w:tcMar>
+            <w:vAlign w:val="center"/>
+          </w:tcPr>
+          <w:p>
             <w:r>
               <w:rPr>
                 <w:lang w:val="en-US" w:eastAsia="zh-CN"/>
@@ -4354,6 +4046,7 @@
             <w:insideH w:val="none" w:color="auto" w:sz="0" w:space="0"/>
             <w:insideV w:val="none" w:color="auto" w:sz="0" w:space="0"/>
           </w:tblBorders>
+          <w:shd w:val="clear" w:color="auto" w:fill="auto"/>
           <w:tblCellMar>
             <w:top w:w="15" w:type="dxa"/>
             <w:left w:w="15" w:type="dxa"/>
@@ -4380,9 +4073,6 @@
             <w:vAlign w:val="center"/>
           </w:tcPr>
           <w:p>
-            <w:pPr>
-              <w:rPr/>
-            </w:pPr>
             <w:r>
               <w:rPr>
                 <w:lang w:val="en-US" w:eastAsia="zh-CN"/>
@@ -4410,9 +4100,6 @@
             <w:vAlign w:val="center"/>
           </w:tcPr>
           <w:p>
-            <w:pPr>
-              <w:rPr/>
-            </w:pPr>
             <w:r>
               <w:rPr>
                 <w:lang w:val="en-US" w:eastAsia="zh-CN"/>
@@ -4440,9 +4127,6 @@
             <w:vAlign w:val="center"/>
           </w:tcPr>
           <w:p>
-            <w:pPr>
-              <w:rPr/>
-            </w:pPr>
             <w:r>
               <w:rPr>
                 <w:lang w:val="en-US" w:eastAsia="zh-CN"/>
@@ -4462,6 +4146,7 @@
             <w:insideH w:val="none" w:color="auto" w:sz="0" w:space="0"/>
             <w:insideV w:val="none" w:color="auto" w:sz="0" w:space="0"/>
           </w:tblBorders>
+          <w:shd w:val="clear" w:color="auto" w:fill="auto"/>
           <w:tblCellMar>
             <w:top w:w="15" w:type="dxa"/>
             <w:left w:w="15" w:type="dxa"/>
@@ -4478,19 +4163,16 @@
               <w:bottom w:val="single" w:color="E6E6E6" w:sz="6" w:space="0"/>
               <w:right w:val="single" w:color="E6E6E6" w:sz="6" w:space="0"/>
             </w:tcBorders>
-            <w:shd w:val="clear"/>
-            <w:tcMar>
-              <w:top w:w="120" w:type="dxa"/>
-              <w:left w:w="210" w:type="dxa"/>
-              <w:bottom w:w="120" w:type="dxa"/>
-              <w:right w:w="210" w:type="dxa"/>
-            </w:tcMar>
-            <w:vAlign w:val="center"/>
-          </w:tcPr>
-          <w:p>
-            <w:pPr>
-              <w:rPr/>
-            </w:pPr>
+            <w:shd w:val="clear" w:color="auto" w:fill="auto"/>
+            <w:tcMar>
+              <w:top w:w="120" w:type="dxa"/>
+              <w:left w:w="210" w:type="dxa"/>
+              <w:bottom w:w="120" w:type="dxa"/>
+              <w:right w:w="210" w:type="dxa"/>
+            </w:tcMar>
+            <w:vAlign w:val="center"/>
+          </w:tcPr>
+          <w:p>
             <w:r>
               <w:rPr>
                 <w:lang w:val="en-US" w:eastAsia="zh-CN"/>
@@ -4508,19 +4190,16 @@
               <w:bottom w:val="single" w:color="E6E6E6" w:sz="6" w:space="0"/>
               <w:right w:val="single" w:color="E6E6E6" w:sz="6" w:space="0"/>
             </w:tcBorders>
-            <w:shd w:val="clear"/>
-            <w:tcMar>
-              <w:top w:w="120" w:type="dxa"/>
-              <w:left w:w="210" w:type="dxa"/>
-              <w:bottom w:w="120" w:type="dxa"/>
-              <w:right w:w="210" w:type="dxa"/>
-            </w:tcMar>
-            <w:vAlign w:val="center"/>
-          </w:tcPr>
-          <w:p>
-            <w:pPr>
-              <w:rPr/>
-            </w:pPr>
+            <w:shd w:val="clear" w:color="auto" w:fill="auto"/>
+            <w:tcMar>
+              <w:top w:w="120" w:type="dxa"/>
+              <w:left w:w="210" w:type="dxa"/>
+              <w:bottom w:w="120" w:type="dxa"/>
+              <w:right w:w="210" w:type="dxa"/>
+            </w:tcMar>
+            <w:vAlign w:val="center"/>
+          </w:tcPr>
+          <w:p>
             <w:r>
               <w:rPr>
                 <w:lang w:val="en-US" w:eastAsia="zh-CN"/>
@@ -4538,19 +4217,16 @@
               <w:bottom w:val="single" w:color="E6E6E6" w:sz="6" w:space="0"/>
               <w:right w:val="single" w:color="E6E6E6" w:sz="6" w:space="0"/>
             </w:tcBorders>
-            <w:shd w:val="clear"/>
-            <w:tcMar>
-              <w:top w:w="120" w:type="dxa"/>
-              <w:left w:w="210" w:type="dxa"/>
-              <w:bottom w:w="120" w:type="dxa"/>
-              <w:right w:w="210" w:type="dxa"/>
-            </w:tcMar>
-            <w:vAlign w:val="center"/>
-          </w:tcPr>
-          <w:p>
-            <w:pPr>
-              <w:rPr/>
-            </w:pPr>
+            <w:shd w:val="clear" w:color="auto" w:fill="auto"/>
+            <w:tcMar>
+              <w:top w:w="120" w:type="dxa"/>
+              <w:left w:w="210" w:type="dxa"/>
+              <w:bottom w:w="120" w:type="dxa"/>
+              <w:right w:w="210" w:type="dxa"/>
+            </w:tcMar>
+            <w:vAlign w:val="center"/>
+          </w:tcPr>
+          <w:p>
             <w:r>
               <w:rPr>
                 <w:lang w:val="en-US" w:eastAsia="zh-CN"/>
@@ -4570,6 +4246,7 @@
             <w:insideH w:val="none" w:color="auto" w:sz="0" w:space="0"/>
             <w:insideV w:val="none" w:color="auto" w:sz="0" w:space="0"/>
           </w:tblBorders>
+          <w:shd w:val="clear" w:color="auto" w:fill="auto"/>
           <w:tblCellMar>
             <w:top w:w="15" w:type="dxa"/>
             <w:left w:w="15" w:type="dxa"/>
@@ -4596,9 +4273,6 @@
             <w:vAlign w:val="center"/>
           </w:tcPr>
           <w:p>
-            <w:pPr>
-              <w:rPr/>
-            </w:pPr>
             <w:r>
               <w:rPr>
                 <w:lang w:val="en-US" w:eastAsia="zh-CN"/>
@@ -4626,9 +4300,6 @@
             <w:vAlign w:val="center"/>
           </w:tcPr>
           <w:p>
-            <w:pPr>
-              <w:rPr/>
-            </w:pPr>
             <w:r>
               <w:rPr>
                 <w:lang w:val="en-US" w:eastAsia="zh-CN"/>
@@ -4656,9 +4327,6 @@
             <w:vAlign w:val="center"/>
           </w:tcPr>
           <w:p>
-            <w:pPr>
-              <w:rPr/>
-            </w:pPr>
             <w:r>
               <w:rPr>
                 <w:lang w:val="en-US" w:eastAsia="zh-CN"/>
@@ -4678,7 +4346,7 @@
             <w:insideH w:val="none" w:color="auto" w:sz="0" w:space="0"/>
             <w:insideV w:val="none" w:color="auto" w:sz="0" w:space="0"/>
           </w:tblBorders>
-          <w:shd w:val="clear"/>
+          <w:shd w:val="clear" w:color="auto" w:fill="auto"/>
           <w:tblCellMar>
             <w:top w:w="15" w:type="dxa"/>
             <w:left w:w="15" w:type="dxa"/>
@@ -4695,19 +4363,16 @@
               <w:bottom w:val="single" w:color="E6E6E6" w:sz="6" w:space="0"/>
               <w:right w:val="single" w:color="E6E6E6" w:sz="6" w:space="0"/>
             </w:tcBorders>
-            <w:shd w:val="clear"/>
-            <w:tcMar>
-              <w:top w:w="120" w:type="dxa"/>
-              <w:left w:w="210" w:type="dxa"/>
-              <w:bottom w:w="120" w:type="dxa"/>
-              <w:right w:w="210" w:type="dxa"/>
-            </w:tcMar>
-            <w:vAlign w:val="center"/>
-          </w:tcPr>
-          <w:p>
-            <w:pPr>
-              <w:rPr/>
-            </w:pPr>
+            <w:shd w:val="clear" w:color="auto" w:fill="auto"/>
+            <w:tcMar>
+              <w:top w:w="120" w:type="dxa"/>
+              <w:left w:w="210" w:type="dxa"/>
+              <w:bottom w:w="120" w:type="dxa"/>
+              <w:right w:w="210" w:type="dxa"/>
+            </w:tcMar>
+            <w:vAlign w:val="center"/>
+          </w:tcPr>
+          <w:p>
             <w:r>
               <w:rPr>
                 <w:lang w:val="en-US" w:eastAsia="zh-CN"/>
@@ -4725,19 +4390,16 @@
               <w:bottom w:val="single" w:color="E6E6E6" w:sz="6" w:space="0"/>
               <w:right w:val="single" w:color="E6E6E6" w:sz="6" w:space="0"/>
             </w:tcBorders>
-            <w:shd w:val="clear"/>
-            <w:tcMar>
-              <w:top w:w="120" w:type="dxa"/>
-              <w:left w:w="210" w:type="dxa"/>
-              <w:bottom w:w="120" w:type="dxa"/>
-              <w:right w:w="210" w:type="dxa"/>
-            </w:tcMar>
-            <w:vAlign w:val="center"/>
-          </w:tcPr>
-          <w:p>
-            <w:pPr>
-              <w:rPr/>
-            </w:pPr>
+            <w:shd w:val="clear" w:color="auto" w:fill="auto"/>
+            <w:tcMar>
+              <w:top w:w="120" w:type="dxa"/>
+              <w:left w:w="210" w:type="dxa"/>
+              <w:bottom w:w="120" w:type="dxa"/>
+              <w:right w:w="210" w:type="dxa"/>
+            </w:tcMar>
+            <w:vAlign w:val="center"/>
+          </w:tcPr>
+          <w:p>
             <w:r>
               <w:rPr>
                 <w:lang w:val="en-US" w:eastAsia="zh-CN"/>
@@ -4755,19 +4417,16 @@
               <w:bottom w:val="single" w:color="E6E6E6" w:sz="6" w:space="0"/>
               <w:right w:val="single" w:color="E6E6E6" w:sz="6" w:space="0"/>
             </w:tcBorders>
-            <w:shd w:val="clear"/>
-            <w:tcMar>
-              <w:top w:w="120" w:type="dxa"/>
-              <w:left w:w="210" w:type="dxa"/>
-              <w:bottom w:w="120" w:type="dxa"/>
-              <w:right w:w="210" w:type="dxa"/>
-            </w:tcMar>
-            <w:vAlign w:val="center"/>
-          </w:tcPr>
-          <w:p>
-            <w:pPr>
-              <w:rPr/>
-            </w:pPr>
+            <w:shd w:val="clear" w:color="auto" w:fill="auto"/>
+            <w:tcMar>
+              <w:top w:w="120" w:type="dxa"/>
+              <w:left w:w="210" w:type="dxa"/>
+              <w:bottom w:w="120" w:type="dxa"/>
+              <w:right w:w="210" w:type="dxa"/>
+            </w:tcMar>
+            <w:vAlign w:val="center"/>
+          </w:tcPr>
+          <w:p>
             <w:r>
               <w:rPr>
                 <w:lang w:val="en-US" w:eastAsia="zh-CN"/>
@@ -4787,6 +4446,7 @@
             <w:insideH w:val="none" w:color="auto" w:sz="0" w:space="0"/>
             <w:insideV w:val="none" w:color="auto" w:sz="0" w:space="0"/>
           </w:tblBorders>
+          <w:shd w:val="clear" w:color="auto" w:fill="auto"/>
           <w:tblCellMar>
             <w:top w:w="15" w:type="dxa"/>
             <w:left w:w="15" w:type="dxa"/>
@@ -4813,9 +4473,6 @@
             <w:vAlign w:val="center"/>
           </w:tcPr>
           <w:p>
-            <w:pPr>
-              <w:rPr/>
-            </w:pPr>
             <w:r>
               <w:rPr>
                 <w:lang w:val="en-US" w:eastAsia="zh-CN"/>
@@ -4843,9 +4500,6 @@
             <w:vAlign w:val="center"/>
           </w:tcPr>
           <w:p>
-            <w:pPr>
-              <w:rPr/>
-            </w:pPr>
             <w:r>
               <w:rPr>
                 <w:lang w:val="en-US" w:eastAsia="zh-CN"/>
@@ -4873,9 +4527,6 @@
             <w:vAlign w:val="center"/>
           </w:tcPr>
           <w:p>
-            <w:pPr>
-              <w:rPr/>
-            </w:pPr>
             <w:r>
               <w:rPr>
                 <w:lang w:val="en-US" w:eastAsia="zh-CN"/>
@@ -4895,7 +4546,7 @@
             <w:insideH w:val="none" w:color="auto" w:sz="0" w:space="0"/>
             <w:insideV w:val="none" w:color="auto" w:sz="0" w:space="0"/>
           </w:tblBorders>
-          <w:shd w:val="clear"/>
+          <w:shd w:val="clear" w:color="auto" w:fill="auto"/>
           <w:tblCellMar>
             <w:top w:w="15" w:type="dxa"/>
             <w:left w:w="15" w:type="dxa"/>
@@ -4912,19 +4563,16 @@
               <w:bottom w:val="single" w:color="E6E6E6" w:sz="6" w:space="0"/>
               <w:right w:val="single" w:color="E6E6E6" w:sz="6" w:space="0"/>
             </w:tcBorders>
-            <w:shd w:val="clear"/>
-            <w:tcMar>
-              <w:top w:w="120" w:type="dxa"/>
-              <w:left w:w="210" w:type="dxa"/>
-              <w:bottom w:w="120" w:type="dxa"/>
-              <w:right w:w="210" w:type="dxa"/>
-            </w:tcMar>
-            <w:vAlign w:val="center"/>
-          </w:tcPr>
-          <w:p>
-            <w:pPr>
-              <w:rPr/>
-            </w:pPr>
+            <w:shd w:val="clear" w:color="auto" w:fill="auto"/>
+            <w:tcMar>
+              <w:top w:w="120" w:type="dxa"/>
+              <w:left w:w="210" w:type="dxa"/>
+              <w:bottom w:w="120" w:type="dxa"/>
+              <w:right w:w="210" w:type="dxa"/>
+            </w:tcMar>
+            <w:vAlign w:val="center"/>
+          </w:tcPr>
+          <w:p>
             <w:r>
               <w:rPr>
                 <w:lang w:val="en-US" w:eastAsia="zh-CN"/>
@@ -4942,19 +4590,16 @@
               <w:bottom w:val="single" w:color="E6E6E6" w:sz="6" w:space="0"/>
               <w:right w:val="single" w:color="E6E6E6" w:sz="6" w:space="0"/>
             </w:tcBorders>
-            <w:shd w:val="clear"/>
-            <w:tcMar>
-              <w:top w:w="120" w:type="dxa"/>
-              <w:left w:w="210" w:type="dxa"/>
-              <w:bottom w:w="120" w:type="dxa"/>
-              <w:right w:w="210" w:type="dxa"/>
-            </w:tcMar>
-            <w:vAlign w:val="center"/>
-          </w:tcPr>
-          <w:p>
-            <w:pPr>
-              <w:rPr/>
-            </w:pPr>
+            <w:shd w:val="clear" w:color="auto" w:fill="auto"/>
+            <w:tcMar>
+              <w:top w:w="120" w:type="dxa"/>
+              <w:left w:w="210" w:type="dxa"/>
+              <w:bottom w:w="120" w:type="dxa"/>
+              <w:right w:w="210" w:type="dxa"/>
+            </w:tcMar>
+            <w:vAlign w:val="center"/>
+          </w:tcPr>
+          <w:p>
             <w:r>
               <w:rPr>
                 <w:lang w:val="en-US" w:eastAsia="zh-CN"/>
@@ -4972,19 +4617,16 @@
               <w:bottom w:val="single" w:color="E6E6E6" w:sz="6" w:space="0"/>
               <w:right w:val="single" w:color="E6E6E6" w:sz="6" w:space="0"/>
             </w:tcBorders>
-            <w:shd w:val="clear"/>
-            <w:tcMar>
-              <w:top w:w="120" w:type="dxa"/>
-              <w:left w:w="210" w:type="dxa"/>
-              <w:bottom w:w="120" w:type="dxa"/>
-              <w:right w:w="210" w:type="dxa"/>
-            </w:tcMar>
-            <w:vAlign w:val="center"/>
-          </w:tcPr>
-          <w:p>
-            <w:pPr>
-              <w:rPr/>
-            </w:pPr>
+            <w:shd w:val="clear" w:color="auto" w:fill="auto"/>
+            <w:tcMar>
+              <w:top w:w="120" w:type="dxa"/>
+              <w:left w:w="210" w:type="dxa"/>
+              <w:bottom w:w="120" w:type="dxa"/>
+              <w:right w:w="210" w:type="dxa"/>
+            </w:tcMar>
+            <w:vAlign w:val="center"/>
+          </w:tcPr>
+          <w:p>
             <w:r>
               <w:rPr>
                 <w:lang w:val="en-US" w:eastAsia="zh-CN"/>
@@ -5004,6 +4646,7 @@
             <w:insideH w:val="none" w:color="auto" w:sz="0" w:space="0"/>
             <w:insideV w:val="none" w:color="auto" w:sz="0" w:space="0"/>
           </w:tblBorders>
+          <w:shd w:val="clear" w:color="auto" w:fill="auto"/>
           <w:tblCellMar>
             <w:top w:w="15" w:type="dxa"/>
             <w:left w:w="15" w:type="dxa"/>
@@ -5030,9 +4673,6 @@
             <w:vAlign w:val="center"/>
           </w:tcPr>
           <w:p>
-            <w:pPr>
-              <w:rPr/>
-            </w:pPr>
             <w:r>
               <w:rPr>
                 <w:lang w:val="en-US" w:eastAsia="zh-CN"/>
@@ -5060,9 +4700,6 @@
             <w:vAlign w:val="center"/>
           </w:tcPr>
           <w:p>
-            <w:pPr>
-              <w:rPr/>
-            </w:pPr>
             <w:r>
               <w:rPr>
                 <w:lang w:val="en-US" w:eastAsia="zh-CN"/>
@@ -5090,9 +4727,6 @@
             <w:vAlign w:val="center"/>
           </w:tcPr>
           <w:p>
-            <w:pPr>
-              <w:rPr/>
-            </w:pPr>
             <w:r>
               <w:rPr>
                 <w:lang w:val="en-US" w:eastAsia="zh-CN"/>
@@ -5112,6 +4746,7 @@
             <w:insideH w:val="none" w:color="auto" w:sz="0" w:space="0"/>
             <w:insideV w:val="none" w:color="auto" w:sz="0" w:space="0"/>
           </w:tblBorders>
+          <w:shd w:val="clear" w:color="auto" w:fill="auto"/>
           <w:tblCellMar>
             <w:top w:w="15" w:type="dxa"/>
             <w:left w:w="15" w:type="dxa"/>
@@ -5128,19 +4763,16 @@
               <w:bottom w:val="single" w:color="E6E6E6" w:sz="6" w:space="0"/>
               <w:right w:val="single" w:color="E6E6E6" w:sz="6" w:space="0"/>
             </w:tcBorders>
-            <w:shd w:val="clear"/>
-            <w:tcMar>
-              <w:top w:w="120" w:type="dxa"/>
-              <w:left w:w="210" w:type="dxa"/>
-              <w:bottom w:w="120" w:type="dxa"/>
-              <w:right w:w="210" w:type="dxa"/>
-            </w:tcMar>
-            <w:vAlign w:val="center"/>
-          </w:tcPr>
-          <w:p>
-            <w:pPr>
-              <w:rPr/>
-            </w:pPr>
+            <w:shd w:val="clear" w:color="auto" w:fill="auto"/>
+            <w:tcMar>
+              <w:top w:w="120" w:type="dxa"/>
+              <w:left w:w="210" w:type="dxa"/>
+              <w:bottom w:w="120" w:type="dxa"/>
+              <w:right w:w="210" w:type="dxa"/>
+            </w:tcMar>
+            <w:vAlign w:val="center"/>
+          </w:tcPr>
+          <w:p>
             <w:r>
               <w:rPr>
                 <w:lang w:val="en-US" w:eastAsia="zh-CN"/>
@@ -5158,19 +4790,16 @@
               <w:bottom w:val="single" w:color="E6E6E6" w:sz="6" w:space="0"/>
               <w:right w:val="single" w:color="E6E6E6" w:sz="6" w:space="0"/>
             </w:tcBorders>
-            <w:shd w:val="clear"/>
-            <w:tcMar>
-              <w:top w:w="120" w:type="dxa"/>
-              <w:left w:w="210" w:type="dxa"/>
-              <w:bottom w:w="120" w:type="dxa"/>
-              <w:right w:w="210" w:type="dxa"/>
-            </w:tcMar>
-            <w:vAlign w:val="center"/>
-          </w:tcPr>
-          <w:p>
-            <w:pPr>
-              <w:rPr/>
-            </w:pPr>
+            <w:shd w:val="clear" w:color="auto" w:fill="auto"/>
+            <w:tcMar>
+              <w:top w:w="120" w:type="dxa"/>
+              <w:left w:w="210" w:type="dxa"/>
+              <w:bottom w:w="120" w:type="dxa"/>
+              <w:right w:w="210" w:type="dxa"/>
+            </w:tcMar>
+            <w:vAlign w:val="center"/>
+          </w:tcPr>
+          <w:p>
             <w:r>
               <w:rPr>
                 <w:lang w:val="en-US" w:eastAsia="zh-CN"/>
@@ -5188,19 +4817,16 @@
               <w:bottom w:val="single" w:color="E6E6E6" w:sz="6" w:space="0"/>
               <w:right w:val="single" w:color="E6E6E6" w:sz="6" w:space="0"/>
             </w:tcBorders>
-            <w:shd w:val="clear"/>
-            <w:tcMar>
-              <w:top w:w="120" w:type="dxa"/>
-              <w:left w:w="210" w:type="dxa"/>
-              <w:bottom w:w="120" w:type="dxa"/>
-              <w:right w:w="210" w:type="dxa"/>
-            </w:tcMar>
-            <w:vAlign w:val="center"/>
-          </w:tcPr>
-          <w:p>
-            <w:pPr>
-              <w:rPr/>
-            </w:pPr>
+            <w:shd w:val="clear" w:color="auto" w:fill="auto"/>
+            <w:tcMar>
+              <w:top w:w="120" w:type="dxa"/>
+              <w:left w:w="210" w:type="dxa"/>
+              <w:bottom w:w="120" w:type="dxa"/>
+              <w:right w:w="210" w:type="dxa"/>
+            </w:tcMar>
+            <w:vAlign w:val="center"/>
+          </w:tcPr>
+          <w:p>
             <w:r>
               <w:rPr>
                 <w:lang w:val="en-US" w:eastAsia="zh-CN"/>
@@ -5220,6 +4846,7 @@
             <w:insideH w:val="none" w:color="auto" w:sz="0" w:space="0"/>
             <w:insideV w:val="none" w:color="auto" w:sz="0" w:space="0"/>
           </w:tblBorders>
+          <w:shd w:val="clear" w:color="auto" w:fill="auto"/>
           <w:tblCellMar>
             <w:top w:w="15" w:type="dxa"/>
             <w:left w:w="15" w:type="dxa"/>
@@ -5246,9 +4873,6 @@
             <w:vAlign w:val="center"/>
           </w:tcPr>
           <w:p>
-            <w:pPr>
-              <w:rPr/>
-            </w:pPr>
             <w:r>
               <w:rPr>
                 <w:lang w:val="en-US" w:eastAsia="zh-CN"/>
@@ -5276,9 +4900,6 @@
             <w:vAlign w:val="center"/>
           </w:tcPr>
           <w:p>
-            <w:pPr>
-              <w:rPr/>
-            </w:pPr>
             <w:r>
               <w:rPr>
                 <w:lang w:val="en-US" w:eastAsia="zh-CN"/>
@@ -5306,9 +4927,6 @@
             <w:vAlign w:val="center"/>
           </w:tcPr>
           <w:p>
-            <w:pPr>
-              <w:rPr/>
-            </w:pPr>
             <w:r>
               <w:rPr>
                 <w:lang w:val="en-US" w:eastAsia="zh-CN"/>
@@ -5328,6 +4946,7 @@
             <w:insideH w:val="none" w:color="auto" w:sz="0" w:space="0"/>
             <w:insideV w:val="none" w:color="auto" w:sz="0" w:space="0"/>
           </w:tblBorders>
+          <w:shd w:val="clear" w:color="auto" w:fill="auto"/>
           <w:tblCellMar>
             <w:top w:w="15" w:type="dxa"/>
             <w:left w:w="15" w:type="dxa"/>
@@ -5344,19 +4963,16 @@
               <w:bottom w:val="single" w:color="E6E6E6" w:sz="6" w:space="0"/>
               <w:right w:val="single" w:color="E6E6E6" w:sz="6" w:space="0"/>
             </w:tcBorders>
-            <w:shd w:val="clear"/>
-            <w:tcMar>
-              <w:top w:w="120" w:type="dxa"/>
-              <w:left w:w="210" w:type="dxa"/>
-              <w:bottom w:w="120" w:type="dxa"/>
-              <w:right w:w="210" w:type="dxa"/>
-            </w:tcMar>
-            <w:vAlign w:val="center"/>
-          </w:tcPr>
-          <w:p>
-            <w:pPr>
-              <w:rPr/>
-            </w:pPr>
+            <w:shd w:val="clear" w:color="auto" w:fill="auto"/>
+            <w:tcMar>
+              <w:top w:w="120" w:type="dxa"/>
+              <w:left w:w="210" w:type="dxa"/>
+              <w:bottom w:w="120" w:type="dxa"/>
+              <w:right w:w="210" w:type="dxa"/>
+            </w:tcMar>
+            <w:vAlign w:val="center"/>
+          </w:tcPr>
+          <w:p>
             <w:r>
               <w:rPr>
                 <w:lang w:val="en-US" w:eastAsia="zh-CN"/>
@@ -5374,19 +4990,16 @@
               <w:bottom w:val="single" w:color="E6E6E6" w:sz="6" w:space="0"/>
               <w:right w:val="single" w:color="E6E6E6" w:sz="6" w:space="0"/>
             </w:tcBorders>
-            <w:shd w:val="clear"/>
-            <w:tcMar>
-              <w:top w:w="120" w:type="dxa"/>
-              <w:left w:w="210" w:type="dxa"/>
-              <w:bottom w:w="120" w:type="dxa"/>
-              <w:right w:w="210" w:type="dxa"/>
-            </w:tcMar>
-            <w:vAlign w:val="center"/>
-          </w:tcPr>
-          <w:p>
-            <w:pPr>
-              <w:rPr/>
-            </w:pPr>
+            <w:shd w:val="clear" w:color="auto" w:fill="auto"/>
+            <w:tcMar>
+              <w:top w:w="120" w:type="dxa"/>
+              <w:left w:w="210" w:type="dxa"/>
+              <w:bottom w:w="120" w:type="dxa"/>
+              <w:right w:w="210" w:type="dxa"/>
+            </w:tcMar>
+            <w:vAlign w:val="center"/>
+          </w:tcPr>
+          <w:p>
             <w:r>
               <w:rPr>
                 <w:lang w:val="en-US" w:eastAsia="zh-CN"/>
@@ -5404,19 +5017,16 @@
               <w:bottom w:val="single" w:color="E6E6E6" w:sz="6" w:space="0"/>
               <w:right w:val="single" w:color="E6E6E6" w:sz="6" w:space="0"/>
             </w:tcBorders>
-            <w:shd w:val="clear"/>
-            <w:tcMar>
-              <w:top w:w="120" w:type="dxa"/>
-              <w:left w:w="210" w:type="dxa"/>
-              <w:bottom w:w="120" w:type="dxa"/>
-              <w:right w:w="210" w:type="dxa"/>
-            </w:tcMar>
-            <w:vAlign w:val="center"/>
-          </w:tcPr>
-          <w:p>
-            <w:pPr>
-              <w:rPr/>
-            </w:pPr>
+            <w:shd w:val="clear" w:color="auto" w:fill="auto"/>
+            <w:tcMar>
+              <w:top w:w="120" w:type="dxa"/>
+              <w:left w:w="210" w:type="dxa"/>
+              <w:bottom w:w="120" w:type="dxa"/>
+              <w:right w:w="210" w:type="dxa"/>
+            </w:tcMar>
+            <w:vAlign w:val="center"/>
+          </w:tcPr>
+          <w:p>
             <w:r>
               <w:rPr>
                 <w:lang w:val="en-US" w:eastAsia="zh-CN"/>
@@ -5436,6 +5046,7 @@
             <w:insideH w:val="none" w:color="auto" w:sz="0" w:space="0"/>
             <w:insideV w:val="none" w:color="auto" w:sz="0" w:space="0"/>
           </w:tblBorders>
+          <w:shd w:val="clear" w:color="auto" w:fill="auto"/>
           <w:tblCellMar>
             <w:top w:w="15" w:type="dxa"/>
             <w:left w:w="15" w:type="dxa"/>
@@ -5462,9 +5073,6 @@
             <w:vAlign w:val="center"/>
           </w:tcPr>
           <w:p>
-            <w:pPr>
-              <w:rPr/>
-            </w:pPr>
             <w:r>
               <w:rPr>
                 <w:lang w:val="en-US" w:eastAsia="zh-CN"/>
@@ -5492,9 +5100,6 @@
             <w:vAlign w:val="center"/>
           </w:tcPr>
           <w:p>
-            <w:pPr>
-              <w:rPr/>
-            </w:pPr>
             <w:r>
               <w:rPr>
                 <w:lang w:val="en-US" w:eastAsia="zh-CN"/>
@@ -5522,9 +5127,6 @@
             <w:vAlign w:val="center"/>
           </w:tcPr>
           <w:p>
-            <w:pPr>
-              <w:rPr/>
-            </w:pPr>
             <w:r>
               <w:rPr>
                 <w:lang w:val="en-US" w:eastAsia="zh-CN"/>
@@ -5544,7 +5146,7 @@
             <w:insideH w:val="none" w:color="auto" w:sz="0" w:space="0"/>
             <w:insideV w:val="none" w:color="auto" w:sz="0" w:space="0"/>
           </w:tblBorders>
-          <w:shd w:val="clear"/>
+          <w:shd w:val="clear" w:color="auto" w:fill="auto"/>
           <w:tblCellMar>
             <w:top w:w="15" w:type="dxa"/>
             <w:left w:w="15" w:type="dxa"/>
@@ -5561,19 +5163,16 @@
               <w:bottom w:val="single" w:color="E6E6E6" w:sz="6" w:space="0"/>
               <w:right w:val="single" w:color="E6E6E6" w:sz="6" w:space="0"/>
             </w:tcBorders>
-            <w:shd w:val="clear"/>
-            <w:tcMar>
-              <w:top w:w="120" w:type="dxa"/>
-              <w:left w:w="210" w:type="dxa"/>
-              <w:bottom w:w="120" w:type="dxa"/>
-              <w:right w:w="210" w:type="dxa"/>
-            </w:tcMar>
-            <w:vAlign w:val="center"/>
-          </w:tcPr>
-          <w:p>
-            <w:pPr>
-              <w:rPr/>
-            </w:pPr>
+            <w:shd w:val="clear" w:color="auto" w:fill="auto"/>
+            <w:tcMar>
+              <w:top w:w="120" w:type="dxa"/>
+              <w:left w:w="210" w:type="dxa"/>
+              <w:bottom w:w="120" w:type="dxa"/>
+              <w:right w:w="210" w:type="dxa"/>
+            </w:tcMar>
+            <w:vAlign w:val="center"/>
+          </w:tcPr>
+          <w:p>
             <w:r>
               <w:rPr>
                 <w:lang w:val="en-US" w:eastAsia="zh-CN"/>
@@ -5591,19 +5190,16 @@
               <w:bottom w:val="single" w:color="E6E6E6" w:sz="6" w:space="0"/>
               <w:right w:val="single" w:color="E6E6E6" w:sz="6" w:space="0"/>
             </w:tcBorders>
-            <w:shd w:val="clear"/>
-            <w:tcMar>
-              <w:top w:w="120" w:type="dxa"/>
-              <w:left w:w="210" w:type="dxa"/>
-              <w:bottom w:w="120" w:type="dxa"/>
-              <w:right w:w="210" w:type="dxa"/>
-            </w:tcMar>
-            <w:vAlign w:val="center"/>
-          </w:tcPr>
-          <w:p>
-            <w:pPr>
-              <w:rPr/>
-            </w:pPr>
+            <w:shd w:val="clear" w:color="auto" w:fill="auto"/>
+            <w:tcMar>
+              <w:top w:w="120" w:type="dxa"/>
+              <w:left w:w="210" w:type="dxa"/>
+              <w:bottom w:w="120" w:type="dxa"/>
+              <w:right w:w="210" w:type="dxa"/>
+            </w:tcMar>
+            <w:vAlign w:val="center"/>
+          </w:tcPr>
+          <w:p>
             <w:r>
               <w:rPr>
                 <w:lang w:val="en-US" w:eastAsia="zh-CN"/>
@@ -5621,19 +5217,16 @@
               <w:bottom w:val="single" w:color="E6E6E6" w:sz="6" w:space="0"/>
               <w:right w:val="single" w:color="E6E6E6" w:sz="6" w:space="0"/>
             </w:tcBorders>
-            <w:shd w:val="clear"/>
-            <w:tcMar>
-              <w:top w:w="120" w:type="dxa"/>
-              <w:left w:w="210" w:type="dxa"/>
-              <w:bottom w:w="120" w:type="dxa"/>
-              <w:right w:w="210" w:type="dxa"/>
-            </w:tcMar>
-            <w:vAlign w:val="center"/>
-          </w:tcPr>
-          <w:p>
-            <w:pPr>
-              <w:rPr/>
-            </w:pPr>
+            <w:shd w:val="clear" w:color="auto" w:fill="auto"/>
+            <w:tcMar>
+              <w:top w:w="120" w:type="dxa"/>
+              <w:left w:w="210" w:type="dxa"/>
+              <w:bottom w:w="120" w:type="dxa"/>
+              <w:right w:w="210" w:type="dxa"/>
+            </w:tcMar>
+            <w:vAlign w:val="center"/>
+          </w:tcPr>
+          <w:p>
             <w:r>
               <w:rPr>
                 <w:lang w:val="en-US" w:eastAsia="zh-CN"/>
@@ -5653,6 +5246,7 @@
             <w:insideH w:val="none" w:color="auto" w:sz="0" w:space="0"/>
             <w:insideV w:val="none" w:color="auto" w:sz="0" w:space="0"/>
           </w:tblBorders>
+          <w:shd w:val="clear" w:color="auto" w:fill="auto"/>
           <w:tblCellMar>
             <w:top w:w="15" w:type="dxa"/>
             <w:left w:w="15" w:type="dxa"/>
@@ -5679,9 +5273,6 @@
             <w:vAlign w:val="center"/>
           </w:tcPr>
           <w:p>
-            <w:pPr>
-              <w:rPr/>
-            </w:pPr>
             <w:r>
               <w:rPr>
                 <w:lang w:val="en-US" w:eastAsia="zh-CN"/>
@@ -5709,9 +5300,6 @@
             <w:vAlign w:val="center"/>
           </w:tcPr>
           <w:p>
-            <w:pPr>
-              <w:rPr/>
-            </w:pPr>
             <w:r>
               <w:rPr>
                 <w:lang w:val="en-US" w:eastAsia="zh-CN"/>
@@ -5739,9 +5327,6 @@
             <w:vAlign w:val="center"/>
           </w:tcPr>
           <w:p>
-            <w:pPr>
-              <w:rPr/>
-            </w:pPr>
             <w:r>
               <w:rPr>
                 <w:lang w:val="en-US" w:eastAsia="zh-CN"/>
@@ -5761,6 +5346,7 @@
             <w:insideH w:val="none" w:color="auto" w:sz="0" w:space="0"/>
             <w:insideV w:val="none" w:color="auto" w:sz="0" w:space="0"/>
           </w:tblBorders>
+          <w:shd w:val="clear" w:color="auto" w:fill="auto"/>
           <w:tblCellMar>
             <w:top w:w="15" w:type="dxa"/>
             <w:left w:w="15" w:type="dxa"/>
@@ -5777,19 +5363,16 @@
               <w:bottom w:val="single" w:color="E6E6E6" w:sz="6" w:space="0"/>
               <w:right w:val="single" w:color="E6E6E6" w:sz="6" w:space="0"/>
             </w:tcBorders>
-            <w:shd w:val="clear"/>
-            <w:tcMar>
-              <w:top w:w="120" w:type="dxa"/>
-              <w:left w:w="210" w:type="dxa"/>
-              <w:bottom w:w="120" w:type="dxa"/>
-              <w:right w:w="210" w:type="dxa"/>
-            </w:tcMar>
-            <w:vAlign w:val="center"/>
-          </w:tcPr>
-          <w:p>
-            <w:pPr>
-              <w:rPr/>
-            </w:pPr>
+            <w:shd w:val="clear" w:color="auto" w:fill="auto"/>
+            <w:tcMar>
+              <w:top w:w="120" w:type="dxa"/>
+              <w:left w:w="210" w:type="dxa"/>
+              <w:bottom w:w="120" w:type="dxa"/>
+              <w:right w:w="210" w:type="dxa"/>
+            </w:tcMar>
+            <w:vAlign w:val="center"/>
+          </w:tcPr>
+          <w:p>
             <w:r>
               <w:rPr>
                 <w:lang w:val="en-US" w:eastAsia="zh-CN"/>
@@ -5807,19 +5390,16 @@
               <w:bottom w:val="single" w:color="E6E6E6" w:sz="6" w:space="0"/>
               <w:right w:val="single" w:color="E6E6E6" w:sz="6" w:space="0"/>
             </w:tcBorders>
-            <w:shd w:val="clear"/>
-            <w:tcMar>
-              <w:top w:w="120" w:type="dxa"/>
-              <w:left w:w="210" w:type="dxa"/>
-              <w:bottom w:w="120" w:type="dxa"/>
-              <w:right w:w="210" w:type="dxa"/>
-            </w:tcMar>
-            <w:vAlign w:val="center"/>
-          </w:tcPr>
-          <w:p>
-            <w:pPr>
-              <w:rPr/>
-            </w:pPr>
+            <w:shd w:val="clear" w:color="auto" w:fill="auto"/>
+            <w:tcMar>
+              <w:top w:w="120" w:type="dxa"/>
+              <w:left w:w="210" w:type="dxa"/>
+              <w:bottom w:w="120" w:type="dxa"/>
+              <w:right w:w="210" w:type="dxa"/>
+            </w:tcMar>
+            <w:vAlign w:val="center"/>
+          </w:tcPr>
+          <w:p>
             <w:r>
               <w:rPr>
                 <w:lang w:val="en-US" w:eastAsia="zh-CN"/>
@@ -5837,19 +5417,16 @@
               <w:bottom w:val="single" w:color="E6E6E6" w:sz="6" w:space="0"/>
               <w:right w:val="single" w:color="E6E6E6" w:sz="6" w:space="0"/>
             </w:tcBorders>
-            <w:shd w:val="clear"/>
-            <w:tcMar>
-              <w:top w:w="120" w:type="dxa"/>
-              <w:left w:w="210" w:type="dxa"/>
-              <w:bottom w:w="120" w:type="dxa"/>
-              <w:right w:w="210" w:type="dxa"/>
-            </w:tcMar>
-            <w:vAlign w:val="center"/>
-          </w:tcPr>
-          <w:p>
-            <w:pPr>
-              <w:rPr/>
-            </w:pPr>
+            <w:shd w:val="clear" w:color="auto" w:fill="auto"/>
+            <w:tcMar>
+              <w:top w:w="120" w:type="dxa"/>
+              <w:left w:w="210" w:type="dxa"/>
+              <w:bottom w:w="120" w:type="dxa"/>
+              <w:right w:w="210" w:type="dxa"/>
+            </w:tcMar>
+            <w:vAlign w:val="center"/>
+          </w:tcPr>
+          <w:p>
             <w:r>
               <w:rPr>
                 <w:lang w:val="en-US" w:eastAsia="zh-CN"/>
@@ -5869,7 +5446,7 @@
             <w:insideH w:val="none" w:color="auto" w:sz="0" w:space="0"/>
             <w:insideV w:val="none" w:color="auto" w:sz="0" w:space="0"/>
           </w:tblBorders>
-          <w:shd w:val="clear"/>
+          <w:shd w:val="clear" w:color="auto" w:fill="auto"/>
           <w:tblCellMar>
             <w:top w:w="15" w:type="dxa"/>
             <w:left w:w="15" w:type="dxa"/>
@@ -5896,9 +5473,6 @@
             <w:vAlign w:val="center"/>
           </w:tcPr>
           <w:p>
-            <w:pPr>
-              <w:rPr/>
-            </w:pPr>
             <w:r>
               <w:rPr>
                 <w:lang w:val="en-US" w:eastAsia="zh-CN"/>
@@ -5926,9 +5500,6 @@
             <w:vAlign w:val="center"/>
           </w:tcPr>
           <w:p>
-            <w:pPr>
-              <w:rPr/>
-            </w:pPr>
             <w:r>
               <w:rPr>
                 <w:lang w:val="en-US" w:eastAsia="zh-CN"/>
@@ -5956,9 +5527,6 @@
             <w:vAlign w:val="center"/>
           </w:tcPr>
           <w:p>
-            <w:pPr>
-              <w:rPr/>
-            </w:pPr>
             <w:r>
               <w:rPr>
                 <w:lang w:val="en-US" w:eastAsia="zh-CN"/>
@@ -5978,6 +5546,7 @@
             <w:insideH w:val="none" w:color="auto" w:sz="0" w:space="0"/>
             <w:insideV w:val="none" w:color="auto" w:sz="0" w:space="0"/>
           </w:tblBorders>
+          <w:shd w:val="clear" w:color="auto" w:fill="auto"/>
           <w:tblCellMar>
             <w:top w:w="15" w:type="dxa"/>
             <w:left w:w="15" w:type="dxa"/>
@@ -5994,19 +5563,16 @@
               <w:bottom w:val="single" w:color="E6E6E6" w:sz="6" w:space="0"/>
               <w:right w:val="single" w:color="E6E6E6" w:sz="6" w:space="0"/>
             </w:tcBorders>
-            <w:shd w:val="clear"/>
-            <w:tcMar>
-              <w:top w:w="120" w:type="dxa"/>
-              <w:left w:w="210" w:type="dxa"/>
-              <w:bottom w:w="120" w:type="dxa"/>
-              <w:right w:w="210" w:type="dxa"/>
-            </w:tcMar>
-            <w:vAlign w:val="center"/>
-          </w:tcPr>
-          <w:p>
-            <w:pPr>
-              <w:rPr/>
-            </w:pPr>
+            <w:shd w:val="clear" w:color="auto" w:fill="auto"/>
+            <w:tcMar>
+              <w:top w:w="120" w:type="dxa"/>
+              <w:left w:w="210" w:type="dxa"/>
+              <w:bottom w:w="120" w:type="dxa"/>
+              <w:right w:w="210" w:type="dxa"/>
+            </w:tcMar>
+            <w:vAlign w:val="center"/>
+          </w:tcPr>
+          <w:p>
             <w:r>
               <w:rPr>
                 <w:lang w:val="en-US" w:eastAsia="zh-CN"/>
@@ -6024,19 +5590,16 @@
               <w:bottom w:val="single" w:color="E6E6E6" w:sz="6" w:space="0"/>
               <w:right w:val="single" w:color="E6E6E6" w:sz="6" w:space="0"/>
             </w:tcBorders>
-            <w:shd w:val="clear"/>
-            <w:tcMar>
-              <w:top w:w="120" w:type="dxa"/>
-              <w:left w:w="210" w:type="dxa"/>
-              <w:bottom w:w="120" w:type="dxa"/>
-              <w:right w:w="210" w:type="dxa"/>
-            </w:tcMar>
-            <w:vAlign w:val="center"/>
-          </w:tcPr>
-          <w:p>
-            <w:pPr>
-              <w:rPr/>
-            </w:pPr>
+            <w:shd w:val="clear" w:color="auto" w:fill="auto"/>
+            <w:tcMar>
+              <w:top w:w="120" w:type="dxa"/>
+              <w:left w:w="210" w:type="dxa"/>
+              <w:bottom w:w="120" w:type="dxa"/>
+              <w:right w:w="210" w:type="dxa"/>
+            </w:tcMar>
+            <w:vAlign w:val="center"/>
+          </w:tcPr>
+          <w:p>
             <w:r>
               <w:rPr>
                 <w:lang w:val="en-US" w:eastAsia="zh-CN"/>
@@ -6054,19 +5617,16 @@
               <w:bottom w:val="single" w:color="E6E6E6" w:sz="6" w:space="0"/>
               <w:right w:val="single" w:color="E6E6E6" w:sz="6" w:space="0"/>
             </w:tcBorders>
-            <w:shd w:val="clear"/>
-            <w:tcMar>
-              <w:top w:w="120" w:type="dxa"/>
-              <w:left w:w="210" w:type="dxa"/>
-              <w:bottom w:w="120" w:type="dxa"/>
-              <w:right w:w="210" w:type="dxa"/>
-            </w:tcMar>
-            <w:vAlign w:val="center"/>
-          </w:tcPr>
-          <w:p>
-            <w:pPr>
-              <w:rPr/>
-            </w:pPr>
+            <w:shd w:val="clear" w:color="auto" w:fill="auto"/>
+            <w:tcMar>
+              <w:top w:w="120" w:type="dxa"/>
+              <w:left w:w="210" w:type="dxa"/>
+              <w:bottom w:w="120" w:type="dxa"/>
+              <w:right w:w="210" w:type="dxa"/>
+            </w:tcMar>
+            <w:vAlign w:val="center"/>
+          </w:tcPr>
+          <w:p>
             <w:r>
               <w:rPr>
                 <w:lang w:val="en-US" w:eastAsia="zh-CN"/>
@@ -6086,6 +5646,7 @@
             <w:insideH w:val="none" w:color="auto" w:sz="0" w:space="0"/>
             <w:insideV w:val="none" w:color="auto" w:sz="0" w:space="0"/>
           </w:tblBorders>
+          <w:shd w:val="clear" w:color="auto" w:fill="auto"/>
           <w:tblCellMar>
             <w:top w:w="15" w:type="dxa"/>
             <w:left w:w="15" w:type="dxa"/>
@@ -6112,9 +5673,6 @@
             <w:vAlign w:val="center"/>
           </w:tcPr>
           <w:p>
-            <w:pPr>
-              <w:rPr/>
-            </w:pPr>
             <w:r>
               <w:rPr>
                 <w:lang w:val="en-US" w:eastAsia="zh-CN"/>
@@ -6142,9 +5700,6 @@
             <w:vAlign w:val="center"/>
           </w:tcPr>
           <w:p>
-            <w:pPr>
-              <w:rPr/>
-            </w:pPr>
             <w:r>
               <w:rPr>
                 <w:lang w:val="en-US" w:eastAsia="zh-CN"/>
@@ -6172,9 +5727,6 @@
             <w:vAlign w:val="center"/>
           </w:tcPr>
           <w:p>
-            <w:pPr>
-              <w:rPr/>
-            </w:pPr>
             <w:r>
               <w:rPr>
                 <w:lang w:val="en-US" w:eastAsia="zh-CN"/>
@@ -6194,6 +5746,7 @@
             <w:insideH w:val="none" w:color="auto" w:sz="0" w:space="0"/>
             <w:insideV w:val="none" w:color="auto" w:sz="0" w:space="0"/>
           </w:tblBorders>
+          <w:shd w:val="clear" w:color="auto" w:fill="auto"/>
           <w:tblCellMar>
             <w:top w:w="15" w:type="dxa"/>
             <w:left w:w="15" w:type="dxa"/>
@@ -6210,7 +5763,34 @@
               <w:bottom w:val="single" w:color="E6E6E6" w:sz="6" w:space="0"/>
               <w:right w:val="single" w:color="E6E6E6" w:sz="6" w:space="0"/>
             </w:tcBorders>
-            <w:shd w:val="clear"/>
+            <w:shd w:val="clear" w:color="auto" w:fill="auto"/>
+            <w:tcMar>
+              <w:top w:w="120" w:type="dxa"/>
+              <w:left w:w="210" w:type="dxa"/>
+              <w:bottom w:w="120" w:type="dxa"/>
+              <w:right w:w="210" w:type="dxa"/>
+            </w:tcMar>
+            <w:vAlign w:val="center"/>
+          </w:tcPr>
+          <w:p>
+            <w:r>
+              <w:rPr>
+                <w:lang w:val="en-US" w:eastAsia="zh-CN"/>
+              </w:rPr>
+              <w:t>ORGAN_POST_ALL</w:t>
+            </w:r>
+          </w:p>
+        </w:tc>
+        <w:tc>
+          <w:tcPr>
+            <w:tcW w:w="0" w:type="auto"/>
+            <w:tcBorders>
+              <w:top w:val="single" w:color="E6E6E6" w:sz="6" w:space="0"/>
+              <w:left w:val="single" w:color="E6E6E6" w:sz="6" w:space="0"/>
+              <w:bottom w:val="single" w:color="E6E6E6" w:sz="6" w:space="0"/>
+              <w:right w:val="single" w:color="E6E6E6" w:sz="6" w:space="0"/>
+            </w:tcBorders>
+            <w:shd w:val="clear" w:color="auto" w:fill="auto"/>
             <w:tcMar>
               <w:top w:w="120" w:type="dxa"/>
               <w:left w:w="210" w:type="dxa"/>
@@ -6221,64 +5801,31 @@
           </w:tcPr>
           <w:p>
             <w:pPr>
-              <w:rPr/>
+              <w:rPr>
+                <w:rFonts w:hint="eastAsia"/>
+              </w:rPr>
             </w:pPr>
-            <w:r>
-              <w:rPr>
-                <w:lang w:val="en-US" w:eastAsia="zh-CN"/>
-              </w:rPr>
-              <w:t>ORGAN_POST_ALL</w:t>
-            </w:r>
-          </w:p>
-        </w:tc>
-        <w:tc>
-          <w:tcPr>
-            <w:tcW w:w="0" w:type="auto"/>
-            <w:tcBorders>
-              <w:top w:val="single" w:color="E6E6E6" w:sz="6" w:space="0"/>
-              <w:left w:val="single" w:color="E6E6E6" w:sz="6" w:space="0"/>
-              <w:bottom w:val="single" w:color="E6E6E6" w:sz="6" w:space="0"/>
-              <w:right w:val="single" w:color="E6E6E6" w:sz="6" w:space="0"/>
-            </w:tcBorders>
-            <w:shd w:val="clear"/>
-            <w:tcMar>
-              <w:top w:w="120" w:type="dxa"/>
-              <w:left w:w="210" w:type="dxa"/>
-              <w:bottom w:w="120" w:type="dxa"/>
-              <w:right w:w="210" w:type="dxa"/>
-            </w:tcMar>
-            <w:vAlign w:val="center"/>
-          </w:tcPr>
-          <w:p>
-            <w:pPr>
-              <w:rPr>
-                <w:rFonts w:hint="eastAsia"/>
-              </w:rPr>
-            </w:pPr>
-          </w:p>
-        </w:tc>
-        <w:tc>
-          <w:tcPr>
-            <w:tcW w:w="0" w:type="auto"/>
-            <w:tcBorders>
-              <w:top w:val="single" w:color="E6E6E6" w:sz="6" w:space="0"/>
-              <w:left w:val="single" w:color="E6E6E6" w:sz="6" w:space="0"/>
-              <w:bottom w:val="single" w:color="E6E6E6" w:sz="6" w:space="0"/>
-              <w:right w:val="single" w:color="E6E6E6" w:sz="6" w:space="0"/>
-            </w:tcBorders>
-            <w:shd w:val="clear"/>
-            <w:tcMar>
-              <w:top w:w="120" w:type="dxa"/>
-              <w:left w:w="210" w:type="dxa"/>
-              <w:bottom w:w="120" w:type="dxa"/>
-              <w:right w:w="210" w:type="dxa"/>
-            </w:tcMar>
-            <w:vAlign w:val="center"/>
-          </w:tcPr>
-          <w:p>
-            <w:pPr>
-              <w:rPr/>
-            </w:pPr>
+          </w:p>
+        </w:tc>
+        <w:tc>
+          <w:tcPr>
+            <w:tcW w:w="0" w:type="auto"/>
+            <w:tcBorders>
+              <w:top w:val="single" w:color="E6E6E6" w:sz="6" w:space="0"/>
+              <w:left w:val="single" w:color="E6E6E6" w:sz="6" w:space="0"/>
+              <w:bottom w:val="single" w:color="E6E6E6" w:sz="6" w:space="0"/>
+              <w:right w:val="single" w:color="E6E6E6" w:sz="6" w:space="0"/>
+            </w:tcBorders>
+            <w:shd w:val="clear" w:color="auto" w:fill="auto"/>
+            <w:tcMar>
+              <w:top w:w="120" w:type="dxa"/>
+              <w:left w:w="210" w:type="dxa"/>
+              <w:bottom w:w="120" w:type="dxa"/>
+              <w:right w:w="210" w:type="dxa"/>
+            </w:tcMar>
+            <w:vAlign w:val="center"/>
+          </w:tcPr>
+          <w:p>
             <w:r>
               <w:rPr>
                 <w:lang w:val="en-US" w:eastAsia="zh-CN"/>
@@ -6748,7 +6295,7 @@
     <w:lsdException w:qFormat="1" w:unhideWhenUsed="0" w:uiPriority="0" w:semiHidden="0" w:name="Title"/>
     <w:lsdException w:unhideWhenUsed="0" w:uiPriority="0" w:semiHidden="0" w:name="Closing"/>
     <w:lsdException w:unhideWhenUsed="0" w:uiPriority="0" w:semiHidden="0" w:name="Signature"/>
-    <w:lsdException w:unhideWhenUsed="0" w:uiPriority="0" w:name="Default Paragraph Font"/>
+    <w:lsdException w:qFormat="1" w:unhideWhenUsed="0" w:uiPriority="0" w:name="Default Paragraph Font"/>
     <w:lsdException w:unhideWhenUsed="0" w:uiPriority="0" w:semiHidden="0" w:name="Body Text"/>
     <w:lsdException w:unhideWhenUsed="0" w:uiPriority="0" w:semiHidden="0" w:name="Body Text Indent"/>
     <w:lsdException w:unhideWhenUsed="0" w:uiPriority="0" w:semiHidden="0" w:name="List Continue"/>
@@ -6775,14 +6322,14 @@
     <w:lsdException w:unhideWhenUsed="0" w:uiPriority="0" w:semiHidden="0" w:name="Document Map"/>
     <w:lsdException w:unhideWhenUsed="0" w:uiPriority="0" w:semiHidden="0" w:name="Plain Text"/>
     <w:lsdException w:unhideWhenUsed="0" w:uiPriority="0" w:semiHidden="0" w:name="E-mail Signature"/>
-    <w:lsdException w:unhideWhenUsed="0" w:uiPriority="0" w:semiHidden="0" w:name="Normal (Web)"/>
+    <w:lsdException w:qFormat="1" w:unhideWhenUsed="0" w:uiPriority="0" w:semiHidden="0" w:name="Normal (Web)"/>
     <w:lsdException w:unhideWhenUsed="0" w:uiPriority="0" w:semiHidden="0" w:name="HTML Acronym"/>
     <w:lsdException w:unhideWhenUsed="0" w:uiPriority="0" w:semiHidden="0" w:name="HTML Address"/>
     <w:lsdException w:unhideWhenUsed="0" w:uiPriority="0" w:semiHidden="0" w:name="HTML Cite"/>
     <w:lsdException w:unhideWhenUsed="0" w:uiPriority="0" w:semiHidden="0" w:name="HTML Code"/>
     <w:lsdException w:unhideWhenUsed="0" w:uiPriority="0" w:semiHidden="0" w:name="HTML Definition"/>
     <w:lsdException w:unhideWhenUsed="0" w:uiPriority="0" w:semiHidden="0" w:name="HTML Keyboard"/>
-    <w:lsdException w:unhideWhenUsed="0" w:uiPriority="0" w:semiHidden="0" w:name="HTML Preformatted"/>
+    <w:lsdException w:qFormat="1" w:unhideWhenUsed="0" w:uiPriority="0" w:semiHidden="0" w:name="HTML Preformatted"/>
     <w:lsdException w:unhideWhenUsed="0" w:uiPriority="0" w:semiHidden="0" w:name="HTML Sample"/>
     <w:lsdException w:unhideWhenUsed="0" w:uiPriority="0" w:semiHidden="0" w:name="HTML Typewriter"/>
     <w:lsdException w:unhideWhenUsed="0" w:uiPriority="0" w:semiHidden="0" w:name="HTML Variable"/>
@@ -6973,6 +6520,7 @@
   <w:style w:type="character" w:default="1" w:styleId="6">
     <w:name w:val="Default Paragraph Font"/>
     <w:semiHidden/>
+    <w:qFormat/>
     <w:uiPriority w:val="0"/>
   </w:style>
   <w:style w:type="table" w:default="1" w:styleId="5">
@@ -6992,6 +6540,7 @@
   <w:style w:type="paragraph" w:styleId="3">
     <w:name w:val="HTML Preformatted"/>
     <w:basedOn w:val="1"/>
+    <w:qFormat/>
     <w:uiPriority w:val="0"/>
     <w:pPr>
       <w:tabs>
@@ -7025,6 +6574,7 @@
   <w:style w:type="paragraph" w:styleId="4">
     <w:name w:val="Normal (Web)"/>
     <w:basedOn w:val="1"/>
+    <w:qFormat/>
     <w:uiPriority w:val="0"/>
     <w:pPr>
       <w:spacing w:before="0" w:beforeAutospacing="1" w:after="0" w:afterAutospacing="1"/>
